--- a/문장별_해설/2부_14화_Samstags_in_der_Mieterberatung_해설.docx
+++ b/문장별_해설/2부_14화_Samstags_in_der_Mieterberatung_해설.docx
@@ -26,7 +26,7 @@
           <w:color w:val="595959"/>
           <w:sz w:val="20"/>
         </w:rPr>
-        <w:t>대화문 79턴 — 문장별 주요 단어 · 문법 · 표현 · 시제 해설</w:t>
+        <w:t>대화문 99턴 — 문장별 주요 단어 · 문법 · 표현 · 시제 해설</w:t>
       </w:r>
     </w:p>
     <w:p>
@@ -19816,7 +19816,6127 @@
           <w:i w:val="0"/>
           <w:sz w:val="22"/>
         </w:rPr>
-        <w:t>66. Jonas: Der Nachmittag vergeht schnell. Am Ende liegen drei Widersprüche und ein Antrag auf Belegeinsicht auf meinem Klapptisch.</w:t>
+        <w:t>66. Frau Weber: Entschuldigung, junger Mann. Ich habe einen Brief bekommen, den ich nicht verstehe. Darf ich ihn Ihnen zeigen?</w:t>
+      </w:r>
+    </w:p>
+    <w:p>
+      <w:pPr>
+        <w:keepNext/>
+        <w:ind w:left="340"/>
+      </w:pPr>
+      <w:r>
+        <w:rPr>
+          <w:rFonts w:ascii="Malgun Gothic" w:hAnsi="Malgun Gothic" w:cs="Malgun Gothic" w:eastAsia="Malgun Gothic"/>
+          <w:b w:val="0"/>
+          <w:i/>
+          <w:color w:val="404040"/>
+          <w:sz w:val="20"/>
+        </w:rPr>
+        <w:t>실례합니다, 젊은이. 이해할 수 없는 편지를 받았어요. 보여 드려도 될까요?</w:t>
+      </w:r>
+    </w:p>
+    <w:tbl>
+      <w:tblPr>
+        <w:tblW w:type="auto" w:w="0"/>
+        <w:tblLayout w:type="fixed"/>
+        <w:tblLook w:firstColumn="1" w:firstRow="1" w:lastColumn="0" w:lastRow="0" w:noHBand="0" w:noVBand="1" w:val="04A0"/>
+      </w:tblPr>
+      <w:tblGrid>
+        <w:gridCol w:w="4819"/>
+        <w:gridCol w:w="4819"/>
+      </w:tblGrid>
+      <w:tr>
+        <w:tc>
+          <w:tcPr>
+            <w:tcW w:type="dxa" w:w="1500"/>
+            <w:tcBorders>
+              <w:top w:val="single" w:color="BFBFBF" w:sz="4"/>
+              <w:left w:val="single" w:color="BFBFBF" w:sz="4"/>
+              <w:bottom w:val="single" w:color="BFBFBF" w:sz="4"/>
+              <w:right w:val="single" w:color="BFBFBF" w:sz="4"/>
+            </w:tcBorders>
+            <w:shd w:fill="DEEAF6" w:color="auto" w:val="clear"/>
+          </w:tcPr>
+          <w:p>
+            <w:r>
+              <w:rPr>
+                <w:rFonts w:ascii="Malgun Gothic" w:hAnsi="Malgun Gothic" w:cs="Malgun Gothic" w:eastAsia="Malgun Gothic"/>
+                <w:b/>
+                <w:i w:val="0"/>
+                <w:color w:val="1F3864"/>
+                <w:sz w:val="20"/>
+              </w:rPr>
+              <w:t>주요 단어</w:t>
+            </w:r>
+          </w:p>
+        </w:tc>
+        <w:tc>
+          <w:tcPr>
+            <w:tcW w:type="dxa" w:w="8138"/>
+            <w:tcBorders>
+              <w:top w:val="single" w:color="BFBFBF" w:sz="4"/>
+              <w:left w:val="single" w:color="BFBFBF" w:sz="4"/>
+              <w:bottom w:val="single" w:color="BFBFBF" w:sz="4"/>
+              <w:right w:val="single" w:color="BFBFBF" w:sz="4"/>
+            </w:tcBorders>
+          </w:tcPr>
+          <w:p>
+            <w:pPr>
+              <w:spacing w:after="40"/>
+            </w:pPr>
+            <w:r>
+              <w:rPr>
+                <w:rFonts w:ascii="Arial" w:hAnsi="Arial" w:cs="Arial" w:eastAsia="Malgun Gothic"/>
+                <w:b/>
+                <w:i w:val="0"/>
+                <w:sz w:val="20"/>
+              </w:rPr>
+              <w:t>verstehen</w:t>
+            </w:r>
+            <w:r>
+              <w:rPr>
+                <w:rFonts w:ascii="Malgun Gothic" w:hAnsi="Malgun Gothic" w:cs="Malgun Gothic" w:eastAsia="Malgun Gothic"/>
+                <w:b w:val="0"/>
+                <w:i w:val="0"/>
+                <w:sz w:val="20"/>
+              </w:rPr>
+              <w:t xml:space="preserve">  —  이해하다</w:t>
+            </w:r>
+          </w:p>
+          <w:p>
+            <w:pPr>
+              <w:spacing w:after="40"/>
+            </w:pPr>
+            <w:r>
+              <w:rPr>
+                <w:rFonts w:ascii="Arial" w:hAnsi="Arial" w:cs="Arial" w:eastAsia="Malgun Gothic"/>
+                <w:b/>
+                <w:i w:val="0"/>
+                <w:sz w:val="20"/>
+              </w:rPr>
+              <w:t>zeigen</w:t>
+            </w:r>
+            <w:r>
+              <w:rPr>
+                <w:rFonts w:ascii="Malgun Gothic" w:hAnsi="Malgun Gothic" w:cs="Malgun Gothic" w:eastAsia="Malgun Gothic"/>
+                <w:b w:val="0"/>
+                <w:i w:val="0"/>
+                <w:sz w:val="20"/>
+              </w:rPr>
+              <w:t xml:space="preserve">  —  보여 주다</w:t>
+            </w:r>
+          </w:p>
+          <w:p>
+            <w:pPr>
+              <w:spacing w:after="40"/>
+            </w:pPr>
+            <w:r>
+              <w:rPr>
+                <w:rFonts w:ascii="Arial" w:hAnsi="Arial" w:cs="Arial" w:eastAsia="Malgun Gothic"/>
+                <w:b/>
+                <w:i w:val="0"/>
+                <w:sz w:val="20"/>
+              </w:rPr>
+              <w:t>der Brief, -e</w:t>
+            </w:r>
+            <w:r>
+              <w:rPr>
+                <w:rFonts w:ascii="Malgun Gothic" w:hAnsi="Malgun Gothic" w:cs="Malgun Gothic" w:eastAsia="Malgun Gothic"/>
+                <w:b w:val="0"/>
+                <w:i w:val="0"/>
+                <w:sz w:val="20"/>
+              </w:rPr>
+              <w:t xml:space="preserve">  —  편지</w:t>
+            </w:r>
+          </w:p>
+        </w:tc>
+      </w:tr>
+      <w:tr>
+        <w:tc>
+          <w:tcPr>
+            <w:tcW w:type="dxa" w:w="1500"/>
+            <w:tcBorders>
+              <w:top w:val="single" w:color="BFBFBF" w:sz="4"/>
+              <w:left w:val="single" w:color="BFBFBF" w:sz="4"/>
+              <w:bottom w:val="single" w:color="BFBFBF" w:sz="4"/>
+              <w:right w:val="single" w:color="BFBFBF" w:sz="4"/>
+            </w:tcBorders>
+            <w:shd w:fill="DEEAF6" w:color="auto" w:val="clear"/>
+          </w:tcPr>
+          <w:p>
+            <w:r>
+              <w:rPr>
+                <w:rFonts w:ascii="Malgun Gothic" w:hAnsi="Malgun Gothic" w:cs="Malgun Gothic" w:eastAsia="Malgun Gothic"/>
+                <w:b/>
+                <w:i w:val="0"/>
+                <w:color w:val="1F3864"/>
+                <w:sz w:val="20"/>
+              </w:rPr>
+              <w:t>문법</w:t>
+            </w:r>
+          </w:p>
+        </w:tc>
+        <w:tc>
+          <w:tcPr>
+            <w:tcW w:type="dxa" w:w="8138"/>
+            <w:tcBorders>
+              <w:top w:val="single" w:color="BFBFBF" w:sz="4"/>
+              <w:left w:val="single" w:color="BFBFBF" w:sz="4"/>
+              <w:bottom w:val="single" w:color="BFBFBF" w:sz="4"/>
+              <w:right w:val="single" w:color="BFBFBF" w:sz="4"/>
+            </w:tcBorders>
+          </w:tcPr>
+          <w:p>
+            <w:pPr>
+              <w:spacing w:after="40"/>
+            </w:pPr>
+            <w:r>
+              <w:rPr>
+                <w:rFonts w:ascii="Malgun Gothic" w:hAnsi="Malgun Gothic" w:cs="Malgun Gothic" w:eastAsia="Malgun Gothic"/>
+                <w:b w:val="0"/>
+                <w:i w:val="0"/>
+                <w:sz w:val="20"/>
+              </w:rPr>
+              <w:t>den ich nicht verstehe는 관계절이라 동사 verstehe가 끝에 옵니다. Darf ich ...?는 허락을 구하는 정중한 의문문입니다.</w:t>
+            </w:r>
+          </w:p>
+        </w:tc>
+      </w:tr>
+      <w:tr>
+        <w:tc>
+          <w:tcPr>
+            <w:tcW w:type="dxa" w:w="1500"/>
+            <w:tcBorders>
+              <w:top w:val="single" w:color="BFBFBF" w:sz="4"/>
+              <w:left w:val="single" w:color="BFBFBF" w:sz="4"/>
+              <w:bottom w:val="single" w:color="BFBFBF" w:sz="4"/>
+              <w:right w:val="single" w:color="BFBFBF" w:sz="4"/>
+            </w:tcBorders>
+            <w:shd w:fill="DEEAF6" w:color="auto" w:val="clear"/>
+          </w:tcPr>
+          <w:p>
+            <w:r>
+              <w:rPr>
+                <w:rFonts w:ascii="Malgun Gothic" w:hAnsi="Malgun Gothic" w:cs="Malgun Gothic" w:eastAsia="Malgun Gothic"/>
+                <w:b/>
+                <w:i w:val="0"/>
+                <w:color w:val="1F3864"/>
+                <w:sz w:val="20"/>
+              </w:rPr>
+              <w:t>표현</w:t>
+            </w:r>
+          </w:p>
+        </w:tc>
+        <w:tc>
+          <w:tcPr>
+            <w:tcW w:type="dxa" w:w="8138"/>
+            <w:tcBorders>
+              <w:top w:val="single" w:color="BFBFBF" w:sz="4"/>
+              <w:left w:val="single" w:color="BFBFBF" w:sz="4"/>
+              <w:bottom w:val="single" w:color="BFBFBF" w:sz="4"/>
+              <w:right w:val="single" w:color="BFBFBF" w:sz="4"/>
+            </w:tcBorders>
+          </w:tcPr>
+          <w:p>
+            <w:pPr>
+              <w:spacing w:after="40"/>
+            </w:pPr>
+            <w:r>
+              <w:rPr>
+                <w:rFonts w:ascii="Malgun Gothic" w:hAnsi="Malgun Gothic" w:cs="Malgun Gothic" w:eastAsia="Malgun Gothic"/>
+                <w:b w:val="0"/>
+                <w:i w:val="0"/>
+                <w:sz w:val="20"/>
+              </w:rPr>
+              <w:t>Entschuldigung은 말을 걸 때 쓰는 인사말입니다.</w:t>
+            </w:r>
+          </w:p>
+        </w:tc>
+      </w:tr>
+      <w:tr>
+        <w:tc>
+          <w:tcPr>
+            <w:tcW w:type="dxa" w:w="1500"/>
+            <w:tcBorders>
+              <w:top w:val="single" w:color="BFBFBF" w:sz="4"/>
+              <w:left w:val="single" w:color="BFBFBF" w:sz="4"/>
+              <w:bottom w:val="single" w:color="BFBFBF" w:sz="4"/>
+              <w:right w:val="single" w:color="BFBFBF" w:sz="4"/>
+            </w:tcBorders>
+            <w:shd w:fill="DEEAF6" w:color="auto" w:val="clear"/>
+          </w:tcPr>
+          <w:p>
+            <w:r>
+              <w:rPr>
+                <w:rFonts w:ascii="Malgun Gothic" w:hAnsi="Malgun Gothic" w:cs="Malgun Gothic" w:eastAsia="Malgun Gothic"/>
+                <w:b/>
+                <w:i w:val="0"/>
+                <w:color w:val="1F3864"/>
+                <w:sz w:val="20"/>
+              </w:rPr>
+              <w:t>시제</w:t>
+            </w:r>
+          </w:p>
+        </w:tc>
+        <w:tc>
+          <w:tcPr>
+            <w:tcW w:type="dxa" w:w="8138"/>
+            <w:tcBorders>
+              <w:top w:val="single" w:color="BFBFBF" w:sz="4"/>
+              <w:left w:val="single" w:color="BFBFBF" w:sz="4"/>
+              <w:bottom w:val="single" w:color="BFBFBF" w:sz="4"/>
+              <w:right w:val="single" w:color="BFBFBF" w:sz="4"/>
+            </w:tcBorders>
+          </w:tcPr>
+          <w:p>
+            <w:pPr>
+              <w:spacing w:after="40"/>
+            </w:pPr>
+            <w:r>
+              <w:rPr>
+                <w:rFonts w:ascii="Malgun Gothic" w:hAnsi="Malgun Gothic" w:cs="Malgun Gothic" w:eastAsia="Malgun Gothic"/>
+                <w:b w:val="0"/>
+                <w:i w:val="0"/>
+                <w:sz w:val="20"/>
+              </w:rPr>
+              <w:t>habe ... bekommen은 현재완료이고 verstehe, darf는 현재형입니다.</w:t>
+            </w:r>
+          </w:p>
+        </w:tc>
+      </w:tr>
+    </w:tbl>
+    <w:p>
+      <w:pPr>
+        <w:spacing w:after="0"/>
+      </w:pPr>
+    </w:p>
+    <w:p>
+      <w:pPr>
+        <w:keepNext/>
+        <w:spacing w:before="160"/>
+      </w:pPr>
+      <w:r>
+        <w:rPr>
+          <w:rFonts w:ascii="Arial" w:hAnsi="Arial" w:cs="Arial" w:eastAsia="Malgun Gothic"/>
+          <w:b/>
+          <w:i w:val="0"/>
+          <w:sz w:val="22"/>
+        </w:rPr>
+        <w:t>67. Jonas: Natürlich, Frau Weber. Setzen Sie sich bitte. Ich lese ihn laut vor, dann gehen wir ihn Satz für Satz durch.</w:t>
+      </w:r>
+    </w:p>
+    <w:p>
+      <w:pPr>
+        <w:keepNext/>
+        <w:ind w:left="340"/>
+      </w:pPr>
+      <w:r>
+        <w:rPr>
+          <w:rFonts w:ascii="Malgun Gothic" w:hAnsi="Malgun Gothic" w:cs="Malgun Gothic" w:eastAsia="Malgun Gothic"/>
+          <w:b w:val="0"/>
+          <w:i/>
+          <w:color w:val="404040"/>
+          <w:sz w:val="20"/>
+        </w:rPr>
+        <w:t>물론이죠, 베버 부인. 앉으세요. 소리 내어 읽고 문장 하나씩 함께 살펴보겠습니다.</w:t>
+      </w:r>
+    </w:p>
+    <w:tbl>
+      <w:tblPr>
+        <w:tblW w:type="auto" w:w="0"/>
+        <w:tblLayout w:type="fixed"/>
+        <w:tblLook w:firstColumn="1" w:firstRow="1" w:lastColumn="0" w:lastRow="0" w:noHBand="0" w:noVBand="1" w:val="04A0"/>
+      </w:tblPr>
+      <w:tblGrid>
+        <w:gridCol w:w="4819"/>
+        <w:gridCol w:w="4819"/>
+      </w:tblGrid>
+      <w:tr>
+        <w:tc>
+          <w:tcPr>
+            <w:tcW w:type="dxa" w:w="1500"/>
+            <w:tcBorders>
+              <w:top w:val="single" w:color="BFBFBF" w:sz="4"/>
+              <w:left w:val="single" w:color="BFBFBF" w:sz="4"/>
+              <w:bottom w:val="single" w:color="BFBFBF" w:sz="4"/>
+              <w:right w:val="single" w:color="BFBFBF" w:sz="4"/>
+            </w:tcBorders>
+            <w:shd w:fill="DEEAF6" w:color="auto" w:val="clear"/>
+          </w:tcPr>
+          <w:p>
+            <w:r>
+              <w:rPr>
+                <w:rFonts w:ascii="Malgun Gothic" w:hAnsi="Malgun Gothic" w:cs="Malgun Gothic" w:eastAsia="Malgun Gothic"/>
+                <w:b/>
+                <w:i w:val="0"/>
+                <w:color w:val="1F3864"/>
+                <w:sz w:val="20"/>
+              </w:rPr>
+              <w:t>주요 단어</w:t>
+            </w:r>
+          </w:p>
+        </w:tc>
+        <w:tc>
+          <w:tcPr>
+            <w:tcW w:type="dxa" w:w="8138"/>
+            <w:tcBorders>
+              <w:top w:val="single" w:color="BFBFBF" w:sz="4"/>
+              <w:left w:val="single" w:color="BFBFBF" w:sz="4"/>
+              <w:bottom w:val="single" w:color="BFBFBF" w:sz="4"/>
+              <w:right w:val="single" w:color="BFBFBF" w:sz="4"/>
+            </w:tcBorders>
+          </w:tcPr>
+          <w:p>
+            <w:pPr>
+              <w:spacing w:after="40"/>
+            </w:pPr>
+            <w:r>
+              <w:rPr>
+                <w:rFonts w:ascii="Arial" w:hAnsi="Arial" w:cs="Arial" w:eastAsia="Malgun Gothic"/>
+                <w:b/>
+                <w:i w:val="0"/>
+                <w:sz w:val="20"/>
+              </w:rPr>
+              <w:t>vorlesen</w:t>
+            </w:r>
+            <w:r>
+              <w:rPr>
+                <w:rFonts w:ascii="Malgun Gothic" w:hAnsi="Malgun Gothic" w:cs="Malgun Gothic" w:eastAsia="Malgun Gothic"/>
+                <w:b w:val="0"/>
+                <w:i w:val="0"/>
+                <w:sz w:val="20"/>
+              </w:rPr>
+              <w:t xml:space="preserve">  —  소리 내어 읽다</w:t>
+            </w:r>
+          </w:p>
+          <w:p>
+            <w:pPr>
+              <w:spacing w:after="40"/>
+            </w:pPr>
+            <w:r>
+              <w:rPr>
+                <w:rFonts w:ascii="Arial" w:hAnsi="Arial" w:cs="Arial" w:eastAsia="Malgun Gothic"/>
+                <w:b/>
+                <w:i w:val="0"/>
+                <w:sz w:val="20"/>
+              </w:rPr>
+              <w:t>durchgehen</w:t>
+            </w:r>
+            <w:r>
+              <w:rPr>
+                <w:rFonts w:ascii="Malgun Gothic" w:hAnsi="Malgun Gothic" w:cs="Malgun Gothic" w:eastAsia="Malgun Gothic"/>
+                <w:b w:val="0"/>
+                <w:i w:val="0"/>
+                <w:sz w:val="20"/>
+              </w:rPr>
+              <w:t xml:space="preserve">  —  차례로 살펴보다</w:t>
+            </w:r>
+          </w:p>
+          <w:p>
+            <w:pPr>
+              <w:spacing w:after="40"/>
+            </w:pPr>
+            <w:r>
+              <w:rPr>
+                <w:rFonts w:ascii="Arial" w:hAnsi="Arial" w:cs="Arial" w:eastAsia="Malgun Gothic"/>
+                <w:b/>
+                <w:i w:val="0"/>
+                <w:sz w:val="20"/>
+              </w:rPr>
+              <w:t>Satz für Satz</w:t>
+            </w:r>
+            <w:r>
+              <w:rPr>
+                <w:rFonts w:ascii="Malgun Gothic" w:hAnsi="Malgun Gothic" w:cs="Malgun Gothic" w:eastAsia="Malgun Gothic"/>
+                <w:b w:val="0"/>
+                <w:i w:val="0"/>
+                <w:sz w:val="20"/>
+              </w:rPr>
+              <w:t xml:space="preserve">  —  한 문장씩</w:t>
+            </w:r>
+          </w:p>
+        </w:tc>
+      </w:tr>
+      <w:tr>
+        <w:tc>
+          <w:tcPr>
+            <w:tcW w:type="dxa" w:w="1500"/>
+            <w:tcBorders>
+              <w:top w:val="single" w:color="BFBFBF" w:sz="4"/>
+              <w:left w:val="single" w:color="BFBFBF" w:sz="4"/>
+              <w:bottom w:val="single" w:color="BFBFBF" w:sz="4"/>
+              <w:right w:val="single" w:color="BFBFBF" w:sz="4"/>
+            </w:tcBorders>
+            <w:shd w:fill="DEEAF6" w:color="auto" w:val="clear"/>
+          </w:tcPr>
+          <w:p>
+            <w:r>
+              <w:rPr>
+                <w:rFonts w:ascii="Malgun Gothic" w:hAnsi="Malgun Gothic" w:cs="Malgun Gothic" w:eastAsia="Malgun Gothic"/>
+                <w:b/>
+                <w:i w:val="0"/>
+                <w:color w:val="1F3864"/>
+                <w:sz w:val="20"/>
+              </w:rPr>
+              <w:t>문법</w:t>
+            </w:r>
+          </w:p>
+        </w:tc>
+        <w:tc>
+          <w:tcPr>
+            <w:tcW w:type="dxa" w:w="8138"/>
+            <w:tcBorders>
+              <w:top w:val="single" w:color="BFBFBF" w:sz="4"/>
+              <w:left w:val="single" w:color="BFBFBF" w:sz="4"/>
+              <w:bottom w:val="single" w:color="BFBFBF" w:sz="4"/>
+              <w:right w:val="single" w:color="BFBFBF" w:sz="4"/>
+            </w:tcBorders>
+          </w:tcPr>
+          <w:p>
+            <w:pPr>
+              <w:spacing w:after="40"/>
+            </w:pPr>
+            <w:r>
+              <w:rPr>
+                <w:rFonts w:ascii="Malgun Gothic" w:hAnsi="Malgun Gothic" w:cs="Malgun Gothic" w:eastAsia="Malgun Gothic"/>
+                <w:b w:val="0"/>
+                <w:i w:val="0"/>
+                <w:sz w:val="20"/>
+              </w:rPr>
+              <w:t>Setzen Sie sich는 존칭 명령형이고 lese ... vor, gehen ... durch는 분리동사입니다.</w:t>
+            </w:r>
+          </w:p>
+        </w:tc>
+      </w:tr>
+      <w:tr>
+        <w:tc>
+          <w:tcPr>
+            <w:tcW w:type="dxa" w:w="1500"/>
+            <w:tcBorders>
+              <w:top w:val="single" w:color="BFBFBF" w:sz="4"/>
+              <w:left w:val="single" w:color="BFBFBF" w:sz="4"/>
+              <w:bottom w:val="single" w:color="BFBFBF" w:sz="4"/>
+              <w:right w:val="single" w:color="BFBFBF" w:sz="4"/>
+            </w:tcBorders>
+            <w:shd w:fill="DEEAF6" w:color="auto" w:val="clear"/>
+          </w:tcPr>
+          <w:p>
+            <w:r>
+              <w:rPr>
+                <w:rFonts w:ascii="Malgun Gothic" w:hAnsi="Malgun Gothic" w:cs="Malgun Gothic" w:eastAsia="Malgun Gothic"/>
+                <w:b/>
+                <w:i w:val="0"/>
+                <w:color w:val="1F3864"/>
+                <w:sz w:val="20"/>
+              </w:rPr>
+              <w:t>표현</w:t>
+            </w:r>
+          </w:p>
+        </w:tc>
+        <w:tc>
+          <w:tcPr>
+            <w:tcW w:type="dxa" w:w="8138"/>
+            <w:tcBorders>
+              <w:top w:val="single" w:color="BFBFBF" w:sz="4"/>
+              <w:left w:val="single" w:color="BFBFBF" w:sz="4"/>
+              <w:bottom w:val="single" w:color="BFBFBF" w:sz="4"/>
+              <w:right w:val="single" w:color="BFBFBF" w:sz="4"/>
+            </w:tcBorders>
+          </w:tcPr>
+          <w:p>
+            <w:pPr>
+              <w:spacing w:after="40"/>
+            </w:pPr>
+            <w:r>
+              <w:rPr>
+                <w:rFonts w:ascii="Malgun Gothic" w:hAnsi="Malgun Gothic" w:cs="Malgun Gothic" w:eastAsia="Malgun Gothic"/>
+                <w:b w:val="0"/>
+                <w:i w:val="0"/>
+                <w:sz w:val="20"/>
+              </w:rPr>
+              <w:t>Satz für Satz처럼 für로 반복을 나타내는 표현이 있습니다.</w:t>
+            </w:r>
+          </w:p>
+        </w:tc>
+      </w:tr>
+      <w:tr>
+        <w:tc>
+          <w:tcPr>
+            <w:tcW w:type="dxa" w:w="1500"/>
+            <w:tcBorders>
+              <w:top w:val="single" w:color="BFBFBF" w:sz="4"/>
+              <w:left w:val="single" w:color="BFBFBF" w:sz="4"/>
+              <w:bottom w:val="single" w:color="BFBFBF" w:sz="4"/>
+              <w:right w:val="single" w:color="BFBFBF" w:sz="4"/>
+            </w:tcBorders>
+            <w:shd w:fill="DEEAF6" w:color="auto" w:val="clear"/>
+          </w:tcPr>
+          <w:p>
+            <w:r>
+              <w:rPr>
+                <w:rFonts w:ascii="Malgun Gothic" w:hAnsi="Malgun Gothic" w:cs="Malgun Gothic" w:eastAsia="Malgun Gothic"/>
+                <w:b/>
+                <w:i w:val="0"/>
+                <w:color w:val="1F3864"/>
+                <w:sz w:val="20"/>
+              </w:rPr>
+              <w:t>시제</w:t>
+            </w:r>
+          </w:p>
+        </w:tc>
+        <w:tc>
+          <w:tcPr>
+            <w:tcW w:type="dxa" w:w="8138"/>
+            <w:tcBorders>
+              <w:top w:val="single" w:color="BFBFBF" w:sz="4"/>
+              <w:left w:val="single" w:color="BFBFBF" w:sz="4"/>
+              <w:bottom w:val="single" w:color="BFBFBF" w:sz="4"/>
+              <w:right w:val="single" w:color="BFBFBF" w:sz="4"/>
+            </w:tcBorders>
+          </w:tcPr>
+          <w:p>
+            <w:pPr>
+              <w:spacing w:after="40"/>
+            </w:pPr>
+            <w:r>
+              <w:rPr>
+                <w:rFonts w:ascii="Malgun Gothic" w:hAnsi="Malgun Gothic" w:cs="Malgun Gothic" w:eastAsia="Malgun Gothic"/>
+                <w:b w:val="0"/>
+                <w:i w:val="0"/>
+                <w:sz w:val="20"/>
+              </w:rPr>
+              <w:t>모두 현재형으로 지금 할 일을 말합니다.</w:t>
+            </w:r>
+          </w:p>
+        </w:tc>
+      </w:tr>
+    </w:tbl>
+    <w:p>
+      <w:pPr>
+        <w:spacing w:after="0"/>
+      </w:pPr>
+    </w:p>
+    <w:p>
+      <w:pPr>
+        <w:keepNext/>
+        <w:spacing w:before="160"/>
+      </w:pPr>
+      <w:r>
+        <w:rPr>
+          <w:rFonts w:ascii="Arial" w:hAnsi="Arial" w:cs="Arial" w:eastAsia="Malgun Gothic"/>
+          <w:b/>
+          <w:i w:val="0"/>
+          <w:sz w:val="22"/>
+        </w:rPr>
+        <w:t>68. Frau Weber: Mein Vermieter schreibt, er brauche die Wohnung für seinen Neffen. Ich wohne dort seit neunundzwanzig Jahren.</w:t>
+      </w:r>
+    </w:p>
+    <w:p>
+      <w:pPr>
+        <w:keepNext/>
+        <w:ind w:left="340"/>
+      </w:pPr>
+      <w:r>
+        <w:rPr>
+          <w:rFonts w:ascii="Malgun Gothic" w:hAnsi="Malgun Gothic" w:cs="Malgun Gothic" w:eastAsia="Malgun Gothic"/>
+          <w:b w:val="0"/>
+          <w:i/>
+          <w:color w:val="404040"/>
+          <w:sz w:val="20"/>
+        </w:rPr>
+        <w:t>집주인이 조카를 위해 집이 필요하다고 써 놓았어요. 저는 거기서 스물아홉 해째 살고 있습니다.</w:t>
+      </w:r>
+    </w:p>
+    <w:tbl>
+      <w:tblPr>
+        <w:tblW w:type="auto" w:w="0"/>
+        <w:tblLayout w:type="fixed"/>
+        <w:tblLook w:firstColumn="1" w:firstRow="1" w:lastColumn="0" w:lastRow="0" w:noHBand="0" w:noVBand="1" w:val="04A0"/>
+      </w:tblPr>
+      <w:tblGrid>
+        <w:gridCol w:w="4819"/>
+        <w:gridCol w:w="4819"/>
+      </w:tblGrid>
+      <w:tr>
+        <w:tc>
+          <w:tcPr>
+            <w:tcW w:type="dxa" w:w="1500"/>
+            <w:tcBorders>
+              <w:top w:val="single" w:color="BFBFBF" w:sz="4"/>
+              <w:left w:val="single" w:color="BFBFBF" w:sz="4"/>
+              <w:bottom w:val="single" w:color="BFBFBF" w:sz="4"/>
+              <w:right w:val="single" w:color="BFBFBF" w:sz="4"/>
+            </w:tcBorders>
+            <w:shd w:fill="DEEAF6" w:color="auto" w:val="clear"/>
+          </w:tcPr>
+          <w:p>
+            <w:r>
+              <w:rPr>
+                <w:rFonts w:ascii="Malgun Gothic" w:hAnsi="Malgun Gothic" w:cs="Malgun Gothic" w:eastAsia="Malgun Gothic"/>
+                <w:b/>
+                <w:i w:val="0"/>
+                <w:color w:val="1F3864"/>
+                <w:sz w:val="20"/>
+              </w:rPr>
+              <w:t>주요 단어</w:t>
+            </w:r>
+          </w:p>
+        </w:tc>
+        <w:tc>
+          <w:tcPr>
+            <w:tcW w:type="dxa" w:w="8138"/>
+            <w:tcBorders>
+              <w:top w:val="single" w:color="BFBFBF" w:sz="4"/>
+              <w:left w:val="single" w:color="BFBFBF" w:sz="4"/>
+              <w:bottom w:val="single" w:color="BFBFBF" w:sz="4"/>
+              <w:right w:val="single" w:color="BFBFBF" w:sz="4"/>
+            </w:tcBorders>
+          </w:tcPr>
+          <w:p>
+            <w:pPr>
+              <w:spacing w:after="40"/>
+            </w:pPr>
+            <w:r>
+              <w:rPr>
+                <w:rFonts w:ascii="Arial" w:hAnsi="Arial" w:cs="Arial" w:eastAsia="Malgun Gothic"/>
+                <w:b/>
+                <w:i w:val="0"/>
+                <w:sz w:val="20"/>
+              </w:rPr>
+              <w:t>der Neffe, -n</w:t>
+            </w:r>
+            <w:r>
+              <w:rPr>
+                <w:rFonts w:ascii="Malgun Gothic" w:hAnsi="Malgun Gothic" w:cs="Malgun Gothic" w:eastAsia="Malgun Gothic"/>
+                <w:b w:val="0"/>
+                <w:i w:val="0"/>
+                <w:sz w:val="20"/>
+              </w:rPr>
+              <w:t xml:space="preserve">  —  조카</w:t>
+            </w:r>
+          </w:p>
+          <w:p>
+            <w:pPr>
+              <w:spacing w:after="40"/>
+            </w:pPr>
+            <w:r>
+              <w:rPr>
+                <w:rFonts w:ascii="Arial" w:hAnsi="Arial" w:cs="Arial" w:eastAsia="Malgun Gothic"/>
+                <w:b/>
+                <w:i w:val="0"/>
+                <w:sz w:val="20"/>
+              </w:rPr>
+              <w:t>brauchen</w:t>
+            </w:r>
+            <w:r>
+              <w:rPr>
+                <w:rFonts w:ascii="Malgun Gothic" w:hAnsi="Malgun Gothic" w:cs="Malgun Gothic" w:eastAsia="Malgun Gothic"/>
+                <w:b w:val="0"/>
+                <w:i w:val="0"/>
+                <w:sz w:val="20"/>
+              </w:rPr>
+              <w:t xml:space="preserve">  —  필요로 하다</w:t>
+            </w:r>
+          </w:p>
+          <w:p>
+            <w:pPr>
+              <w:spacing w:after="40"/>
+            </w:pPr>
+            <w:r>
+              <w:rPr>
+                <w:rFonts w:ascii="Arial" w:hAnsi="Arial" w:cs="Arial" w:eastAsia="Malgun Gothic"/>
+                <w:b/>
+                <w:i w:val="0"/>
+                <w:sz w:val="20"/>
+              </w:rPr>
+              <w:t>der Vermieter, -</w:t>
+            </w:r>
+            <w:r>
+              <w:rPr>
+                <w:rFonts w:ascii="Malgun Gothic" w:hAnsi="Malgun Gothic" w:cs="Malgun Gothic" w:eastAsia="Malgun Gothic"/>
+                <w:b w:val="0"/>
+                <w:i w:val="0"/>
+                <w:sz w:val="20"/>
+              </w:rPr>
+              <w:t xml:space="preserve">  —  집주인</w:t>
+            </w:r>
+          </w:p>
+        </w:tc>
+      </w:tr>
+      <w:tr>
+        <w:tc>
+          <w:tcPr>
+            <w:tcW w:type="dxa" w:w="1500"/>
+            <w:tcBorders>
+              <w:top w:val="single" w:color="BFBFBF" w:sz="4"/>
+              <w:left w:val="single" w:color="BFBFBF" w:sz="4"/>
+              <w:bottom w:val="single" w:color="BFBFBF" w:sz="4"/>
+              <w:right w:val="single" w:color="BFBFBF" w:sz="4"/>
+            </w:tcBorders>
+            <w:shd w:fill="DEEAF6" w:color="auto" w:val="clear"/>
+          </w:tcPr>
+          <w:p>
+            <w:r>
+              <w:rPr>
+                <w:rFonts w:ascii="Malgun Gothic" w:hAnsi="Malgun Gothic" w:cs="Malgun Gothic" w:eastAsia="Malgun Gothic"/>
+                <w:b/>
+                <w:i w:val="0"/>
+                <w:color w:val="1F3864"/>
+                <w:sz w:val="20"/>
+              </w:rPr>
+              <w:t>문법</w:t>
+            </w:r>
+          </w:p>
+        </w:tc>
+        <w:tc>
+          <w:tcPr>
+            <w:tcW w:type="dxa" w:w="8138"/>
+            <w:tcBorders>
+              <w:top w:val="single" w:color="BFBFBF" w:sz="4"/>
+              <w:left w:val="single" w:color="BFBFBF" w:sz="4"/>
+              <w:bottom w:val="single" w:color="BFBFBF" w:sz="4"/>
+              <w:right w:val="single" w:color="BFBFBF" w:sz="4"/>
+            </w:tcBorders>
+          </w:tcPr>
+          <w:p>
+            <w:pPr>
+              <w:spacing w:after="40"/>
+            </w:pPr>
+            <w:r>
+              <w:rPr>
+                <w:rFonts w:ascii="Malgun Gothic" w:hAnsi="Malgun Gothic" w:cs="Malgun Gothic" w:eastAsia="Malgun Gothic"/>
+                <w:b w:val="0"/>
+                <w:i w:val="0"/>
+                <w:sz w:val="20"/>
+              </w:rPr>
+              <w:t>er brauche는 접속법 I로 간접화법을 나타냅니다. Neffe는 약변화 명사라 seinen Neffen으로 4격 -n이 붙습니다.</w:t>
+            </w:r>
+          </w:p>
+        </w:tc>
+      </w:tr>
+      <w:tr>
+        <w:tc>
+          <w:tcPr>
+            <w:tcW w:type="dxa" w:w="1500"/>
+            <w:tcBorders>
+              <w:top w:val="single" w:color="BFBFBF" w:sz="4"/>
+              <w:left w:val="single" w:color="BFBFBF" w:sz="4"/>
+              <w:bottom w:val="single" w:color="BFBFBF" w:sz="4"/>
+              <w:right w:val="single" w:color="BFBFBF" w:sz="4"/>
+            </w:tcBorders>
+            <w:shd w:fill="DEEAF6" w:color="auto" w:val="clear"/>
+          </w:tcPr>
+          <w:p>
+            <w:r>
+              <w:rPr>
+                <w:rFonts w:ascii="Malgun Gothic" w:hAnsi="Malgun Gothic" w:cs="Malgun Gothic" w:eastAsia="Malgun Gothic"/>
+                <w:b/>
+                <w:i w:val="0"/>
+                <w:color w:val="1F3864"/>
+                <w:sz w:val="20"/>
+              </w:rPr>
+              <w:t>표현</w:t>
+            </w:r>
+          </w:p>
+        </w:tc>
+        <w:tc>
+          <w:tcPr>
+            <w:tcW w:type="dxa" w:w="8138"/>
+            <w:tcBorders>
+              <w:top w:val="single" w:color="BFBFBF" w:sz="4"/>
+              <w:left w:val="single" w:color="BFBFBF" w:sz="4"/>
+              <w:bottom w:val="single" w:color="BFBFBF" w:sz="4"/>
+              <w:right w:val="single" w:color="BFBFBF" w:sz="4"/>
+            </w:tcBorders>
+          </w:tcPr>
+          <w:p>
+            <w:pPr>
+              <w:spacing w:after="40"/>
+            </w:pPr>
+            <w:r>
+              <w:rPr>
+                <w:rFonts w:ascii="Malgun Gothic" w:hAnsi="Malgun Gothic" w:cs="Malgun Gothic" w:eastAsia="Malgun Gothic"/>
+                <w:b w:val="0"/>
+                <w:i w:val="0"/>
+                <w:sz w:val="20"/>
+              </w:rPr>
+              <w:t>seit neunundzwanzig Jahren은 seit + 3격으로 지속 기간을 말합니다.</w:t>
+            </w:r>
+          </w:p>
+        </w:tc>
+      </w:tr>
+      <w:tr>
+        <w:tc>
+          <w:tcPr>
+            <w:tcW w:type="dxa" w:w="1500"/>
+            <w:tcBorders>
+              <w:top w:val="single" w:color="BFBFBF" w:sz="4"/>
+              <w:left w:val="single" w:color="BFBFBF" w:sz="4"/>
+              <w:bottom w:val="single" w:color="BFBFBF" w:sz="4"/>
+              <w:right w:val="single" w:color="BFBFBF" w:sz="4"/>
+            </w:tcBorders>
+            <w:shd w:fill="DEEAF6" w:color="auto" w:val="clear"/>
+          </w:tcPr>
+          <w:p>
+            <w:r>
+              <w:rPr>
+                <w:rFonts w:ascii="Malgun Gothic" w:hAnsi="Malgun Gothic" w:cs="Malgun Gothic" w:eastAsia="Malgun Gothic"/>
+                <w:b/>
+                <w:i w:val="0"/>
+                <w:color w:val="1F3864"/>
+                <w:sz w:val="20"/>
+              </w:rPr>
+              <w:t>시제</w:t>
+            </w:r>
+          </w:p>
+        </w:tc>
+        <w:tc>
+          <w:tcPr>
+            <w:tcW w:type="dxa" w:w="8138"/>
+            <w:tcBorders>
+              <w:top w:val="single" w:color="BFBFBF" w:sz="4"/>
+              <w:left w:val="single" w:color="BFBFBF" w:sz="4"/>
+              <w:bottom w:val="single" w:color="BFBFBF" w:sz="4"/>
+              <w:right w:val="single" w:color="BFBFBF" w:sz="4"/>
+            </w:tcBorders>
+          </w:tcPr>
+          <w:p>
+            <w:pPr>
+              <w:spacing w:after="40"/>
+            </w:pPr>
+            <w:r>
+              <w:rPr>
+                <w:rFonts w:ascii="Malgun Gothic" w:hAnsi="Malgun Gothic" w:cs="Malgun Gothic" w:eastAsia="Malgun Gothic"/>
+                <w:b w:val="0"/>
+                <w:i w:val="0"/>
+                <w:sz w:val="20"/>
+              </w:rPr>
+              <w:t>schreibt, wohne는 현재형이고 brauche는 접속법 I입니다.</w:t>
+            </w:r>
+          </w:p>
+        </w:tc>
+      </w:tr>
+    </w:tbl>
+    <w:p>
+      <w:pPr>
+        <w:spacing w:after="0"/>
+      </w:pPr>
+    </w:p>
+    <w:p>
+      <w:pPr>
+        <w:keepNext/>
+        <w:spacing w:before="160"/>
+      </w:pPr>
+      <w:r>
+        <w:rPr>
+          <w:rFonts w:ascii="Arial" w:hAnsi="Arial" w:cs="Arial" w:eastAsia="Malgun Gothic"/>
+          <w:b/>
+          <w:i w:val="0"/>
+          <w:sz w:val="22"/>
+        </w:rPr>
+        <w:t>69. Jonas: Das nennt man Eigenbedarfskündigung. Sie ist nur wirksam, wenn der Vermieter den Bedarf wirklich begründen kann.</w:t>
+      </w:r>
+    </w:p>
+    <w:p>
+      <w:pPr>
+        <w:keepNext/>
+        <w:ind w:left="340"/>
+      </w:pPr>
+      <w:r>
+        <w:rPr>
+          <w:rFonts w:ascii="Malgun Gothic" w:hAnsi="Malgun Gothic" w:cs="Malgun Gothic" w:eastAsia="Malgun Gothic"/>
+          <w:b w:val="0"/>
+          <w:i/>
+          <w:color w:val="404040"/>
+          <w:sz w:val="20"/>
+        </w:rPr>
+        <w:t>이것을 자기 사용 해지라고 합니다. 집주인이 필요성을 실제로 입증할 수 있을 때만 효력이 있어요.</w:t>
+      </w:r>
+    </w:p>
+    <w:tbl>
+      <w:tblPr>
+        <w:tblW w:type="auto" w:w="0"/>
+        <w:tblLayout w:type="fixed"/>
+        <w:tblLook w:firstColumn="1" w:firstRow="1" w:lastColumn="0" w:lastRow="0" w:noHBand="0" w:noVBand="1" w:val="04A0"/>
+      </w:tblPr>
+      <w:tblGrid>
+        <w:gridCol w:w="4819"/>
+        <w:gridCol w:w="4819"/>
+      </w:tblGrid>
+      <w:tr>
+        <w:tc>
+          <w:tcPr>
+            <w:tcW w:type="dxa" w:w="1500"/>
+            <w:tcBorders>
+              <w:top w:val="single" w:color="BFBFBF" w:sz="4"/>
+              <w:left w:val="single" w:color="BFBFBF" w:sz="4"/>
+              <w:bottom w:val="single" w:color="BFBFBF" w:sz="4"/>
+              <w:right w:val="single" w:color="BFBFBF" w:sz="4"/>
+            </w:tcBorders>
+            <w:shd w:fill="DEEAF6" w:color="auto" w:val="clear"/>
+          </w:tcPr>
+          <w:p>
+            <w:r>
+              <w:rPr>
+                <w:rFonts w:ascii="Malgun Gothic" w:hAnsi="Malgun Gothic" w:cs="Malgun Gothic" w:eastAsia="Malgun Gothic"/>
+                <w:b/>
+                <w:i w:val="0"/>
+                <w:color w:val="1F3864"/>
+                <w:sz w:val="20"/>
+              </w:rPr>
+              <w:t>주요 단어</w:t>
+            </w:r>
+          </w:p>
+        </w:tc>
+        <w:tc>
+          <w:tcPr>
+            <w:tcW w:type="dxa" w:w="8138"/>
+            <w:tcBorders>
+              <w:top w:val="single" w:color="BFBFBF" w:sz="4"/>
+              <w:left w:val="single" w:color="BFBFBF" w:sz="4"/>
+              <w:bottom w:val="single" w:color="BFBFBF" w:sz="4"/>
+              <w:right w:val="single" w:color="BFBFBF" w:sz="4"/>
+            </w:tcBorders>
+          </w:tcPr>
+          <w:p>
+            <w:pPr>
+              <w:spacing w:after="40"/>
+            </w:pPr>
+            <w:r>
+              <w:rPr>
+                <w:rFonts w:ascii="Arial" w:hAnsi="Arial" w:cs="Arial" w:eastAsia="Malgun Gothic"/>
+                <w:b/>
+                <w:i w:val="0"/>
+                <w:sz w:val="20"/>
+              </w:rPr>
+              <w:t>die Eigenbedarfskündigung</w:t>
+            </w:r>
+            <w:r>
+              <w:rPr>
+                <w:rFonts w:ascii="Malgun Gothic" w:hAnsi="Malgun Gothic" w:cs="Malgun Gothic" w:eastAsia="Malgun Gothic"/>
+                <w:b w:val="0"/>
+                <w:i w:val="0"/>
+                <w:sz w:val="20"/>
+              </w:rPr>
+              <w:t xml:space="preserve">  —  자기 사용 해지</w:t>
+            </w:r>
+          </w:p>
+          <w:p>
+            <w:pPr>
+              <w:spacing w:after="40"/>
+            </w:pPr>
+            <w:r>
+              <w:rPr>
+                <w:rFonts w:ascii="Arial" w:hAnsi="Arial" w:cs="Arial" w:eastAsia="Malgun Gothic"/>
+                <w:b/>
+                <w:i w:val="0"/>
+                <w:sz w:val="20"/>
+              </w:rPr>
+              <w:t>wirksam</w:t>
+            </w:r>
+            <w:r>
+              <w:rPr>
+                <w:rFonts w:ascii="Malgun Gothic" w:hAnsi="Malgun Gothic" w:cs="Malgun Gothic" w:eastAsia="Malgun Gothic"/>
+                <w:b w:val="0"/>
+                <w:i w:val="0"/>
+                <w:sz w:val="20"/>
+              </w:rPr>
+              <w:t xml:space="preserve">  —  효력 있는</w:t>
+            </w:r>
+          </w:p>
+          <w:p>
+            <w:pPr>
+              <w:spacing w:after="40"/>
+            </w:pPr>
+            <w:r>
+              <w:rPr>
+                <w:rFonts w:ascii="Arial" w:hAnsi="Arial" w:cs="Arial" w:eastAsia="Malgun Gothic"/>
+                <w:b/>
+                <w:i w:val="0"/>
+                <w:sz w:val="20"/>
+              </w:rPr>
+              <w:t>begründen</w:t>
+            </w:r>
+            <w:r>
+              <w:rPr>
+                <w:rFonts w:ascii="Malgun Gothic" w:hAnsi="Malgun Gothic" w:cs="Malgun Gothic" w:eastAsia="Malgun Gothic"/>
+                <w:b w:val="0"/>
+                <w:i w:val="0"/>
+                <w:sz w:val="20"/>
+              </w:rPr>
+              <w:t xml:space="preserve">  —  근거를 대다</w:t>
+            </w:r>
+          </w:p>
+        </w:tc>
+      </w:tr>
+      <w:tr>
+        <w:tc>
+          <w:tcPr>
+            <w:tcW w:type="dxa" w:w="1500"/>
+            <w:tcBorders>
+              <w:top w:val="single" w:color="BFBFBF" w:sz="4"/>
+              <w:left w:val="single" w:color="BFBFBF" w:sz="4"/>
+              <w:bottom w:val="single" w:color="BFBFBF" w:sz="4"/>
+              <w:right w:val="single" w:color="BFBFBF" w:sz="4"/>
+            </w:tcBorders>
+            <w:shd w:fill="DEEAF6" w:color="auto" w:val="clear"/>
+          </w:tcPr>
+          <w:p>
+            <w:r>
+              <w:rPr>
+                <w:rFonts w:ascii="Malgun Gothic" w:hAnsi="Malgun Gothic" w:cs="Malgun Gothic" w:eastAsia="Malgun Gothic"/>
+                <w:b/>
+                <w:i w:val="0"/>
+                <w:color w:val="1F3864"/>
+                <w:sz w:val="20"/>
+              </w:rPr>
+              <w:t>문법</w:t>
+            </w:r>
+          </w:p>
+        </w:tc>
+        <w:tc>
+          <w:tcPr>
+            <w:tcW w:type="dxa" w:w="8138"/>
+            <w:tcBorders>
+              <w:top w:val="single" w:color="BFBFBF" w:sz="4"/>
+              <w:left w:val="single" w:color="BFBFBF" w:sz="4"/>
+              <w:bottom w:val="single" w:color="BFBFBF" w:sz="4"/>
+              <w:right w:val="single" w:color="BFBFBF" w:sz="4"/>
+            </w:tcBorders>
+          </w:tcPr>
+          <w:p>
+            <w:pPr>
+              <w:spacing w:after="40"/>
+            </w:pPr>
+            <w:r>
+              <w:rPr>
+                <w:rFonts w:ascii="Malgun Gothic" w:hAnsi="Malgun Gothic" w:cs="Malgun Gothic" w:eastAsia="Malgun Gothic"/>
+                <w:b w:val="0"/>
+                <w:i w:val="0"/>
+                <w:sz w:val="20"/>
+              </w:rPr>
+              <w:t>Das nennt man ...에서 man은 일반 주어입니다. wenn der Vermieter ... begründen kann은 종속절이라 kann이 끝에 옵니다.</w:t>
+            </w:r>
+          </w:p>
+        </w:tc>
+      </w:tr>
+      <w:tr>
+        <w:tc>
+          <w:tcPr>
+            <w:tcW w:type="dxa" w:w="1500"/>
+            <w:tcBorders>
+              <w:top w:val="single" w:color="BFBFBF" w:sz="4"/>
+              <w:left w:val="single" w:color="BFBFBF" w:sz="4"/>
+              <w:bottom w:val="single" w:color="BFBFBF" w:sz="4"/>
+              <w:right w:val="single" w:color="BFBFBF" w:sz="4"/>
+            </w:tcBorders>
+            <w:shd w:fill="DEEAF6" w:color="auto" w:val="clear"/>
+          </w:tcPr>
+          <w:p>
+            <w:r>
+              <w:rPr>
+                <w:rFonts w:ascii="Malgun Gothic" w:hAnsi="Malgun Gothic" w:cs="Malgun Gothic" w:eastAsia="Malgun Gothic"/>
+                <w:b/>
+                <w:i w:val="0"/>
+                <w:color w:val="1F3864"/>
+                <w:sz w:val="20"/>
+              </w:rPr>
+              <w:t>표현</w:t>
+            </w:r>
+          </w:p>
+        </w:tc>
+        <w:tc>
+          <w:tcPr>
+            <w:tcW w:type="dxa" w:w="8138"/>
+            <w:tcBorders>
+              <w:top w:val="single" w:color="BFBFBF" w:sz="4"/>
+              <w:left w:val="single" w:color="BFBFBF" w:sz="4"/>
+              <w:bottom w:val="single" w:color="BFBFBF" w:sz="4"/>
+              <w:right w:val="single" w:color="BFBFBF" w:sz="4"/>
+            </w:tcBorders>
+          </w:tcPr>
+          <w:p>
+            <w:pPr>
+              <w:spacing w:after="40"/>
+            </w:pPr>
+            <w:r>
+              <w:rPr>
+                <w:rFonts w:ascii="Malgun Gothic" w:hAnsi="Malgun Gothic" w:cs="Malgun Gothic" w:eastAsia="Malgun Gothic"/>
+                <w:b w:val="0"/>
+                <w:i w:val="0"/>
+                <w:sz w:val="20"/>
+              </w:rPr>
+              <w:t>nur wirksam, wenn ...은 조건을 한정하는 법률 표현입니다.</w:t>
+            </w:r>
+          </w:p>
+        </w:tc>
+      </w:tr>
+      <w:tr>
+        <w:tc>
+          <w:tcPr>
+            <w:tcW w:type="dxa" w:w="1500"/>
+            <w:tcBorders>
+              <w:top w:val="single" w:color="BFBFBF" w:sz="4"/>
+              <w:left w:val="single" w:color="BFBFBF" w:sz="4"/>
+              <w:bottom w:val="single" w:color="BFBFBF" w:sz="4"/>
+              <w:right w:val="single" w:color="BFBFBF" w:sz="4"/>
+            </w:tcBorders>
+            <w:shd w:fill="DEEAF6" w:color="auto" w:val="clear"/>
+          </w:tcPr>
+          <w:p>
+            <w:r>
+              <w:rPr>
+                <w:rFonts w:ascii="Malgun Gothic" w:hAnsi="Malgun Gothic" w:cs="Malgun Gothic" w:eastAsia="Malgun Gothic"/>
+                <w:b/>
+                <w:i w:val="0"/>
+                <w:color w:val="1F3864"/>
+                <w:sz w:val="20"/>
+              </w:rPr>
+              <w:t>시제</w:t>
+            </w:r>
+          </w:p>
+        </w:tc>
+        <w:tc>
+          <w:tcPr>
+            <w:tcW w:type="dxa" w:w="8138"/>
+            <w:tcBorders>
+              <w:top w:val="single" w:color="BFBFBF" w:sz="4"/>
+              <w:left w:val="single" w:color="BFBFBF" w:sz="4"/>
+              <w:bottom w:val="single" w:color="BFBFBF" w:sz="4"/>
+              <w:right w:val="single" w:color="BFBFBF" w:sz="4"/>
+            </w:tcBorders>
+          </w:tcPr>
+          <w:p>
+            <w:pPr>
+              <w:spacing w:after="40"/>
+            </w:pPr>
+            <w:r>
+              <w:rPr>
+                <w:rFonts w:ascii="Malgun Gothic" w:hAnsi="Malgun Gothic" w:cs="Malgun Gothic" w:eastAsia="Malgun Gothic"/>
+                <w:b w:val="0"/>
+                <w:i w:val="0"/>
+                <w:sz w:val="20"/>
+              </w:rPr>
+              <w:t>nennt, ist, kann은 현재형으로 일반적인 규칙을 설명합니다.</w:t>
+            </w:r>
+          </w:p>
+        </w:tc>
+      </w:tr>
+    </w:tbl>
+    <w:p>
+      <w:pPr>
+        <w:spacing w:after="0"/>
+      </w:pPr>
+    </w:p>
+    <w:p>
+      <w:pPr>
+        <w:keepNext/>
+        <w:spacing w:before="160"/>
+      </w:pPr>
+      <w:r>
+        <w:rPr>
+          <w:rFonts w:ascii="Arial" w:hAnsi="Arial" w:cs="Arial" w:eastAsia="Malgun Gothic"/>
+          <w:b/>
+          <w:i w:val="0"/>
+          <w:sz w:val="22"/>
+        </w:rPr>
+        <w:t>70. Frau Weber: Aber der Neffe hat doch eine eigene Wohnung in Spandau. Das habe ich neulich auf dem Klingelschild gesehen.</w:t>
+      </w:r>
+    </w:p>
+    <w:p>
+      <w:pPr>
+        <w:keepNext/>
+        <w:ind w:left="340"/>
+      </w:pPr>
+      <w:r>
+        <w:rPr>
+          <w:rFonts w:ascii="Malgun Gothic" w:hAnsi="Malgun Gothic" w:cs="Malgun Gothic" w:eastAsia="Malgun Gothic"/>
+          <w:b w:val="0"/>
+          <w:i/>
+          <w:color w:val="404040"/>
+          <w:sz w:val="20"/>
+        </w:rPr>
+        <w:t>하지만 조카는 슈판다우에 자기 집이 있는데요. 얼마 전 초인종 명패에서 봤어요.</w:t>
+      </w:r>
+    </w:p>
+    <w:tbl>
+      <w:tblPr>
+        <w:tblW w:type="auto" w:w="0"/>
+        <w:tblLayout w:type="fixed"/>
+        <w:tblLook w:firstColumn="1" w:firstRow="1" w:lastColumn="0" w:lastRow="0" w:noHBand="0" w:noVBand="1" w:val="04A0"/>
+      </w:tblPr>
+      <w:tblGrid>
+        <w:gridCol w:w="4819"/>
+        <w:gridCol w:w="4819"/>
+      </w:tblGrid>
+      <w:tr>
+        <w:tc>
+          <w:tcPr>
+            <w:tcW w:type="dxa" w:w="1500"/>
+            <w:tcBorders>
+              <w:top w:val="single" w:color="BFBFBF" w:sz="4"/>
+              <w:left w:val="single" w:color="BFBFBF" w:sz="4"/>
+              <w:bottom w:val="single" w:color="BFBFBF" w:sz="4"/>
+              <w:right w:val="single" w:color="BFBFBF" w:sz="4"/>
+            </w:tcBorders>
+            <w:shd w:fill="DEEAF6" w:color="auto" w:val="clear"/>
+          </w:tcPr>
+          <w:p>
+            <w:r>
+              <w:rPr>
+                <w:rFonts w:ascii="Malgun Gothic" w:hAnsi="Malgun Gothic" w:cs="Malgun Gothic" w:eastAsia="Malgun Gothic"/>
+                <w:b/>
+                <w:i w:val="0"/>
+                <w:color w:val="1F3864"/>
+                <w:sz w:val="20"/>
+              </w:rPr>
+              <w:t>주요 단어</w:t>
+            </w:r>
+          </w:p>
+        </w:tc>
+        <w:tc>
+          <w:tcPr>
+            <w:tcW w:type="dxa" w:w="8138"/>
+            <w:tcBorders>
+              <w:top w:val="single" w:color="BFBFBF" w:sz="4"/>
+              <w:left w:val="single" w:color="BFBFBF" w:sz="4"/>
+              <w:bottom w:val="single" w:color="BFBFBF" w:sz="4"/>
+              <w:right w:val="single" w:color="BFBFBF" w:sz="4"/>
+            </w:tcBorders>
+          </w:tcPr>
+          <w:p>
+            <w:pPr>
+              <w:spacing w:after="40"/>
+            </w:pPr>
+            <w:r>
+              <w:rPr>
+                <w:rFonts w:ascii="Arial" w:hAnsi="Arial" w:cs="Arial" w:eastAsia="Malgun Gothic"/>
+                <w:b/>
+                <w:i w:val="0"/>
+                <w:sz w:val="20"/>
+              </w:rPr>
+              <w:t>eigen</w:t>
+            </w:r>
+            <w:r>
+              <w:rPr>
+                <w:rFonts w:ascii="Malgun Gothic" w:hAnsi="Malgun Gothic" w:cs="Malgun Gothic" w:eastAsia="Malgun Gothic"/>
+                <w:b w:val="0"/>
+                <w:i w:val="0"/>
+                <w:sz w:val="20"/>
+              </w:rPr>
+              <w:t xml:space="preserve">  —  자기 소유의</w:t>
+            </w:r>
+          </w:p>
+          <w:p>
+            <w:pPr>
+              <w:spacing w:after="40"/>
+            </w:pPr>
+            <w:r>
+              <w:rPr>
+                <w:rFonts w:ascii="Arial" w:hAnsi="Arial" w:cs="Arial" w:eastAsia="Malgun Gothic"/>
+                <w:b/>
+                <w:i w:val="0"/>
+                <w:sz w:val="20"/>
+              </w:rPr>
+              <w:t>das Klingelschild, -er</w:t>
+            </w:r>
+            <w:r>
+              <w:rPr>
+                <w:rFonts w:ascii="Malgun Gothic" w:hAnsi="Malgun Gothic" w:cs="Malgun Gothic" w:eastAsia="Malgun Gothic"/>
+                <w:b w:val="0"/>
+                <w:i w:val="0"/>
+                <w:sz w:val="20"/>
+              </w:rPr>
+              <w:t xml:space="preserve">  —  초인종 명패</w:t>
+            </w:r>
+          </w:p>
+          <w:p>
+            <w:pPr>
+              <w:spacing w:after="40"/>
+            </w:pPr>
+            <w:r>
+              <w:rPr>
+                <w:rFonts w:ascii="Arial" w:hAnsi="Arial" w:cs="Arial" w:eastAsia="Malgun Gothic"/>
+                <w:b/>
+                <w:i w:val="0"/>
+                <w:sz w:val="20"/>
+              </w:rPr>
+              <w:t>neulich</w:t>
+            </w:r>
+            <w:r>
+              <w:rPr>
+                <w:rFonts w:ascii="Malgun Gothic" w:hAnsi="Malgun Gothic" w:cs="Malgun Gothic" w:eastAsia="Malgun Gothic"/>
+                <w:b w:val="0"/>
+                <w:i w:val="0"/>
+                <w:sz w:val="20"/>
+              </w:rPr>
+              <w:t xml:space="preserve">  —  얼마 전에</w:t>
+            </w:r>
+          </w:p>
+        </w:tc>
+      </w:tr>
+      <w:tr>
+        <w:tc>
+          <w:tcPr>
+            <w:tcW w:type="dxa" w:w="1500"/>
+            <w:tcBorders>
+              <w:top w:val="single" w:color="BFBFBF" w:sz="4"/>
+              <w:left w:val="single" w:color="BFBFBF" w:sz="4"/>
+              <w:bottom w:val="single" w:color="BFBFBF" w:sz="4"/>
+              <w:right w:val="single" w:color="BFBFBF" w:sz="4"/>
+            </w:tcBorders>
+            <w:shd w:fill="DEEAF6" w:color="auto" w:val="clear"/>
+          </w:tcPr>
+          <w:p>
+            <w:r>
+              <w:rPr>
+                <w:rFonts w:ascii="Malgun Gothic" w:hAnsi="Malgun Gothic" w:cs="Malgun Gothic" w:eastAsia="Malgun Gothic"/>
+                <w:b/>
+                <w:i w:val="0"/>
+                <w:color w:val="1F3864"/>
+                <w:sz w:val="20"/>
+              </w:rPr>
+              <w:t>문법</w:t>
+            </w:r>
+          </w:p>
+        </w:tc>
+        <w:tc>
+          <w:tcPr>
+            <w:tcW w:type="dxa" w:w="8138"/>
+            <w:tcBorders>
+              <w:top w:val="single" w:color="BFBFBF" w:sz="4"/>
+              <w:left w:val="single" w:color="BFBFBF" w:sz="4"/>
+              <w:bottom w:val="single" w:color="BFBFBF" w:sz="4"/>
+              <w:right w:val="single" w:color="BFBFBF" w:sz="4"/>
+            </w:tcBorders>
+          </w:tcPr>
+          <w:p>
+            <w:pPr>
+              <w:spacing w:after="40"/>
+            </w:pPr>
+            <w:r>
+              <w:rPr>
+                <w:rFonts w:ascii="Malgun Gothic" w:hAnsi="Malgun Gothic" w:cs="Malgun Gothic" w:eastAsia="Malgun Gothic"/>
+                <w:b w:val="0"/>
+                <w:i w:val="0"/>
+                <w:sz w:val="20"/>
+              </w:rPr>
+              <w:t>Das habe ich ... gesehen에서 Das가 문장 앞에 와도 habe가 두 번째 자리를 지킵니다. auf dem Klingelschild는 auf + 3격입니다.</w:t>
+            </w:r>
+          </w:p>
+        </w:tc>
+      </w:tr>
+      <w:tr>
+        <w:tc>
+          <w:tcPr>
+            <w:tcW w:type="dxa" w:w="1500"/>
+            <w:tcBorders>
+              <w:top w:val="single" w:color="BFBFBF" w:sz="4"/>
+              <w:left w:val="single" w:color="BFBFBF" w:sz="4"/>
+              <w:bottom w:val="single" w:color="BFBFBF" w:sz="4"/>
+              <w:right w:val="single" w:color="BFBFBF" w:sz="4"/>
+            </w:tcBorders>
+            <w:shd w:fill="DEEAF6" w:color="auto" w:val="clear"/>
+          </w:tcPr>
+          <w:p>
+            <w:r>
+              <w:rPr>
+                <w:rFonts w:ascii="Malgun Gothic" w:hAnsi="Malgun Gothic" w:cs="Malgun Gothic" w:eastAsia="Malgun Gothic"/>
+                <w:b/>
+                <w:i w:val="0"/>
+                <w:color w:val="1F3864"/>
+                <w:sz w:val="20"/>
+              </w:rPr>
+              <w:t>표현</w:t>
+            </w:r>
+          </w:p>
+        </w:tc>
+        <w:tc>
+          <w:tcPr>
+            <w:tcW w:type="dxa" w:w="8138"/>
+            <w:tcBorders>
+              <w:top w:val="single" w:color="BFBFBF" w:sz="4"/>
+              <w:left w:val="single" w:color="BFBFBF" w:sz="4"/>
+              <w:bottom w:val="single" w:color="BFBFBF" w:sz="4"/>
+              <w:right w:val="single" w:color="BFBFBF" w:sz="4"/>
+            </w:tcBorders>
+          </w:tcPr>
+          <w:p>
+            <w:pPr>
+              <w:spacing w:after="40"/>
+            </w:pPr>
+            <w:r>
+              <w:rPr>
+                <w:rFonts w:ascii="Malgun Gothic" w:hAnsi="Malgun Gothic" w:cs="Malgun Gothic" w:eastAsia="Malgun Gothic"/>
+                <w:b w:val="0"/>
+                <w:i w:val="0"/>
+                <w:sz w:val="20"/>
+              </w:rPr>
+              <w:t>doch는 상대가 모르는 사실을 일깨우는 불변화사입니다.</w:t>
+            </w:r>
+          </w:p>
+        </w:tc>
+      </w:tr>
+      <w:tr>
+        <w:tc>
+          <w:tcPr>
+            <w:tcW w:type="dxa" w:w="1500"/>
+            <w:tcBorders>
+              <w:top w:val="single" w:color="BFBFBF" w:sz="4"/>
+              <w:left w:val="single" w:color="BFBFBF" w:sz="4"/>
+              <w:bottom w:val="single" w:color="BFBFBF" w:sz="4"/>
+              <w:right w:val="single" w:color="BFBFBF" w:sz="4"/>
+            </w:tcBorders>
+            <w:shd w:fill="DEEAF6" w:color="auto" w:val="clear"/>
+          </w:tcPr>
+          <w:p>
+            <w:r>
+              <w:rPr>
+                <w:rFonts w:ascii="Malgun Gothic" w:hAnsi="Malgun Gothic" w:cs="Malgun Gothic" w:eastAsia="Malgun Gothic"/>
+                <w:b/>
+                <w:i w:val="0"/>
+                <w:color w:val="1F3864"/>
+                <w:sz w:val="20"/>
+              </w:rPr>
+              <w:t>시제</w:t>
+            </w:r>
+          </w:p>
+        </w:tc>
+        <w:tc>
+          <w:tcPr>
+            <w:tcW w:type="dxa" w:w="8138"/>
+            <w:tcBorders>
+              <w:top w:val="single" w:color="BFBFBF" w:sz="4"/>
+              <w:left w:val="single" w:color="BFBFBF" w:sz="4"/>
+              <w:bottom w:val="single" w:color="BFBFBF" w:sz="4"/>
+              <w:right w:val="single" w:color="BFBFBF" w:sz="4"/>
+            </w:tcBorders>
+          </w:tcPr>
+          <w:p>
+            <w:pPr>
+              <w:spacing w:after="40"/>
+            </w:pPr>
+            <w:r>
+              <w:rPr>
+                <w:rFonts w:ascii="Malgun Gothic" w:hAnsi="Malgun Gothic" w:cs="Malgun Gothic" w:eastAsia="Malgun Gothic"/>
+                <w:b w:val="0"/>
+                <w:i w:val="0"/>
+                <w:sz w:val="20"/>
+              </w:rPr>
+              <w:t>hat는 현재형이고 habe ... gesehen은 현재완료입니다.</w:t>
+            </w:r>
+          </w:p>
+        </w:tc>
+      </w:tr>
+    </w:tbl>
+    <w:p>
+      <w:pPr>
+        <w:spacing w:after="0"/>
+      </w:pPr>
+    </w:p>
+    <w:p>
+      <w:pPr>
+        <w:keepNext/>
+        <w:spacing w:before="160"/>
+      </w:pPr>
+      <w:r>
+        <w:rPr>
+          <w:rFonts w:ascii="Arial" w:hAnsi="Arial" w:cs="Arial" w:eastAsia="Malgun Gothic"/>
+          <w:b/>
+          <w:i w:val="0"/>
+          <w:sz w:val="22"/>
+        </w:rPr>
+        <w:t>71. Jonas: Das ist ein wichtiger Hinweis. Wenn er schon eine Wohnung hat, wird der Eigenbedarf schwer zu begründen sein.</w:t>
+      </w:r>
+    </w:p>
+    <w:p>
+      <w:pPr>
+        <w:keepNext/>
+        <w:ind w:left="340"/>
+      </w:pPr>
+      <w:r>
+        <w:rPr>
+          <w:rFonts w:ascii="Malgun Gothic" w:hAnsi="Malgun Gothic" w:cs="Malgun Gothic" w:eastAsia="Malgun Gothic"/>
+          <w:b w:val="0"/>
+          <w:i/>
+          <w:color w:val="404040"/>
+          <w:sz w:val="20"/>
+        </w:rPr>
+        <w:t>중요한 단서입니다. 이미 집이 있다면 자기 사용의 필요성을 입증하기가 어려울 거예요.</w:t>
+      </w:r>
+    </w:p>
+    <w:tbl>
+      <w:tblPr>
+        <w:tblW w:type="auto" w:w="0"/>
+        <w:tblLayout w:type="fixed"/>
+        <w:tblLook w:firstColumn="1" w:firstRow="1" w:lastColumn="0" w:lastRow="0" w:noHBand="0" w:noVBand="1" w:val="04A0"/>
+      </w:tblPr>
+      <w:tblGrid>
+        <w:gridCol w:w="4819"/>
+        <w:gridCol w:w="4819"/>
+      </w:tblGrid>
+      <w:tr>
+        <w:tc>
+          <w:tcPr>
+            <w:tcW w:type="dxa" w:w="1500"/>
+            <w:tcBorders>
+              <w:top w:val="single" w:color="BFBFBF" w:sz="4"/>
+              <w:left w:val="single" w:color="BFBFBF" w:sz="4"/>
+              <w:bottom w:val="single" w:color="BFBFBF" w:sz="4"/>
+              <w:right w:val="single" w:color="BFBFBF" w:sz="4"/>
+            </w:tcBorders>
+            <w:shd w:fill="DEEAF6" w:color="auto" w:val="clear"/>
+          </w:tcPr>
+          <w:p>
+            <w:r>
+              <w:rPr>
+                <w:rFonts w:ascii="Malgun Gothic" w:hAnsi="Malgun Gothic" w:cs="Malgun Gothic" w:eastAsia="Malgun Gothic"/>
+                <w:b/>
+                <w:i w:val="0"/>
+                <w:color w:val="1F3864"/>
+                <w:sz w:val="20"/>
+              </w:rPr>
+              <w:t>주요 단어</w:t>
+            </w:r>
+          </w:p>
+        </w:tc>
+        <w:tc>
+          <w:tcPr>
+            <w:tcW w:type="dxa" w:w="8138"/>
+            <w:tcBorders>
+              <w:top w:val="single" w:color="BFBFBF" w:sz="4"/>
+              <w:left w:val="single" w:color="BFBFBF" w:sz="4"/>
+              <w:bottom w:val="single" w:color="BFBFBF" w:sz="4"/>
+              <w:right w:val="single" w:color="BFBFBF" w:sz="4"/>
+            </w:tcBorders>
+          </w:tcPr>
+          <w:p>
+            <w:pPr>
+              <w:spacing w:after="40"/>
+            </w:pPr>
+            <w:r>
+              <w:rPr>
+                <w:rFonts w:ascii="Arial" w:hAnsi="Arial" w:cs="Arial" w:eastAsia="Malgun Gothic"/>
+                <w:b/>
+                <w:i w:val="0"/>
+                <w:sz w:val="20"/>
+              </w:rPr>
+              <w:t>der Hinweis, -e</w:t>
+            </w:r>
+            <w:r>
+              <w:rPr>
+                <w:rFonts w:ascii="Malgun Gothic" w:hAnsi="Malgun Gothic" w:cs="Malgun Gothic" w:eastAsia="Malgun Gothic"/>
+                <w:b w:val="0"/>
+                <w:i w:val="0"/>
+                <w:sz w:val="20"/>
+              </w:rPr>
+              <w:t xml:space="preserve">  —  단서</w:t>
+            </w:r>
+          </w:p>
+          <w:p>
+            <w:pPr>
+              <w:spacing w:after="40"/>
+            </w:pPr>
+            <w:r>
+              <w:rPr>
+                <w:rFonts w:ascii="Arial" w:hAnsi="Arial" w:cs="Arial" w:eastAsia="Malgun Gothic"/>
+                <w:b/>
+                <w:i w:val="0"/>
+                <w:sz w:val="20"/>
+              </w:rPr>
+              <w:t>schwer</w:t>
+            </w:r>
+            <w:r>
+              <w:rPr>
+                <w:rFonts w:ascii="Malgun Gothic" w:hAnsi="Malgun Gothic" w:cs="Malgun Gothic" w:eastAsia="Malgun Gothic"/>
+                <w:b w:val="0"/>
+                <w:i w:val="0"/>
+                <w:sz w:val="20"/>
+              </w:rPr>
+              <w:t xml:space="preserve">  —  어려운</w:t>
+            </w:r>
+          </w:p>
+          <w:p>
+            <w:pPr>
+              <w:spacing w:after="40"/>
+            </w:pPr>
+            <w:r>
+              <w:rPr>
+                <w:rFonts w:ascii="Arial" w:hAnsi="Arial" w:cs="Arial" w:eastAsia="Malgun Gothic"/>
+                <w:b/>
+                <w:i w:val="0"/>
+                <w:sz w:val="20"/>
+              </w:rPr>
+              <w:t>begründen</w:t>
+            </w:r>
+            <w:r>
+              <w:rPr>
+                <w:rFonts w:ascii="Malgun Gothic" w:hAnsi="Malgun Gothic" w:cs="Malgun Gothic" w:eastAsia="Malgun Gothic"/>
+                <w:b w:val="0"/>
+                <w:i w:val="0"/>
+                <w:sz w:val="20"/>
+              </w:rPr>
+              <w:t xml:space="preserve">  —  입증하다</w:t>
+            </w:r>
+          </w:p>
+        </w:tc>
+      </w:tr>
+      <w:tr>
+        <w:tc>
+          <w:tcPr>
+            <w:tcW w:type="dxa" w:w="1500"/>
+            <w:tcBorders>
+              <w:top w:val="single" w:color="BFBFBF" w:sz="4"/>
+              <w:left w:val="single" w:color="BFBFBF" w:sz="4"/>
+              <w:bottom w:val="single" w:color="BFBFBF" w:sz="4"/>
+              <w:right w:val="single" w:color="BFBFBF" w:sz="4"/>
+            </w:tcBorders>
+            <w:shd w:fill="DEEAF6" w:color="auto" w:val="clear"/>
+          </w:tcPr>
+          <w:p>
+            <w:r>
+              <w:rPr>
+                <w:rFonts w:ascii="Malgun Gothic" w:hAnsi="Malgun Gothic" w:cs="Malgun Gothic" w:eastAsia="Malgun Gothic"/>
+                <w:b/>
+                <w:i w:val="0"/>
+                <w:color w:val="1F3864"/>
+                <w:sz w:val="20"/>
+              </w:rPr>
+              <w:t>문법</w:t>
+            </w:r>
+          </w:p>
+        </w:tc>
+        <w:tc>
+          <w:tcPr>
+            <w:tcW w:type="dxa" w:w="8138"/>
+            <w:tcBorders>
+              <w:top w:val="single" w:color="BFBFBF" w:sz="4"/>
+              <w:left w:val="single" w:color="BFBFBF" w:sz="4"/>
+              <w:bottom w:val="single" w:color="BFBFBF" w:sz="4"/>
+              <w:right w:val="single" w:color="BFBFBF" w:sz="4"/>
+            </w:tcBorders>
+          </w:tcPr>
+          <w:p>
+            <w:pPr>
+              <w:spacing w:after="40"/>
+            </w:pPr>
+            <w:r>
+              <w:rPr>
+                <w:rFonts w:ascii="Malgun Gothic" w:hAnsi="Malgun Gothic" w:cs="Malgun Gothic" w:eastAsia="Malgun Gothic"/>
+                <w:b w:val="0"/>
+                <w:i w:val="0"/>
+                <w:sz w:val="20"/>
+              </w:rPr>
+              <w:t>wird ... schwer zu begründen sein은 미래형과 zu 부정형이 결합한 구조입니다. Wenn er schon eine Wohnung hat에서 hat이 끝에 옵니다.</w:t>
+            </w:r>
+          </w:p>
+        </w:tc>
+      </w:tr>
+      <w:tr>
+        <w:tc>
+          <w:tcPr>
+            <w:tcW w:type="dxa" w:w="1500"/>
+            <w:tcBorders>
+              <w:top w:val="single" w:color="BFBFBF" w:sz="4"/>
+              <w:left w:val="single" w:color="BFBFBF" w:sz="4"/>
+              <w:bottom w:val="single" w:color="BFBFBF" w:sz="4"/>
+              <w:right w:val="single" w:color="BFBFBF" w:sz="4"/>
+            </w:tcBorders>
+            <w:shd w:fill="DEEAF6" w:color="auto" w:val="clear"/>
+          </w:tcPr>
+          <w:p>
+            <w:r>
+              <w:rPr>
+                <w:rFonts w:ascii="Malgun Gothic" w:hAnsi="Malgun Gothic" w:cs="Malgun Gothic" w:eastAsia="Malgun Gothic"/>
+                <w:b/>
+                <w:i w:val="0"/>
+                <w:color w:val="1F3864"/>
+                <w:sz w:val="20"/>
+              </w:rPr>
+              <w:t>표현</w:t>
+            </w:r>
+          </w:p>
+        </w:tc>
+        <w:tc>
+          <w:tcPr>
+            <w:tcW w:type="dxa" w:w="8138"/>
+            <w:tcBorders>
+              <w:top w:val="single" w:color="BFBFBF" w:sz="4"/>
+              <w:left w:val="single" w:color="BFBFBF" w:sz="4"/>
+              <w:bottom w:val="single" w:color="BFBFBF" w:sz="4"/>
+              <w:right w:val="single" w:color="BFBFBF" w:sz="4"/>
+            </w:tcBorders>
+          </w:tcPr>
+          <w:p>
+            <w:pPr>
+              <w:spacing w:after="40"/>
+            </w:pPr>
+            <w:r>
+              <w:rPr>
+                <w:rFonts w:ascii="Malgun Gothic" w:hAnsi="Malgun Gothic" w:cs="Malgun Gothic" w:eastAsia="Malgun Gothic"/>
+                <w:b w:val="0"/>
+                <w:i w:val="0"/>
+                <w:sz w:val="20"/>
+              </w:rPr>
+              <w:t>Das ist ein wichtiger Hinweis는 상대의 말을 평가하는 정형 표현입니다.</w:t>
+            </w:r>
+          </w:p>
+        </w:tc>
+      </w:tr>
+      <w:tr>
+        <w:tc>
+          <w:tcPr>
+            <w:tcW w:type="dxa" w:w="1500"/>
+            <w:tcBorders>
+              <w:top w:val="single" w:color="BFBFBF" w:sz="4"/>
+              <w:left w:val="single" w:color="BFBFBF" w:sz="4"/>
+              <w:bottom w:val="single" w:color="BFBFBF" w:sz="4"/>
+              <w:right w:val="single" w:color="BFBFBF" w:sz="4"/>
+            </w:tcBorders>
+            <w:shd w:fill="DEEAF6" w:color="auto" w:val="clear"/>
+          </w:tcPr>
+          <w:p>
+            <w:r>
+              <w:rPr>
+                <w:rFonts w:ascii="Malgun Gothic" w:hAnsi="Malgun Gothic" w:cs="Malgun Gothic" w:eastAsia="Malgun Gothic"/>
+                <w:b/>
+                <w:i w:val="0"/>
+                <w:color w:val="1F3864"/>
+                <w:sz w:val="20"/>
+              </w:rPr>
+              <w:t>시제</w:t>
+            </w:r>
+          </w:p>
+        </w:tc>
+        <w:tc>
+          <w:tcPr>
+            <w:tcW w:type="dxa" w:w="8138"/>
+            <w:tcBorders>
+              <w:top w:val="single" w:color="BFBFBF" w:sz="4"/>
+              <w:left w:val="single" w:color="BFBFBF" w:sz="4"/>
+              <w:bottom w:val="single" w:color="BFBFBF" w:sz="4"/>
+              <w:right w:val="single" w:color="BFBFBF" w:sz="4"/>
+            </w:tcBorders>
+          </w:tcPr>
+          <w:p>
+            <w:pPr>
+              <w:spacing w:after="40"/>
+            </w:pPr>
+            <w:r>
+              <w:rPr>
+                <w:rFonts w:ascii="Malgun Gothic" w:hAnsi="Malgun Gothic" w:cs="Malgun Gothic" w:eastAsia="Malgun Gothic"/>
+                <w:b w:val="0"/>
+                <w:i w:val="0"/>
+                <w:sz w:val="20"/>
+              </w:rPr>
+              <w:t>ist, hat은 현재형이고 wird ... sein은 미래 추측을 나타내는 미래형입니다.</w:t>
+            </w:r>
+          </w:p>
+        </w:tc>
+      </w:tr>
+    </w:tbl>
+    <w:p>
+      <w:pPr>
+        <w:spacing w:after="0"/>
+      </w:pPr>
+    </w:p>
+    <w:p>
+      <w:pPr>
+        <w:keepNext/>
+        <w:spacing w:before="160"/>
+      </w:pPr>
+      <w:r>
+        <w:rPr>
+          <w:rFonts w:ascii="Arial" w:hAnsi="Arial" w:cs="Arial" w:eastAsia="Malgun Gothic"/>
+          <w:b/>
+          <w:i w:val="0"/>
+          <w:sz w:val="22"/>
+        </w:rPr>
+        <w:t>72. Frau Weber: Ich habe Angst, dass ich in meinem Alter nichts Neues mehr finde. Die Mieten sind ja unbezahlbar geworden.</w:t>
+      </w:r>
+    </w:p>
+    <w:p>
+      <w:pPr>
+        <w:keepNext/>
+        <w:ind w:left="340"/>
+      </w:pPr>
+      <w:r>
+        <w:rPr>
+          <w:rFonts w:ascii="Malgun Gothic" w:hAnsi="Malgun Gothic" w:cs="Malgun Gothic" w:eastAsia="Malgun Gothic"/>
+          <w:b w:val="0"/>
+          <w:i/>
+          <w:color w:val="404040"/>
+          <w:sz w:val="20"/>
+        </w:rPr>
+        <w:t>제 나이에 새 집을 못 구할까 봐 겁이 나요. 월세가 이제 감당 못 할 수준이 됐잖아요.</w:t>
+      </w:r>
+    </w:p>
+    <w:tbl>
+      <w:tblPr>
+        <w:tblW w:type="auto" w:w="0"/>
+        <w:tblLayout w:type="fixed"/>
+        <w:tblLook w:firstColumn="1" w:firstRow="1" w:lastColumn="0" w:lastRow="0" w:noHBand="0" w:noVBand="1" w:val="04A0"/>
+      </w:tblPr>
+      <w:tblGrid>
+        <w:gridCol w:w="4819"/>
+        <w:gridCol w:w="4819"/>
+      </w:tblGrid>
+      <w:tr>
+        <w:tc>
+          <w:tcPr>
+            <w:tcW w:type="dxa" w:w="1500"/>
+            <w:tcBorders>
+              <w:top w:val="single" w:color="BFBFBF" w:sz="4"/>
+              <w:left w:val="single" w:color="BFBFBF" w:sz="4"/>
+              <w:bottom w:val="single" w:color="BFBFBF" w:sz="4"/>
+              <w:right w:val="single" w:color="BFBFBF" w:sz="4"/>
+            </w:tcBorders>
+            <w:shd w:fill="DEEAF6" w:color="auto" w:val="clear"/>
+          </w:tcPr>
+          <w:p>
+            <w:r>
+              <w:rPr>
+                <w:rFonts w:ascii="Malgun Gothic" w:hAnsi="Malgun Gothic" w:cs="Malgun Gothic" w:eastAsia="Malgun Gothic"/>
+                <w:b/>
+                <w:i w:val="0"/>
+                <w:color w:val="1F3864"/>
+                <w:sz w:val="20"/>
+              </w:rPr>
+              <w:t>주요 단어</w:t>
+            </w:r>
+          </w:p>
+        </w:tc>
+        <w:tc>
+          <w:tcPr>
+            <w:tcW w:type="dxa" w:w="8138"/>
+            <w:tcBorders>
+              <w:top w:val="single" w:color="BFBFBF" w:sz="4"/>
+              <w:left w:val="single" w:color="BFBFBF" w:sz="4"/>
+              <w:bottom w:val="single" w:color="BFBFBF" w:sz="4"/>
+              <w:right w:val="single" w:color="BFBFBF" w:sz="4"/>
+            </w:tcBorders>
+          </w:tcPr>
+          <w:p>
+            <w:pPr>
+              <w:spacing w:after="40"/>
+            </w:pPr>
+            <w:r>
+              <w:rPr>
+                <w:rFonts w:ascii="Arial" w:hAnsi="Arial" w:cs="Arial" w:eastAsia="Malgun Gothic"/>
+                <w:b/>
+                <w:i w:val="0"/>
+                <w:sz w:val="20"/>
+              </w:rPr>
+              <w:t>unbezahlbar</w:t>
+            </w:r>
+            <w:r>
+              <w:rPr>
+                <w:rFonts w:ascii="Malgun Gothic" w:hAnsi="Malgun Gothic" w:cs="Malgun Gothic" w:eastAsia="Malgun Gothic"/>
+                <w:b w:val="0"/>
+                <w:i w:val="0"/>
+                <w:sz w:val="20"/>
+              </w:rPr>
+              <w:t xml:space="preserve">  —  감당할 수 없는</w:t>
+            </w:r>
+          </w:p>
+          <w:p>
+            <w:pPr>
+              <w:spacing w:after="40"/>
+            </w:pPr>
+            <w:r>
+              <w:rPr>
+                <w:rFonts w:ascii="Arial" w:hAnsi="Arial" w:cs="Arial" w:eastAsia="Malgun Gothic"/>
+                <w:b/>
+                <w:i w:val="0"/>
+                <w:sz w:val="20"/>
+              </w:rPr>
+              <w:t>das Alter (단수)</w:t>
+            </w:r>
+            <w:r>
+              <w:rPr>
+                <w:rFonts w:ascii="Malgun Gothic" w:hAnsi="Malgun Gothic" w:cs="Malgun Gothic" w:eastAsia="Malgun Gothic"/>
+                <w:b w:val="0"/>
+                <w:i w:val="0"/>
+                <w:sz w:val="20"/>
+              </w:rPr>
+              <w:t xml:space="preserve">  —  나이</w:t>
+            </w:r>
+          </w:p>
+          <w:p>
+            <w:pPr>
+              <w:spacing w:after="40"/>
+            </w:pPr>
+            <w:r>
+              <w:rPr>
+                <w:rFonts w:ascii="Arial" w:hAnsi="Arial" w:cs="Arial" w:eastAsia="Malgun Gothic"/>
+                <w:b/>
+                <w:i w:val="0"/>
+                <w:sz w:val="20"/>
+              </w:rPr>
+              <w:t>finden</w:t>
+            </w:r>
+            <w:r>
+              <w:rPr>
+                <w:rFonts w:ascii="Malgun Gothic" w:hAnsi="Malgun Gothic" w:cs="Malgun Gothic" w:eastAsia="Malgun Gothic"/>
+                <w:b w:val="0"/>
+                <w:i w:val="0"/>
+                <w:sz w:val="20"/>
+              </w:rPr>
+              <w:t xml:space="preserve">  —  찾다</w:t>
+            </w:r>
+          </w:p>
+        </w:tc>
+      </w:tr>
+      <w:tr>
+        <w:tc>
+          <w:tcPr>
+            <w:tcW w:type="dxa" w:w="1500"/>
+            <w:tcBorders>
+              <w:top w:val="single" w:color="BFBFBF" w:sz="4"/>
+              <w:left w:val="single" w:color="BFBFBF" w:sz="4"/>
+              <w:bottom w:val="single" w:color="BFBFBF" w:sz="4"/>
+              <w:right w:val="single" w:color="BFBFBF" w:sz="4"/>
+            </w:tcBorders>
+            <w:shd w:fill="DEEAF6" w:color="auto" w:val="clear"/>
+          </w:tcPr>
+          <w:p>
+            <w:r>
+              <w:rPr>
+                <w:rFonts w:ascii="Malgun Gothic" w:hAnsi="Malgun Gothic" w:cs="Malgun Gothic" w:eastAsia="Malgun Gothic"/>
+                <w:b/>
+                <w:i w:val="0"/>
+                <w:color w:val="1F3864"/>
+                <w:sz w:val="20"/>
+              </w:rPr>
+              <w:t>문법</w:t>
+            </w:r>
+          </w:p>
+        </w:tc>
+        <w:tc>
+          <w:tcPr>
+            <w:tcW w:type="dxa" w:w="8138"/>
+            <w:tcBorders>
+              <w:top w:val="single" w:color="BFBFBF" w:sz="4"/>
+              <w:left w:val="single" w:color="BFBFBF" w:sz="4"/>
+              <w:bottom w:val="single" w:color="BFBFBF" w:sz="4"/>
+              <w:right w:val="single" w:color="BFBFBF" w:sz="4"/>
+            </w:tcBorders>
+          </w:tcPr>
+          <w:p>
+            <w:pPr>
+              <w:spacing w:after="40"/>
+            </w:pPr>
+            <w:r>
+              <w:rPr>
+                <w:rFonts w:ascii="Malgun Gothic" w:hAnsi="Malgun Gothic" w:cs="Malgun Gothic" w:eastAsia="Malgun Gothic"/>
+                <w:b w:val="0"/>
+                <w:i w:val="0"/>
+                <w:sz w:val="20"/>
+              </w:rPr>
+              <w:t>Ich habe Angst, dass ...에서 dass절은 동사 finde가 끝에 옵니다. nichts Neues에서 nichts 뒤의 형용사는 대문자로 쓰고 -es 어미를 붙입니다.</w:t>
+            </w:r>
+          </w:p>
+        </w:tc>
+      </w:tr>
+      <w:tr>
+        <w:tc>
+          <w:tcPr>
+            <w:tcW w:type="dxa" w:w="1500"/>
+            <w:tcBorders>
+              <w:top w:val="single" w:color="BFBFBF" w:sz="4"/>
+              <w:left w:val="single" w:color="BFBFBF" w:sz="4"/>
+              <w:bottom w:val="single" w:color="BFBFBF" w:sz="4"/>
+              <w:right w:val="single" w:color="BFBFBF" w:sz="4"/>
+            </w:tcBorders>
+            <w:shd w:fill="DEEAF6" w:color="auto" w:val="clear"/>
+          </w:tcPr>
+          <w:p>
+            <w:r>
+              <w:rPr>
+                <w:rFonts w:ascii="Malgun Gothic" w:hAnsi="Malgun Gothic" w:cs="Malgun Gothic" w:eastAsia="Malgun Gothic"/>
+                <w:b/>
+                <w:i w:val="0"/>
+                <w:color w:val="1F3864"/>
+                <w:sz w:val="20"/>
+              </w:rPr>
+              <w:t>표현</w:t>
+            </w:r>
+          </w:p>
+        </w:tc>
+        <w:tc>
+          <w:tcPr>
+            <w:tcW w:type="dxa" w:w="8138"/>
+            <w:tcBorders>
+              <w:top w:val="single" w:color="BFBFBF" w:sz="4"/>
+              <w:left w:val="single" w:color="BFBFBF" w:sz="4"/>
+              <w:bottom w:val="single" w:color="BFBFBF" w:sz="4"/>
+              <w:right w:val="single" w:color="BFBFBF" w:sz="4"/>
+            </w:tcBorders>
+          </w:tcPr>
+          <w:p>
+            <w:pPr>
+              <w:spacing w:after="40"/>
+            </w:pPr>
+            <w:r>
+              <w:rPr>
+                <w:rFonts w:ascii="Malgun Gothic" w:hAnsi="Malgun Gothic" w:cs="Malgun Gothic" w:eastAsia="Malgun Gothic"/>
+                <w:b w:val="0"/>
+                <w:i w:val="0"/>
+                <w:sz w:val="20"/>
+              </w:rPr>
+              <w:t>in meinem Alter는 제 나이에라는 관용 표현입니다.</w:t>
+            </w:r>
+          </w:p>
+        </w:tc>
+      </w:tr>
+      <w:tr>
+        <w:tc>
+          <w:tcPr>
+            <w:tcW w:type="dxa" w:w="1500"/>
+            <w:tcBorders>
+              <w:top w:val="single" w:color="BFBFBF" w:sz="4"/>
+              <w:left w:val="single" w:color="BFBFBF" w:sz="4"/>
+              <w:bottom w:val="single" w:color="BFBFBF" w:sz="4"/>
+              <w:right w:val="single" w:color="BFBFBF" w:sz="4"/>
+            </w:tcBorders>
+            <w:shd w:fill="DEEAF6" w:color="auto" w:val="clear"/>
+          </w:tcPr>
+          <w:p>
+            <w:r>
+              <w:rPr>
+                <w:rFonts w:ascii="Malgun Gothic" w:hAnsi="Malgun Gothic" w:cs="Malgun Gothic" w:eastAsia="Malgun Gothic"/>
+                <w:b/>
+                <w:i w:val="0"/>
+                <w:color w:val="1F3864"/>
+                <w:sz w:val="20"/>
+              </w:rPr>
+              <w:t>시제</w:t>
+            </w:r>
+          </w:p>
+        </w:tc>
+        <w:tc>
+          <w:tcPr>
+            <w:tcW w:type="dxa" w:w="8138"/>
+            <w:tcBorders>
+              <w:top w:val="single" w:color="BFBFBF" w:sz="4"/>
+              <w:left w:val="single" w:color="BFBFBF" w:sz="4"/>
+              <w:bottom w:val="single" w:color="BFBFBF" w:sz="4"/>
+              <w:right w:val="single" w:color="BFBFBF" w:sz="4"/>
+            </w:tcBorders>
+          </w:tcPr>
+          <w:p>
+            <w:pPr>
+              <w:spacing w:after="40"/>
+            </w:pPr>
+            <w:r>
+              <w:rPr>
+                <w:rFonts w:ascii="Malgun Gothic" w:hAnsi="Malgun Gothic" w:cs="Malgun Gothic" w:eastAsia="Malgun Gothic"/>
+                <w:b w:val="0"/>
+                <w:i w:val="0"/>
+                <w:sz w:val="20"/>
+              </w:rPr>
+              <w:t>habe, finde는 현재형이고 sind ... geworden은 현재완료로 변화한 결과를 말합니다.</w:t>
+            </w:r>
+          </w:p>
+        </w:tc>
+      </w:tr>
+    </w:tbl>
+    <w:p>
+      <w:pPr>
+        <w:spacing w:after="0"/>
+      </w:pPr>
+    </w:p>
+    <w:p>
+      <w:pPr>
+        <w:keepNext/>
+        <w:spacing w:before="160"/>
+      </w:pPr>
+      <w:r>
+        <w:rPr>
+          <w:rFonts w:ascii="Arial" w:hAnsi="Arial" w:cs="Arial" w:eastAsia="Malgun Gothic"/>
+          <w:b/>
+          <w:i w:val="0"/>
+          <w:sz w:val="22"/>
+        </w:rPr>
+        <w:t>73. Elif: Frau Weber, darf ich kurz dazukommen? Ab sechzig gilt in Berlin ein besonderer Schutz, die Sozialklausel.</w:t>
+      </w:r>
+    </w:p>
+    <w:p>
+      <w:pPr>
+        <w:keepNext/>
+        <w:ind w:left="340"/>
+      </w:pPr>
+      <w:r>
+        <w:rPr>
+          <w:rFonts w:ascii="Malgun Gothic" w:hAnsi="Malgun Gothic" w:cs="Malgun Gothic" w:eastAsia="Malgun Gothic"/>
+          <w:b w:val="0"/>
+          <w:i/>
+          <w:color w:val="404040"/>
+          <w:sz w:val="20"/>
+        </w:rPr>
+        <w:t>베버 부인, 잠깐 끼어들어도 될까요? 예순 살부터는 베를린에서 사회 조항이라는 특별한 보호를 받습니다.</w:t>
+      </w:r>
+    </w:p>
+    <w:tbl>
+      <w:tblPr>
+        <w:tblW w:type="auto" w:w="0"/>
+        <w:tblLayout w:type="fixed"/>
+        <w:tblLook w:firstColumn="1" w:firstRow="1" w:lastColumn="0" w:lastRow="0" w:noHBand="0" w:noVBand="1" w:val="04A0"/>
+      </w:tblPr>
+      <w:tblGrid>
+        <w:gridCol w:w="4819"/>
+        <w:gridCol w:w="4819"/>
+      </w:tblGrid>
+      <w:tr>
+        <w:tc>
+          <w:tcPr>
+            <w:tcW w:type="dxa" w:w="1500"/>
+            <w:tcBorders>
+              <w:top w:val="single" w:color="BFBFBF" w:sz="4"/>
+              <w:left w:val="single" w:color="BFBFBF" w:sz="4"/>
+              <w:bottom w:val="single" w:color="BFBFBF" w:sz="4"/>
+              <w:right w:val="single" w:color="BFBFBF" w:sz="4"/>
+            </w:tcBorders>
+            <w:shd w:fill="DEEAF6" w:color="auto" w:val="clear"/>
+          </w:tcPr>
+          <w:p>
+            <w:r>
+              <w:rPr>
+                <w:rFonts w:ascii="Malgun Gothic" w:hAnsi="Malgun Gothic" w:cs="Malgun Gothic" w:eastAsia="Malgun Gothic"/>
+                <w:b/>
+                <w:i w:val="0"/>
+                <w:color w:val="1F3864"/>
+                <w:sz w:val="20"/>
+              </w:rPr>
+              <w:t>주요 단어</w:t>
+            </w:r>
+          </w:p>
+        </w:tc>
+        <w:tc>
+          <w:tcPr>
+            <w:tcW w:type="dxa" w:w="8138"/>
+            <w:tcBorders>
+              <w:top w:val="single" w:color="BFBFBF" w:sz="4"/>
+              <w:left w:val="single" w:color="BFBFBF" w:sz="4"/>
+              <w:bottom w:val="single" w:color="BFBFBF" w:sz="4"/>
+              <w:right w:val="single" w:color="BFBFBF" w:sz="4"/>
+            </w:tcBorders>
+          </w:tcPr>
+          <w:p>
+            <w:pPr>
+              <w:spacing w:after="40"/>
+            </w:pPr>
+            <w:r>
+              <w:rPr>
+                <w:rFonts w:ascii="Arial" w:hAnsi="Arial" w:cs="Arial" w:eastAsia="Malgun Gothic"/>
+                <w:b/>
+                <w:i w:val="0"/>
+                <w:sz w:val="20"/>
+              </w:rPr>
+              <w:t>dazukommen</w:t>
+            </w:r>
+            <w:r>
+              <w:rPr>
+                <w:rFonts w:ascii="Malgun Gothic" w:hAnsi="Malgun Gothic" w:cs="Malgun Gothic" w:eastAsia="Malgun Gothic"/>
+                <w:b w:val="0"/>
+                <w:i w:val="0"/>
+                <w:sz w:val="20"/>
+              </w:rPr>
+              <w:t xml:space="preserve">  —  합류하다</w:t>
+            </w:r>
+          </w:p>
+          <w:p>
+            <w:pPr>
+              <w:spacing w:after="40"/>
+            </w:pPr>
+            <w:r>
+              <w:rPr>
+                <w:rFonts w:ascii="Arial" w:hAnsi="Arial" w:cs="Arial" w:eastAsia="Malgun Gothic"/>
+                <w:b/>
+                <w:i w:val="0"/>
+                <w:sz w:val="20"/>
+              </w:rPr>
+              <w:t>die Sozialklausel</w:t>
+            </w:r>
+            <w:r>
+              <w:rPr>
+                <w:rFonts w:ascii="Malgun Gothic" w:hAnsi="Malgun Gothic" w:cs="Malgun Gothic" w:eastAsia="Malgun Gothic"/>
+                <w:b w:val="0"/>
+                <w:i w:val="0"/>
+                <w:sz w:val="20"/>
+              </w:rPr>
+              <w:t xml:space="preserve">  —  사회 조항</w:t>
+            </w:r>
+          </w:p>
+          <w:p>
+            <w:pPr>
+              <w:spacing w:after="40"/>
+            </w:pPr>
+            <w:r>
+              <w:rPr>
+                <w:rFonts w:ascii="Arial" w:hAnsi="Arial" w:cs="Arial" w:eastAsia="Malgun Gothic"/>
+                <w:b/>
+                <w:i w:val="0"/>
+                <w:sz w:val="20"/>
+              </w:rPr>
+              <w:t>der Schutz (단수)</w:t>
+            </w:r>
+            <w:r>
+              <w:rPr>
+                <w:rFonts w:ascii="Malgun Gothic" w:hAnsi="Malgun Gothic" w:cs="Malgun Gothic" w:eastAsia="Malgun Gothic"/>
+                <w:b w:val="0"/>
+                <w:i w:val="0"/>
+                <w:sz w:val="20"/>
+              </w:rPr>
+              <w:t xml:space="preserve">  —  보호</w:t>
+            </w:r>
+          </w:p>
+        </w:tc>
+      </w:tr>
+      <w:tr>
+        <w:tc>
+          <w:tcPr>
+            <w:tcW w:type="dxa" w:w="1500"/>
+            <w:tcBorders>
+              <w:top w:val="single" w:color="BFBFBF" w:sz="4"/>
+              <w:left w:val="single" w:color="BFBFBF" w:sz="4"/>
+              <w:bottom w:val="single" w:color="BFBFBF" w:sz="4"/>
+              <w:right w:val="single" w:color="BFBFBF" w:sz="4"/>
+            </w:tcBorders>
+            <w:shd w:fill="DEEAF6" w:color="auto" w:val="clear"/>
+          </w:tcPr>
+          <w:p>
+            <w:r>
+              <w:rPr>
+                <w:rFonts w:ascii="Malgun Gothic" w:hAnsi="Malgun Gothic" w:cs="Malgun Gothic" w:eastAsia="Malgun Gothic"/>
+                <w:b/>
+                <w:i w:val="0"/>
+                <w:color w:val="1F3864"/>
+                <w:sz w:val="20"/>
+              </w:rPr>
+              <w:t>문법</w:t>
+            </w:r>
+          </w:p>
+        </w:tc>
+        <w:tc>
+          <w:tcPr>
+            <w:tcW w:type="dxa" w:w="8138"/>
+            <w:tcBorders>
+              <w:top w:val="single" w:color="BFBFBF" w:sz="4"/>
+              <w:left w:val="single" w:color="BFBFBF" w:sz="4"/>
+              <w:bottom w:val="single" w:color="BFBFBF" w:sz="4"/>
+              <w:right w:val="single" w:color="BFBFBF" w:sz="4"/>
+            </w:tcBorders>
+          </w:tcPr>
+          <w:p>
+            <w:pPr>
+              <w:spacing w:after="40"/>
+            </w:pPr>
+            <w:r>
+              <w:rPr>
+                <w:rFonts w:ascii="Malgun Gothic" w:hAnsi="Malgun Gothic" w:cs="Malgun Gothic" w:eastAsia="Malgun Gothic"/>
+                <w:b w:val="0"/>
+                <w:i w:val="0"/>
+                <w:sz w:val="20"/>
+              </w:rPr>
+              <w:t>Ab sechzig gilt ...에서 시간 부사구가 앞에 와 도치되었습니다. ein besonderer Schutz는 부정관사 + 형용사 어미입니다.</w:t>
+            </w:r>
+          </w:p>
+        </w:tc>
+      </w:tr>
+      <w:tr>
+        <w:tc>
+          <w:tcPr>
+            <w:tcW w:type="dxa" w:w="1500"/>
+            <w:tcBorders>
+              <w:top w:val="single" w:color="BFBFBF" w:sz="4"/>
+              <w:left w:val="single" w:color="BFBFBF" w:sz="4"/>
+              <w:bottom w:val="single" w:color="BFBFBF" w:sz="4"/>
+              <w:right w:val="single" w:color="BFBFBF" w:sz="4"/>
+            </w:tcBorders>
+            <w:shd w:fill="DEEAF6" w:color="auto" w:val="clear"/>
+          </w:tcPr>
+          <w:p>
+            <w:r>
+              <w:rPr>
+                <w:rFonts w:ascii="Malgun Gothic" w:hAnsi="Malgun Gothic" w:cs="Malgun Gothic" w:eastAsia="Malgun Gothic"/>
+                <w:b/>
+                <w:i w:val="0"/>
+                <w:color w:val="1F3864"/>
+                <w:sz w:val="20"/>
+              </w:rPr>
+              <w:t>표현</w:t>
+            </w:r>
+          </w:p>
+        </w:tc>
+        <w:tc>
+          <w:tcPr>
+            <w:tcW w:type="dxa" w:w="8138"/>
+            <w:tcBorders>
+              <w:top w:val="single" w:color="BFBFBF" w:sz="4"/>
+              <w:left w:val="single" w:color="BFBFBF" w:sz="4"/>
+              <w:bottom w:val="single" w:color="BFBFBF" w:sz="4"/>
+              <w:right w:val="single" w:color="BFBFBF" w:sz="4"/>
+            </w:tcBorders>
+          </w:tcPr>
+          <w:p>
+            <w:pPr>
+              <w:spacing w:after="40"/>
+            </w:pPr>
+            <w:r>
+              <w:rPr>
+                <w:rFonts w:ascii="Malgun Gothic" w:hAnsi="Malgun Gothic" w:cs="Malgun Gothic" w:eastAsia="Malgun Gothic"/>
+                <w:b w:val="0"/>
+                <w:i w:val="0"/>
+                <w:sz w:val="20"/>
+              </w:rPr>
+              <w:t>Ab + 숫자는 이 나이부터라는 기준을 말합니다.</w:t>
+            </w:r>
+          </w:p>
+        </w:tc>
+      </w:tr>
+      <w:tr>
+        <w:tc>
+          <w:tcPr>
+            <w:tcW w:type="dxa" w:w="1500"/>
+            <w:tcBorders>
+              <w:top w:val="single" w:color="BFBFBF" w:sz="4"/>
+              <w:left w:val="single" w:color="BFBFBF" w:sz="4"/>
+              <w:bottom w:val="single" w:color="BFBFBF" w:sz="4"/>
+              <w:right w:val="single" w:color="BFBFBF" w:sz="4"/>
+            </w:tcBorders>
+            <w:shd w:fill="DEEAF6" w:color="auto" w:val="clear"/>
+          </w:tcPr>
+          <w:p>
+            <w:r>
+              <w:rPr>
+                <w:rFonts w:ascii="Malgun Gothic" w:hAnsi="Malgun Gothic" w:cs="Malgun Gothic" w:eastAsia="Malgun Gothic"/>
+                <w:b/>
+                <w:i w:val="0"/>
+                <w:color w:val="1F3864"/>
+                <w:sz w:val="20"/>
+              </w:rPr>
+              <w:t>시제</w:t>
+            </w:r>
+          </w:p>
+        </w:tc>
+        <w:tc>
+          <w:tcPr>
+            <w:tcW w:type="dxa" w:w="8138"/>
+            <w:tcBorders>
+              <w:top w:val="single" w:color="BFBFBF" w:sz="4"/>
+              <w:left w:val="single" w:color="BFBFBF" w:sz="4"/>
+              <w:bottom w:val="single" w:color="BFBFBF" w:sz="4"/>
+              <w:right w:val="single" w:color="BFBFBF" w:sz="4"/>
+            </w:tcBorders>
+          </w:tcPr>
+          <w:p>
+            <w:pPr>
+              <w:spacing w:after="40"/>
+            </w:pPr>
+            <w:r>
+              <w:rPr>
+                <w:rFonts w:ascii="Malgun Gothic" w:hAnsi="Malgun Gothic" w:cs="Malgun Gothic" w:eastAsia="Malgun Gothic"/>
+                <w:b w:val="0"/>
+                <w:i w:val="0"/>
+                <w:sz w:val="20"/>
+              </w:rPr>
+              <w:t>gilt는 현재형으로 일반 규칙을 말합니다.</w:t>
+            </w:r>
+          </w:p>
+        </w:tc>
+      </w:tr>
+    </w:tbl>
+    <w:p>
+      <w:pPr>
+        <w:spacing w:after="0"/>
+      </w:pPr>
+    </w:p>
+    <w:p>
+      <w:pPr>
+        <w:keepNext/>
+        <w:spacing w:before="160"/>
+      </w:pPr>
+      <w:r>
+        <w:rPr>
+          <w:rFonts w:ascii="Arial" w:hAnsi="Arial" w:cs="Arial" w:eastAsia="Malgun Gothic"/>
+          <w:b/>
+          <w:i w:val="0"/>
+          <w:sz w:val="22"/>
+        </w:rPr>
+        <w:t>74. Frau Weber: Dann kann er mich gar nicht einfach vor die Tür setzen? Das hat mir keiner gesagt.</w:t>
+      </w:r>
+    </w:p>
+    <w:p>
+      <w:pPr>
+        <w:keepNext/>
+        <w:ind w:left="340"/>
+      </w:pPr>
+      <w:r>
+        <w:rPr>
+          <w:rFonts w:ascii="Malgun Gothic" w:hAnsi="Malgun Gothic" w:cs="Malgun Gothic" w:eastAsia="Malgun Gothic"/>
+          <w:b w:val="0"/>
+          <w:i/>
+          <w:color w:val="404040"/>
+          <w:sz w:val="20"/>
+        </w:rPr>
+        <w:t>그럼 집주인이 저를 그냥 내쫓을 수는 없다는 건가요? 아무도 그렇게 말해 주지 않았어요.</w:t>
+      </w:r>
+    </w:p>
+    <w:tbl>
+      <w:tblPr>
+        <w:tblW w:type="auto" w:w="0"/>
+        <w:tblLayout w:type="fixed"/>
+        <w:tblLook w:firstColumn="1" w:firstRow="1" w:lastColumn="0" w:lastRow="0" w:noHBand="0" w:noVBand="1" w:val="04A0"/>
+      </w:tblPr>
+      <w:tblGrid>
+        <w:gridCol w:w="4819"/>
+        <w:gridCol w:w="4819"/>
+      </w:tblGrid>
+      <w:tr>
+        <w:tc>
+          <w:tcPr>
+            <w:tcW w:type="dxa" w:w="1500"/>
+            <w:tcBorders>
+              <w:top w:val="single" w:color="BFBFBF" w:sz="4"/>
+              <w:left w:val="single" w:color="BFBFBF" w:sz="4"/>
+              <w:bottom w:val="single" w:color="BFBFBF" w:sz="4"/>
+              <w:right w:val="single" w:color="BFBFBF" w:sz="4"/>
+            </w:tcBorders>
+            <w:shd w:fill="DEEAF6" w:color="auto" w:val="clear"/>
+          </w:tcPr>
+          <w:p>
+            <w:r>
+              <w:rPr>
+                <w:rFonts w:ascii="Malgun Gothic" w:hAnsi="Malgun Gothic" w:cs="Malgun Gothic" w:eastAsia="Malgun Gothic"/>
+                <w:b/>
+                <w:i w:val="0"/>
+                <w:color w:val="1F3864"/>
+                <w:sz w:val="20"/>
+              </w:rPr>
+              <w:t>주요 단어</w:t>
+            </w:r>
+          </w:p>
+        </w:tc>
+        <w:tc>
+          <w:tcPr>
+            <w:tcW w:type="dxa" w:w="8138"/>
+            <w:tcBorders>
+              <w:top w:val="single" w:color="BFBFBF" w:sz="4"/>
+              <w:left w:val="single" w:color="BFBFBF" w:sz="4"/>
+              <w:bottom w:val="single" w:color="BFBFBF" w:sz="4"/>
+              <w:right w:val="single" w:color="BFBFBF" w:sz="4"/>
+            </w:tcBorders>
+          </w:tcPr>
+          <w:p>
+            <w:pPr>
+              <w:spacing w:after="40"/>
+            </w:pPr>
+            <w:r>
+              <w:rPr>
+                <w:rFonts w:ascii="Arial" w:hAnsi="Arial" w:cs="Arial" w:eastAsia="Malgun Gothic"/>
+                <w:b/>
+                <w:i w:val="0"/>
+                <w:sz w:val="20"/>
+              </w:rPr>
+              <w:t>vor die Tür setzen</w:t>
+            </w:r>
+            <w:r>
+              <w:rPr>
+                <w:rFonts w:ascii="Malgun Gothic" w:hAnsi="Malgun Gothic" w:cs="Malgun Gothic" w:eastAsia="Malgun Gothic"/>
+                <w:b w:val="0"/>
+                <w:i w:val="0"/>
+                <w:sz w:val="20"/>
+              </w:rPr>
+              <w:t xml:space="preserve">  —  내쫓다</w:t>
+            </w:r>
+          </w:p>
+          <w:p>
+            <w:pPr>
+              <w:spacing w:after="40"/>
+            </w:pPr>
+            <w:r>
+              <w:rPr>
+                <w:rFonts w:ascii="Arial" w:hAnsi="Arial" w:cs="Arial" w:eastAsia="Malgun Gothic"/>
+                <w:b/>
+                <w:i w:val="0"/>
+                <w:sz w:val="20"/>
+              </w:rPr>
+              <w:t>einfach</w:t>
+            </w:r>
+            <w:r>
+              <w:rPr>
+                <w:rFonts w:ascii="Malgun Gothic" w:hAnsi="Malgun Gothic" w:cs="Malgun Gothic" w:eastAsia="Malgun Gothic"/>
+                <w:b w:val="0"/>
+                <w:i w:val="0"/>
+                <w:sz w:val="20"/>
+              </w:rPr>
+              <w:t xml:space="preserve">  —  그냥</w:t>
+            </w:r>
+          </w:p>
+          <w:p>
+            <w:pPr>
+              <w:spacing w:after="40"/>
+            </w:pPr>
+            <w:r>
+              <w:rPr>
+                <w:rFonts w:ascii="Arial" w:hAnsi="Arial" w:cs="Arial" w:eastAsia="Malgun Gothic"/>
+                <w:b/>
+                <w:i w:val="0"/>
+                <w:sz w:val="20"/>
+              </w:rPr>
+              <w:t>gar nicht</w:t>
+            </w:r>
+            <w:r>
+              <w:rPr>
+                <w:rFonts w:ascii="Malgun Gothic" w:hAnsi="Malgun Gothic" w:cs="Malgun Gothic" w:eastAsia="Malgun Gothic"/>
+                <w:b w:val="0"/>
+                <w:i w:val="0"/>
+                <w:sz w:val="20"/>
+              </w:rPr>
+              <w:t xml:space="preserve">  —  전혀 ~않다</w:t>
+            </w:r>
+          </w:p>
+        </w:tc>
+      </w:tr>
+      <w:tr>
+        <w:tc>
+          <w:tcPr>
+            <w:tcW w:type="dxa" w:w="1500"/>
+            <w:tcBorders>
+              <w:top w:val="single" w:color="BFBFBF" w:sz="4"/>
+              <w:left w:val="single" w:color="BFBFBF" w:sz="4"/>
+              <w:bottom w:val="single" w:color="BFBFBF" w:sz="4"/>
+              <w:right w:val="single" w:color="BFBFBF" w:sz="4"/>
+            </w:tcBorders>
+            <w:shd w:fill="DEEAF6" w:color="auto" w:val="clear"/>
+          </w:tcPr>
+          <w:p>
+            <w:r>
+              <w:rPr>
+                <w:rFonts w:ascii="Malgun Gothic" w:hAnsi="Malgun Gothic" w:cs="Malgun Gothic" w:eastAsia="Malgun Gothic"/>
+                <w:b/>
+                <w:i w:val="0"/>
+                <w:color w:val="1F3864"/>
+                <w:sz w:val="20"/>
+              </w:rPr>
+              <w:t>문법</w:t>
+            </w:r>
+          </w:p>
+        </w:tc>
+        <w:tc>
+          <w:tcPr>
+            <w:tcW w:type="dxa" w:w="8138"/>
+            <w:tcBorders>
+              <w:top w:val="single" w:color="BFBFBF" w:sz="4"/>
+              <w:left w:val="single" w:color="BFBFBF" w:sz="4"/>
+              <w:bottom w:val="single" w:color="BFBFBF" w:sz="4"/>
+              <w:right w:val="single" w:color="BFBFBF" w:sz="4"/>
+            </w:tcBorders>
+          </w:tcPr>
+          <w:p>
+            <w:pPr>
+              <w:spacing w:after="40"/>
+            </w:pPr>
+            <w:r>
+              <w:rPr>
+                <w:rFonts w:ascii="Malgun Gothic" w:hAnsi="Malgun Gothic" w:cs="Malgun Gothic" w:eastAsia="Malgun Gothic"/>
+                <w:b w:val="0"/>
+                <w:i w:val="0"/>
+                <w:sz w:val="20"/>
+              </w:rPr>
+              <w:t>Dann kann er mich gar nicht ... setzen은 부정 강조 구문입니다. Das hat mir keiner gesagt에서 mir는 3격입니다.</w:t>
+            </w:r>
+          </w:p>
+        </w:tc>
+      </w:tr>
+      <w:tr>
+        <w:tc>
+          <w:tcPr>
+            <w:tcW w:type="dxa" w:w="1500"/>
+            <w:tcBorders>
+              <w:top w:val="single" w:color="BFBFBF" w:sz="4"/>
+              <w:left w:val="single" w:color="BFBFBF" w:sz="4"/>
+              <w:bottom w:val="single" w:color="BFBFBF" w:sz="4"/>
+              <w:right w:val="single" w:color="BFBFBF" w:sz="4"/>
+            </w:tcBorders>
+            <w:shd w:fill="DEEAF6" w:color="auto" w:val="clear"/>
+          </w:tcPr>
+          <w:p>
+            <w:r>
+              <w:rPr>
+                <w:rFonts w:ascii="Malgun Gothic" w:hAnsi="Malgun Gothic" w:cs="Malgun Gothic" w:eastAsia="Malgun Gothic"/>
+                <w:b/>
+                <w:i w:val="0"/>
+                <w:color w:val="1F3864"/>
+                <w:sz w:val="20"/>
+              </w:rPr>
+              <w:t>표현</w:t>
+            </w:r>
+          </w:p>
+        </w:tc>
+        <w:tc>
+          <w:tcPr>
+            <w:tcW w:type="dxa" w:w="8138"/>
+            <w:tcBorders>
+              <w:top w:val="single" w:color="BFBFBF" w:sz="4"/>
+              <w:left w:val="single" w:color="BFBFBF" w:sz="4"/>
+              <w:bottom w:val="single" w:color="BFBFBF" w:sz="4"/>
+              <w:right w:val="single" w:color="BFBFBF" w:sz="4"/>
+            </w:tcBorders>
+          </w:tcPr>
+          <w:p>
+            <w:pPr>
+              <w:spacing w:after="40"/>
+            </w:pPr>
+            <w:r>
+              <w:rPr>
+                <w:rFonts w:ascii="Malgun Gothic" w:hAnsi="Malgun Gothic" w:cs="Malgun Gothic" w:eastAsia="Malgun Gothic"/>
+                <w:b w:val="0"/>
+                <w:i w:val="0"/>
+                <w:sz w:val="20"/>
+              </w:rPr>
+              <w:t>jemanden vor die Tür setzen은 내쫓는다는 관용 표현입니다.</w:t>
+            </w:r>
+          </w:p>
+        </w:tc>
+      </w:tr>
+      <w:tr>
+        <w:tc>
+          <w:tcPr>
+            <w:tcW w:type="dxa" w:w="1500"/>
+            <w:tcBorders>
+              <w:top w:val="single" w:color="BFBFBF" w:sz="4"/>
+              <w:left w:val="single" w:color="BFBFBF" w:sz="4"/>
+              <w:bottom w:val="single" w:color="BFBFBF" w:sz="4"/>
+              <w:right w:val="single" w:color="BFBFBF" w:sz="4"/>
+            </w:tcBorders>
+            <w:shd w:fill="DEEAF6" w:color="auto" w:val="clear"/>
+          </w:tcPr>
+          <w:p>
+            <w:r>
+              <w:rPr>
+                <w:rFonts w:ascii="Malgun Gothic" w:hAnsi="Malgun Gothic" w:cs="Malgun Gothic" w:eastAsia="Malgun Gothic"/>
+                <w:b/>
+                <w:i w:val="0"/>
+                <w:color w:val="1F3864"/>
+                <w:sz w:val="20"/>
+              </w:rPr>
+              <w:t>시제</w:t>
+            </w:r>
+          </w:p>
+        </w:tc>
+        <w:tc>
+          <w:tcPr>
+            <w:tcW w:type="dxa" w:w="8138"/>
+            <w:tcBorders>
+              <w:top w:val="single" w:color="BFBFBF" w:sz="4"/>
+              <w:left w:val="single" w:color="BFBFBF" w:sz="4"/>
+              <w:bottom w:val="single" w:color="BFBFBF" w:sz="4"/>
+              <w:right w:val="single" w:color="BFBFBF" w:sz="4"/>
+            </w:tcBorders>
+          </w:tcPr>
+          <w:p>
+            <w:pPr>
+              <w:spacing w:after="40"/>
+            </w:pPr>
+            <w:r>
+              <w:rPr>
+                <w:rFonts w:ascii="Malgun Gothic" w:hAnsi="Malgun Gothic" w:cs="Malgun Gothic" w:eastAsia="Malgun Gothic"/>
+                <w:b w:val="0"/>
+                <w:i w:val="0"/>
+                <w:sz w:val="20"/>
+              </w:rPr>
+              <w:t>kann은 현재형이고 hat ... gesagt는 현재완료입니다.</w:t>
+            </w:r>
+          </w:p>
+        </w:tc>
+      </w:tr>
+    </w:tbl>
+    <w:p>
+      <w:pPr>
+        <w:spacing w:after="0"/>
+      </w:pPr>
+    </w:p>
+    <w:p>
+      <w:pPr>
+        <w:keepNext/>
+        <w:spacing w:before="160"/>
+      </w:pPr>
+      <w:r>
+        <w:rPr>
+          <w:rFonts w:ascii="Arial" w:hAnsi="Arial" w:cs="Arial" w:eastAsia="Malgun Gothic"/>
+          <w:b/>
+          <w:i w:val="0"/>
+          <w:sz w:val="22"/>
+        </w:rPr>
+        <w:t>75. Jonas: Nicht einfach so. Er müsste vor Gericht gehen, und dort würde man Ihr Alter und Ihre Lage sehr ernst nehmen.</w:t>
+      </w:r>
+    </w:p>
+    <w:p>
+      <w:pPr>
+        <w:keepNext/>
+        <w:ind w:left="340"/>
+      </w:pPr>
+      <w:r>
+        <w:rPr>
+          <w:rFonts w:ascii="Malgun Gothic" w:hAnsi="Malgun Gothic" w:cs="Malgun Gothic" w:eastAsia="Malgun Gothic"/>
+          <w:b w:val="0"/>
+          <w:i/>
+          <w:color w:val="404040"/>
+          <w:sz w:val="20"/>
+        </w:rPr>
+        <w:t>그렇게 쉽지는 않아요. 집주인이 법원에 가야 하고, 거기서는 부인의 나이와 사정을 매우 중요하게 볼 겁니다.</w:t>
+      </w:r>
+    </w:p>
+    <w:tbl>
+      <w:tblPr>
+        <w:tblW w:type="auto" w:w="0"/>
+        <w:tblLayout w:type="fixed"/>
+        <w:tblLook w:firstColumn="1" w:firstRow="1" w:lastColumn="0" w:lastRow="0" w:noHBand="0" w:noVBand="1" w:val="04A0"/>
+      </w:tblPr>
+      <w:tblGrid>
+        <w:gridCol w:w="4819"/>
+        <w:gridCol w:w="4819"/>
+      </w:tblGrid>
+      <w:tr>
+        <w:tc>
+          <w:tcPr>
+            <w:tcW w:type="dxa" w:w="1500"/>
+            <w:tcBorders>
+              <w:top w:val="single" w:color="BFBFBF" w:sz="4"/>
+              <w:left w:val="single" w:color="BFBFBF" w:sz="4"/>
+              <w:bottom w:val="single" w:color="BFBFBF" w:sz="4"/>
+              <w:right w:val="single" w:color="BFBFBF" w:sz="4"/>
+            </w:tcBorders>
+            <w:shd w:fill="DEEAF6" w:color="auto" w:val="clear"/>
+          </w:tcPr>
+          <w:p>
+            <w:r>
+              <w:rPr>
+                <w:rFonts w:ascii="Malgun Gothic" w:hAnsi="Malgun Gothic" w:cs="Malgun Gothic" w:eastAsia="Malgun Gothic"/>
+                <w:b/>
+                <w:i w:val="0"/>
+                <w:color w:val="1F3864"/>
+                <w:sz w:val="20"/>
+              </w:rPr>
+              <w:t>주요 단어</w:t>
+            </w:r>
+          </w:p>
+        </w:tc>
+        <w:tc>
+          <w:tcPr>
+            <w:tcW w:type="dxa" w:w="8138"/>
+            <w:tcBorders>
+              <w:top w:val="single" w:color="BFBFBF" w:sz="4"/>
+              <w:left w:val="single" w:color="BFBFBF" w:sz="4"/>
+              <w:bottom w:val="single" w:color="BFBFBF" w:sz="4"/>
+              <w:right w:val="single" w:color="BFBFBF" w:sz="4"/>
+            </w:tcBorders>
+          </w:tcPr>
+          <w:p>
+            <w:pPr>
+              <w:spacing w:after="40"/>
+            </w:pPr>
+            <w:r>
+              <w:rPr>
+                <w:rFonts w:ascii="Arial" w:hAnsi="Arial" w:cs="Arial" w:eastAsia="Malgun Gothic"/>
+                <w:b/>
+                <w:i w:val="0"/>
+                <w:sz w:val="20"/>
+              </w:rPr>
+              <w:t>das Gericht, -e</w:t>
+            </w:r>
+            <w:r>
+              <w:rPr>
+                <w:rFonts w:ascii="Malgun Gothic" w:hAnsi="Malgun Gothic" w:cs="Malgun Gothic" w:eastAsia="Malgun Gothic"/>
+                <w:b w:val="0"/>
+                <w:i w:val="0"/>
+                <w:sz w:val="20"/>
+              </w:rPr>
+              <w:t xml:space="preserve">  —  법원</w:t>
+            </w:r>
+          </w:p>
+          <w:p>
+            <w:pPr>
+              <w:spacing w:after="40"/>
+            </w:pPr>
+            <w:r>
+              <w:rPr>
+                <w:rFonts w:ascii="Arial" w:hAnsi="Arial" w:cs="Arial" w:eastAsia="Malgun Gothic"/>
+                <w:b/>
+                <w:i w:val="0"/>
+                <w:sz w:val="20"/>
+              </w:rPr>
+              <w:t>ernst nehmen</w:t>
+            </w:r>
+            <w:r>
+              <w:rPr>
+                <w:rFonts w:ascii="Malgun Gothic" w:hAnsi="Malgun Gothic" w:cs="Malgun Gothic" w:eastAsia="Malgun Gothic"/>
+                <w:b w:val="0"/>
+                <w:i w:val="0"/>
+                <w:sz w:val="20"/>
+              </w:rPr>
+              <w:t xml:space="preserve">  —  진지하게 받아들이다</w:t>
+            </w:r>
+          </w:p>
+          <w:p>
+            <w:pPr>
+              <w:spacing w:after="40"/>
+            </w:pPr>
+            <w:r>
+              <w:rPr>
+                <w:rFonts w:ascii="Arial" w:hAnsi="Arial" w:cs="Arial" w:eastAsia="Malgun Gothic"/>
+                <w:b/>
+                <w:i w:val="0"/>
+                <w:sz w:val="20"/>
+              </w:rPr>
+              <w:t>die Lage, -n</w:t>
+            </w:r>
+            <w:r>
+              <w:rPr>
+                <w:rFonts w:ascii="Malgun Gothic" w:hAnsi="Malgun Gothic" w:cs="Malgun Gothic" w:eastAsia="Malgun Gothic"/>
+                <w:b w:val="0"/>
+                <w:i w:val="0"/>
+                <w:sz w:val="20"/>
+              </w:rPr>
+              <w:t xml:space="preserve">  —  처지</w:t>
+            </w:r>
+          </w:p>
+        </w:tc>
+      </w:tr>
+      <w:tr>
+        <w:tc>
+          <w:tcPr>
+            <w:tcW w:type="dxa" w:w="1500"/>
+            <w:tcBorders>
+              <w:top w:val="single" w:color="BFBFBF" w:sz="4"/>
+              <w:left w:val="single" w:color="BFBFBF" w:sz="4"/>
+              <w:bottom w:val="single" w:color="BFBFBF" w:sz="4"/>
+              <w:right w:val="single" w:color="BFBFBF" w:sz="4"/>
+            </w:tcBorders>
+            <w:shd w:fill="DEEAF6" w:color="auto" w:val="clear"/>
+          </w:tcPr>
+          <w:p>
+            <w:r>
+              <w:rPr>
+                <w:rFonts w:ascii="Malgun Gothic" w:hAnsi="Malgun Gothic" w:cs="Malgun Gothic" w:eastAsia="Malgun Gothic"/>
+                <w:b/>
+                <w:i w:val="0"/>
+                <w:color w:val="1F3864"/>
+                <w:sz w:val="20"/>
+              </w:rPr>
+              <w:t>문법</w:t>
+            </w:r>
+          </w:p>
+        </w:tc>
+        <w:tc>
+          <w:tcPr>
+            <w:tcW w:type="dxa" w:w="8138"/>
+            <w:tcBorders>
+              <w:top w:val="single" w:color="BFBFBF" w:sz="4"/>
+              <w:left w:val="single" w:color="BFBFBF" w:sz="4"/>
+              <w:bottom w:val="single" w:color="BFBFBF" w:sz="4"/>
+              <w:right w:val="single" w:color="BFBFBF" w:sz="4"/>
+            </w:tcBorders>
+          </w:tcPr>
+          <w:p>
+            <w:pPr>
+              <w:spacing w:after="40"/>
+            </w:pPr>
+            <w:r>
+              <w:rPr>
+                <w:rFonts w:ascii="Malgun Gothic" w:hAnsi="Malgun Gothic" w:cs="Malgun Gothic" w:eastAsia="Malgun Gothic"/>
+                <w:b w:val="0"/>
+                <w:i w:val="0"/>
+                <w:sz w:val="20"/>
+              </w:rPr>
+              <w:t>müsste와 würde ... nehmen은 접속법 II로 가능성을 신중하게 말합니다.</w:t>
+            </w:r>
+          </w:p>
+        </w:tc>
+      </w:tr>
+      <w:tr>
+        <w:tc>
+          <w:tcPr>
+            <w:tcW w:type="dxa" w:w="1500"/>
+            <w:tcBorders>
+              <w:top w:val="single" w:color="BFBFBF" w:sz="4"/>
+              <w:left w:val="single" w:color="BFBFBF" w:sz="4"/>
+              <w:bottom w:val="single" w:color="BFBFBF" w:sz="4"/>
+              <w:right w:val="single" w:color="BFBFBF" w:sz="4"/>
+            </w:tcBorders>
+            <w:shd w:fill="DEEAF6" w:color="auto" w:val="clear"/>
+          </w:tcPr>
+          <w:p>
+            <w:r>
+              <w:rPr>
+                <w:rFonts w:ascii="Malgun Gothic" w:hAnsi="Malgun Gothic" w:cs="Malgun Gothic" w:eastAsia="Malgun Gothic"/>
+                <w:b/>
+                <w:i w:val="0"/>
+                <w:color w:val="1F3864"/>
+                <w:sz w:val="20"/>
+              </w:rPr>
+              <w:t>표현</w:t>
+            </w:r>
+          </w:p>
+        </w:tc>
+        <w:tc>
+          <w:tcPr>
+            <w:tcW w:type="dxa" w:w="8138"/>
+            <w:tcBorders>
+              <w:top w:val="single" w:color="BFBFBF" w:sz="4"/>
+              <w:left w:val="single" w:color="BFBFBF" w:sz="4"/>
+              <w:bottom w:val="single" w:color="BFBFBF" w:sz="4"/>
+              <w:right w:val="single" w:color="BFBFBF" w:sz="4"/>
+            </w:tcBorders>
+          </w:tcPr>
+          <w:p>
+            <w:pPr>
+              <w:spacing w:after="40"/>
+            </w:pPr>
+            <w:r>
+              <w:rPr>
+                <w:rFonts w:ascii="Malgun Gothic" w:hAnsi="Malgun Gothic" w:cs="Malgun Gothic" w:eastAsia="Malgun Gothic"/>
+                <w:b w:val="0"/>
+                <w:i w:val="0"/>
+                <w:sz w:val="20"/>
+              </w:rPr>
+              <w:t>vor Gericht gehen은 소송을 제기한다는 관용 표현입니다.</w:t>
+            </w:r>
+          </w:p>
+        </w:tc>
+      </w:tr>
+      <w:tr>
+        <w:tc>
+          <w:tcPr>
+            <w:tcW w:type="dxa" w:w="1500"/>
+            <w:tcBorders>
+              <w:top w:val="single" w:color="BFBFBF" w:sz="4"/>
+              <w:left w:val="single" w:color="BFBFBF" w:sz="4"/>
+              <w:bottom w:val="single" w:color="BFBFBF" w:sz="4"/>
+              <w:right w:val="single" w:color="BFBFBF" w:sz="4"/>
+            </w:tcBorders>
+            <w:shd w:fill="DEEAF6" w:color="auto" w:val="clear"/>
+          </w:tcPr>
+          <w:p>
+            <w:r>
+              <w:rPr>
+                <w:rFonts w:ascii="Malgun Gothic" w:hAnsi="Malgun Gothic" w:cs="Malgun Gothic" w:eastAsia="Malgun Gothic"/>
+                <w:b/>
+                <w:i w:val="0"/>
+                <w:color w:val="1F3864"/>
+                <w:sz w:val="20"/>
+              </w:rPr>
+              <w:t>시제</w:t>
+            </w:r>
+          </w:p>
+        </w:tc>
+        <w:tc>
+          <w:tcPr>
+            <w:tcW w:type="dxa" w:w="8138"/>
+            <w:tcBorders>
+              <w:top w:val="single" w:color="BFBFBF" w:sz="4"/>
+              <w:left w:val="single" w:color="BFBFBF" w:sz="4"/>
+              <w:bottom w:val="single" w:color="BFBFBF" w:sz="4"/>
+              <w:right w:val="single" w:color="BFBFBF" w:sz="4"/>
+            </w:tcBorders>
+          </w:tcPr>
+          <w:p>
+            <w:pPr>
+              <w:spacing w:after="40"/>
+            </w:pPr>
+            <w:r>
+              <w:rPr>
+                <w:rFonts w:ascii="Malgun Gothic" w:hAnsi="Malgun Gothic" w:cs="Malgun Gothic" w:eastAsia="Malgun Gothic"/>
+                <w:b w:val="0"/>
+                <w:i w:val="0"/>
+                <w:sz w:val="20"/>
+              </w:rPr>
+              <w:t>müsste, würde ... nehmen은 접속법 II로 가정을 나타냅니다.</w:t>
+            </w:r>
+          </w:p>
+        </w:tc>
+      </w:tr>
+    </w:tbl>
+    <w:p>
+      <w:pPr>
+        <w:spacing w:after="0"/>
+      </w:pPr>
+    </w:p>
+    <w:p>
+      <w:pPr>
+        <w:keepNext/>
+        <w:spacing w:before="160"/>
+      </w:pPr>
+      <w:r>
+        <w:rPr>
+          <w:rFonts w:ascii="Arial" w:hAnsi="Arial" w:cs="Arial" w:eastAsia="Malgun Gothic"/>
+          <w:b/>
+          <w:i w:val="0"/>
+          <w:sz w:val="22"/>
+        </w:rPr>
+        <w:t>76. Frau Weber: Mein Mann hat immer gesagt: Aufgeben kommt nicht in Frage. Er wäre stolz, wenn ich mich wehre.</w:t>
+      </w:r>
+    </w:p>
+    <w:p>
+      <w:pPr>
+        <w:keepNext/>
+        <w:ind w:left="340"/>
+      </w:pPr>
+      <w:r>
+        <w:rPr>
+          <w:rFonts w:ascii="Malgun Gothic" w:hAnsi="Malgun Gothic" w:cs="Malgun Gothic" w:eastAsia="Malgun Gothic"/>
+          <w:b w:val="0"/>
+          <w:i/>
+          <w:color w:val="404040"/>
+          <w:sz w:val="20"/>
+        </w:rPr>
+        <w:t>남편이 늘 말했어요. 포기는 있을 수 없다고요. 제가 맞서 싸운다면 자랑스러워할 거예요.</w:t>
+      </w:r>
+    </w:p>
+    <w:tbl>
+      <w:tblPr>
+        <w:tblW w:type="auto" w:w="0"/>
+        <w:tblLayout w:type="fixed"/>
+        <w:tblLook w:firstColumn="1" w:firstRow="1" w:lastColumn="0" w:lastRow="0" w:noHBand="0" w:noVBand="1" w:val="04A0"/>
+      </w:tblPr>
+      <w:tblGrid>
+        <w:gridCol w:w="4819"/>
+        <w:gridCol w:w="4819"/>
+      </w:tblGrid>
+      <w:tr>
+        <w:tc>
+          <w:tcPr>
+            <w:tcW w:type="dxa" w:w="1500"/>
+            <w:tcBorders>
+              <w:top w:val="single" w:color="BFBFBF" w:sz="4"/>
+              <w:left w:val="single" w:color="BFBFBF" w:sz="4"/>
+              <w:bottom w:val="single" w:color="BFBFBF" w:sz="4"/>
+              <w:right w:val="single" w:color="BFBFBF" w:sz="4"/>
+            </w:tcBorders>
+            <w:shd w:fill="DEEAF6" w:color="auto" w:val="clear"/>
+          </w:tcPr>
+          <w:p>
+            <w:r>
+              <w:rPr>
+                <w:rFonts w:ascii="Malgun Gothic" w:hAnsi="Malgun Gothic" w:cs="Malgun Gothic" w:eastAsia="Malgun Gothic"/>
+                <w:b/>
+                <w:i w:val="0"/>
+                <w:color w:val="1F3864"/>
+                <w:sz w:val="20"/>
+              </w:rPr>
+              <w:t>주요 단어</w:t>
+            </w:r>
+          </w:p>
+        </w:tc>
+        <w:tc>
+          <w:tcPr>
+            <w:tcW w:type="dxa" w:w="8138"/>
+            <w:tcBorders>
+              <w:top w:val="single" w:color="BFBFBF" w:sz="4"/>
+              <w:left w:val="single" w:color="BFBFBF" w:sz="4"/>
+              <w:bottom w:val="single" w:color="BFBFBF" w:sz="4"/>
+              <w:right w:val="single" w:color="BFBFBF" w:sz="4"/>
+            </w:tcBorders>
+          </w:tcPr>
+          <w:p>
+            <w:pPr>
+              <w:spacing w:after="40"/>
+            </w:pPr>
+            <w:r>
+              <w:rPr>
+                <w:rFonts w:ascii="Arial" w:hAnsi="Arial" w:cs="Arial" w:eastAsia="Malgun Gothic"/>
+                <w:b/>
+                <w:i w:val="0"/>
+                <w:sz w:val="20"/>
+              </w:rPr>
+              <w:t>sich wehren</w:t>
+            </w:r>
+            <w:r>
+              <w:rPr>
+                <w:rFonts w:ascii="Malgun Gothic" w:hAnsi="Malgun Gothic" w:cs="Malgun Gothic" w:eastAsia="Malgun Gothic"/>
+                <w:b w:val="0"/>
+                <w:i w:val="0"/>
+                <w:sz w:val="20"/>
+              </w:rPr>
+              <w:t xml:space="preserve">  —  맞서 싸우다</w:t>
+            </w:r>
+          </w:p>
+          <w:p>
+            <w:pPr>
+              <w:spacing w:after="40"/>
+            </w:pPr>
+            <w:r>
+              <w:rPr>
+                <w:rFonts w:ascii="Arial" w:hAnsi="Arial" w:cs="Arial" w:eastAsia="Malgun Gothic"/>
+                <w:b/>
+                <w:i w:val="0"/>
+                <w:sz w:val="20"/>
+              </w:rPr>
+              <w:t>aufgeben</w:t>
+            </w:r>
+            <w:r>
+              <w:rPr>
+                <w:rFonts w:ascii="Malgun Gothic" w:hAnsi="Malgun Gothic" w:cs="Malgun Gothic" w:eastAsia="Malgun Gothic"/>
+                <w:b w:val="0"/>
+                <w:i w:val="0"/>
+                <w:sz w:val="20"/>
+              </w:rPr>
+              <w:t xml:space="preserve">  —  포기하다</w:t>
+            </w:r>
+          </w:p>
+          <w:p>
+            <w:pPr>
+              <w:spacing w:after="40"/>
+            </w:pPr>
+            <w:r>
+              <w:rPr>
+                <w:rFonts w:ascii="Arial" w:hAnsi="Arial" w:cs="Arial" w:eastAsia="Malgun Gothic"/>
+                <w:b/>
+                <w:i w:val="0"/>
+                <w:sz w:val="20"/>
+              </w:rPr>
+              <w:t>stolz</w:t>
+            </w:r>
+            <w:r>
+              <w:rPr>
+                <w:rFonts w:ascii="Malgun Gothic" w:hAnsi="Malgun Gothic" w:cs="Malgun Gothic" w:eastAsia="Malgun Gothic"/>
+                <w:b w:val="0"/>
+                <w:i w:val="0"/>
+                <w:sz w:val="20"/>
+              </w:rPr>
+              <w:t xml:space="preserve">  —  자랑스러운</w:t>
+            </w:r>
+          </w:p>
+        </w:tc>
+      </w:tr>
+      <w:tr>
+        <w:tc>
+          <w:tcPr>
+            <w:tcW w:type="dxa" w:w="1500"/>
+            <w:tcBorders>
+              <w:top w:val="single" w:color="BFBFBF" w:sz="4"/>
+              <w:left w:val="single" w:color="BFBFBF" w:sz="4"/>
+              <w:bottom w:val="single" w:color="BFBFBF" w:sz="4"/>
+              <w:right w:val="single" w:color="BFBFBF" w:sz="4"/>
+            </w:tcBorders>
+            <w:shd w:fill="DEEAF6" w:color="auto" w:val="clear"/>
+          </w:tcPr>
+          <w:p>
+            <w:r>
+              <w:rPr>
+                <w:rFonts w:ascii="Malgun Gothic" w:hAnsi="Malgun Gothic" w:cs="Malgun Gothic" w:eastAsia="Malgun Gothic"/>
+                <w:b/>
+                <w:i w:val="0"/>
+                <w:color w:val="1F3864"/>
+                <w:sz w:val="20"/>
+              </w:rPr>
+              <w:t>문법</w:t>
+            </w:r>
+          </w:p>
+        </w:tc>
+        <w:tc>
+          <w:tcPr>
+            <w:tcW w:type="dxa" w:w="8138"/>
+            <w:tcBorders>
+              <w:top w:val="single" w:color="BFBFBF" w:sz="4"/>
+              <w:left w:val="single" w:color="BFBFBF" w:sz="4"/>
+              <w:bottom w:val="single" w:color="BFBFBF" w:sz="4"/>
+              <w:right w:val="single" w:color="BFBFBF" w:sz="4"/>
+            </w:tcBorders>
+          </w:tcPr>
+          <w:p>
+            <w:pPr>
+              <w:spacing w:after="40"/>
+            </w:pPr>
+            <w:r>
+              <w:rPr>
+                <w:rFonts w:ascii="Malgun Gothic" w:hAnsi="Malgun Gothic" w:cs="Malgun Gothic" w:eastAsia="Malgun Gothic"/>
+                <w:b w:val="0"/>
+                <w:i w:val="0"/>
+                <w:sz w:val="20"/>
+              </w:rPr>
+              <w:t>Er wäre stolz, wenn ich mich wehre에서 wäre는 접속법 II이고 wenn절은 동사가 끝에 옵니다. nicht in Frage kommen은 고려할 수 없다는 뜻입니다.</w:t>
+            </w:r>
+          </w:p>
+        </w:tc>
+      </w:tr>
+      <w:tr>
+        <w:tc>
+          <w:tcPr>
+            <w:tcW w:type="dxa" w:w="1500"/>
+            <w:tcBorders>
+              <w:top w:val="single" w:color="BFBFBF" w:sz="4"/>
+              <w:left w:val="single" w:color="BFBFBF" w:sz="4"/>
+              <w:bottom w:val="single" w:color="BFBFBF" w:sz="4"/>
+              <w:right w:val="single" w:color="BFBFBF" w:sz="4"/>
+            </w:tcBorders>
+            <w:shd w:fill="DEEAF6" w:color="auto" w:val="clear"/>
+          </w:tcPr>
+          <w:p>
+            <w:r>
+              <w:rPr>
+                <w:rFonts w:ascii="Malgun Gothic" w:hAnsi="Malgun Gothic" w:cs="Malgun Gothic" w:eastAsia="Malgun Gothic"/>
+                <w:b/>
+                <w:i w:val="0"/>
+                <w:color w:val="1F3864"/>
+                <w:sz w:val="20"/>
+              </w:rPr>
+              <w:t>표현</w:t>
+            </w:r>
+          </w:p>
+        </w:tc>
+        <w:tc>
+          <w:tcPr>
+            <w:tcW w:type="dxa" w:w="8138"/>
+            <w:tcBorders>
+              <w:top w:val="single" w:color="BFBFBF" w:sz="4"/>
+              <w:left w:val="single" w:color="BFBFBF" w:sz="4"/>
+              <w:bottom w:val="single" w:color="BFBFBF" w:sz="4"/>
+              <w:right w:val="single" w:color="BFBFBF" w:sz="4"/>
+            </w:tcBorders>
+          </w:tcPr>
+          <w:p>
+            <w:pPr>
+              <w:spacing w:after="40"/>
+            </w:pPr>
+            <w:r>
+              <w:rPr>
+                <w:rFonts w:ascii="Malgun Gothic" w:hAnsi="Malgun Gothic" w:cs="Malgun Gothic" w:eastAsia="Malgun Gothic"/>
+                <w:b w:val="0"/>
+                <w:i w:val="0"/>
+                <w:sz w:val="20"/>
+              </w:rPr>
+              <w:t>Aufgeben은 동사의 명사화로 대문자로 씁니다.</w:t>
+            </w:r>
+          </w:p>
+        </w:tc>
+      </w:tr>
+      <w:tr>
+        <w:tc>
+          <w:tcPr>
+            <w:tcW w:type="dxa" w:w="1500"/>
+            <w:tcBorders>
+              <w:top w:val="single" w:color="BFBFBF" w:sz="4"/>
+              <w:left w:val="single" w:color="BFBFBF" w:sz="4"/>
+              <w:bottom w:val="single" w:color="BFBFBF" w:sz="4"/>
+              <w:right w:val="single" w:color="BFBFBF" w:sz="4"/>
+            </w:tcBorders>
+            <w:shd w:fill="DEEAF6" w:color="auto" w:val="clear"/>
+          </w:tcPr>
+          <w:p>
+            <w:r>
+              <w:rPr>
+                <w:rFonts w:ascii="Malgun Gothic" w:hAnsi="Malgun Gothic" w:cs="Malgun Gothic" w:eastAsia="Malgun Gothic"/>
+                <w:b/>
+                <w:i w:val="0"/>
+                <w:color w:val="1F3864"/>
+                <w:sz w:val="20"/>
+              </w:rPr>
+              <w:t>시제</w:t>
+            </w:r>
+          </w:p>
+        </w:tc>
+        <w:tc>
+          <w:tcPr>
+            <w:tcW w:type="dxa" w:w="8138"/>
+            <w:tcBorders>
+              <w:top w:val="single" w:color="BFBFBF" w:sz="4"/>
+              <w:left w:val="single" w:color="BFBFBF" w:sz="4"/>
+              <w:bottom w:val="single" w:color="BFBFBF" w:sz="4"/>
+              <w:right w:val="single" w:color="BFBFBF" w:sz="4"/>
+            </w:tcBorders>
+          </w:tcPr>
+          <w:p>
+            <w:pPr>
+              <w:spacing w:after="40"/>
+            </w:pPr>
+            <w:r>
+              <w:rPr>
+                <w:rFonts w:ascii="Malgun Gothic" w:hAnsi="Malgun Gothic" w:cs="Malgun Gothic" w:eastAsia="Malgun Gothic"/>
+                <w:b w:val="0"/>
+                <w:i w:val="0"/>
+                <w:sz w:val="20"/>
+              </w:rPr>
+              <w:t>hat ... gesagt는 현재완료이고 wäre는 접속법 II입니다.</w:t>
+            </w:r>
+          </w:p>
+        </w:tc>
+      </w:tr>
+    </w:tbl>
+    <w:p>
+      <w:pPr>
+        <w:spacing w:after="0"/>
+      </w:pPr>
+    </w:p>
+    <w:p>
+      <w:pPr>
+        <w:keepNext/>
+        <w:spacing w:before="160"/>
+      </w:pPr>
+      <w:r>
+        <w:rPr>
+          <w:rFonts w:ascii="Arial" w:hAnsi="Arial" w:cs="Arial" w:eastAsia="Malgun Gothic"/>
+          <w:b/>
+          <w:i w:val="0"/>
+          <w:sz w:val="22"/>
+        </w:rPr>
+        <w:t>77. Jonas: Dann schreiben wir dem Vermieter heute noch einen Widerspruch und berufen uns auf die Sozialklausel.</w:t>
+      </w:r>
+    </w:p>
+    <w:p>
+      <w:pPr>
+        <w:keepNext/>
+        <w:ind w:left="340"/>
+      </w:pPr>
+      <w:r>
+        <w:rPr>
+          <w:rFonts w:ascii="Malgun Gothic" w:hAnsi="Malgun Gothic" w:cs="Malgun Gothic" w:eastAsia="Malgun Gothic"/>
+          <w:b w:val="0"/>
+          <w:i/>
+          <w:color w:val="404040"/>
+          <w:sz w:val="20"/>
+        </w:rPr>
+        <w:t>그럼 오늘 안으로 집주인에게 이의 서한을 쓰고 사회 조항을 근거로 삼읍시다.</w:t>
+      </w:r>
+    </w:p>
+    <w:tbl>
+      <w:tblPr>
+        <w:tblW w:type="auto" w:w="0"/>
+        <w:tblLayout w:type="fixed"/>
+        <w:tblLook w:firstColumn="1" w:firstRow="1" w:lastColumn="0" w:lastRow="0" w:noHBand="0" w:noVBand="1" w:val="04A0"/>
+      </w:tblPr>
+      <w:tblGrid>
+        <w:gridCol w:w="4819"/>
+        <w:gridCol w:w="4819"/>
+      </w:tblGrid>
+      <w:tr>
+        <w:tc>
+          <w:tcPr>
+            <w:tcW w:type="dxa" w:w="1500"/>
+            <w:tcBorders>
+              <w:top w:val="single" w:color="BFBFBF" w:sz="4"/>
+              <w:left w:val="single" w:color="BFBFBF" w:sz="4"/>
+              <w:bottom w:val="single" w:color="BFBFBF" w:sz="4"/>
+              <w:right w:val="single" w:color="BFBFBF" w:sz="4"/>
+            </w:tcBorders>
+            <w:shd w:fill="DEEAF6" w:color="auto" w:val="clear"/>
+          </w:tcPr>
+          <w:p>
+            <w:r>
+              <w:rPr>
+                <w:rFonts w:ascii="Malgun Gothic" w:hAnsi="Malgun Gothic" w:cs="Malgun Gothic" w:eastAsia="Malgun Gothic"/>
+                <w:b/>
+                <w:i w:val="0"/>
+                <w:color w:val="1F3864"/>
+                <w:sz w:val="20"/>
+              </w:rPr>
+              <w:t>주요 단어</w:t>
+            </w:r>
+          </w:p>
+        </w:tc>
+        <w:tc>
+          <w:tcPr>
+            <w:tcW w:type="dxa" w:w="8138"/>
+            <w:tcBorders>
+              <w:top w:val="single" w:color="BFBFBF" w:sz="4"/>
+              <w:left w:val="single" w:color="BFBFBF" w:sz="4"/>
+              <w:bottom w:val="single" w:color="BFBFBF" w:sz="4"/>
+              <w:right w:val="single" w:color="BFBFBF" w:sz="4"/>
+            </w:tcBorders>
+          </w:tcPr>
+          <w:p>
+            <w:pPr>
+              <w:spacing w:after="40"/>
+            </w:pPr>
+            <w:r>
+              <w:rPr>
+                <w:rFonts w:ascii="Arial" w:hAnsi="Arial" w:cs="Arial" w:eastAsia="Malgun Gothic"/>
+                <w:b/>
+                <w:i w:val="0"/>
+                <w:sz w:val="20"/>
+              </w:rPr>
+              <w:t>sich berufen auf</w:t>
+            </w:r>
+            <w:r>
+              <w:rPr>
+                <w:rFonts w:ascii="Malgun Gothic" w:hAnsi="Malgun Gothic" w:cs="Malgun Gothic" w:eastAsia="Malgun Gothic"/>
+                <w:b w:val="0"/>
+                <w:i w:val="0"/>
+                <w:sz w:val="20"/>
+              </w:rPr>
+              <w:t xml:space="preserve">  —  ~을 근거로 삼다</w:t>
+            </w:r>
+          </w:p>
+          <w:p>
+            <w:pPr>
+              <w:spacing w:after="40"/>
+            </w:pPr>
+            <w:r>
+              <w:rPr>
+                <w:rFonts w:ascii="Arial" w:hAnsi="Arial" w:cs="Arial" w:eastAsia="Malgun Gothic"/>
+                <w:b/>
+                <w:i w:val="0"/>
+                <w:sz w:val="20"/>
+              </w:rPr>
+              <w:t>der Widerspruch, -sprüche</w:t>
+            </w:r>
+            <w:r>
+              <w:rPr>
+                <w:rFonts w:ascii="Malgun Gothic" w:hAnsi="Malgun Gothic" w:cs="Malgun Gothic" w:eastAsia="Malgun Gothic"/>
+                <w:b w:val="0"/>
+                <w:i w:val="0"/>
+                <w:sz w:val="20"/>
+              </w:rPr>
+              <w:t xml:space="preserve">  —  이의</w:t>
+            </w:r>
+          </w:p>
+          <w:p>
+            <w:pPr>
+              <w:spacing w:after="40"/>
+            </w:pPr>
+            <w:r>
+              <w:rPr>
+                <w:rFonts w:ascii="Arial" w:hAnsi="Arial" w:cs="Arial" w:eastAsia="Malgun Gothic"/>
+                <w:b/>
+                <w:i w:val="0"/>
+                <w:sz w:val="20"/>
+              </w:rPr>
+              <w:t>heute noch</w:t>
+            </w:r>
+            <w:r>
+              <w:rPr>
+                <w:rFonts w:ascii="Malgun Gothic" w:hAnsi="Malgun Gothic" w:cs="Malgun Gothic" w:eastAsia="Malgun Gothic"/>
+                <w:b w:val="0"/>
+                <w:i w:val="0"/>
+                <w:sz w:val="20"/>
+              </w:rPr>
+              <w:t xml:space="preserve">  —  오늘 안에</w:t>
+            </w:r>
+          </w:p>
+        </w:tc>
+      </w:tr>
+      <w:tr>
+        <w:tc>
+          <w:tcPr>
+            <w:tcW w:type="dxa" w:w="1500"/>
+            <w:tcBorders>
+              <w:top w:val="single" w:color="BFBFBF" w:sz="4"/>
+              <w:left w:val="single" w:color="BFBFBF" w:sz="4"/>
+              <w:bottom w:val="single" w:color="BFBFBF" w:sz="4"/>
+              <w:right w:val="single" w:color="BFBFBF" w:sz="4"/>
+            </w:tcBorders>
+            <w:shd w:fill="DEEAF6" w:color="auto" w:val="clear"/>
+          </w:tcPr>
+          <w:p>
+            <w:r>
+              <w:rPr>
+                <w:rFonts w:ascii="Malgun Gothic" w:hAnsi="Malgun Gothic" w:cs="Malgun Gothic" w:eastAsia="Malgun Gothic"/>
+                <w:b/>
+                <w:i w:val="0"/>
+                <w:color w:val="1F3864"/>
+                <w:sz w:val="20"/>
+              </w:rPr>
+              <w:t>문법</w:t>
+            </w:r>
+          </w:p>
+        </w:tc>
+        <w:tc>
+          <w:tcPr>
+            <w:tcW w:type="dxa" w:w="8138"/>
+            <w:tcBorders>
+              <w:top w:val="single" w:color="BFBFBF" w:sz="4"/>
+              <w:left w:val="single" w:color="BFBFBF" w:sz="4"/>
+              <w:bottom w:val="single" w:color="BFBFBF" w:sz="4"/>
+              <w:right w:val="single" w:color="BFBFBF" w:sz="4"/>
+            </w:tcBorders>
+          </w:tcPr>
+          <w:p>
+            <w:pPr>
+              <w:spacing w:after="40"/>
+            </w:pPr>
+            <w:r>
+              <w:rPr>
+                <w:rFonts w:ascii="Malgun Gothic" w:hAnsi="Malgun Gothic" w:cs="Malgun Gothic" w:eastAsia="Malgun Gothic"/>
+                <w:b w:val="0"/>
+                <w:i w:val="0"/>
+                <w:sz w:val="20"/>
+              </w:rPr>
+              <w:t>schreiben wir dem Vermieter ...에서 dem Vermieter는 3격 간접목적어입니다. berufen wir uns auf + 4격이 쓰였습니다.</w:t>
+            </w:r>
+          </w:p>
+        </w:tc>
+      </w:tr>
+      <w:tr>
+        <w:tc>
+          <w:tcPr>
+            <w:tcW w:type="dxa" w:w="1500"/>
+            <w:tcBorders>
+              <w:top w:val="single" w:color="BFBFBF" w:sz="4"/>
+              <w:left w:val="single" w:color="BFBFBF" w:sz="4"/>
+              <w:bottom w:val="single" w:color="BFBFBF" w:sz="4"/>
+              <w:right w:val="single" w:color="BFBFBF" w:sz="4"/>
+            </w:tcBorders>
+            <w:shd w:fill="DEEAF6" w:color="auto" w:val="clear"/>
+          </w:tcPr>
+          <w:p>
+            <w:r>
+              <w:rPr>
+                <w:rFonts w:ascii="Malgun Gothic" w:hAnsi="Malgun Gothic" w:cs="Malgun Gothic" w:eastAsia="Malgun Gothic"/>
+                <w:b/>
+                <w:i w:val="0"/>
+                <w:color w:val="1F3864"/>
+                <w:sz w:val="20"/>
+              </w:rPr>
+              <w:t>표현</w:t>
+            </w:r>
+          </w:p>
+        </w:tc>
+        <w:tc>
+          <w:tcPr>
+            <w:tcW w:type="dxa" w:w="8138"/>
+            <w:tcBorders>
+              <w:top w:val="single" w:color="BFBFBF" w:sz="4"/>
+              <w:left w:val="single" w:color="BFBFBF" w:sz="4"/>
+              <w:bottom w:val="single" w:color="BFBFBF" w:sz="4"/>
+              <w:right w:val="single" w:color="BFBFBF" w:sz="4"/>
+            </w:tcBorders>
+          </w:tcPr>
+          <w:p>
+            <w:pPr>
+              <w:spacing w:after="40"/>
+            </w:pPr>
+            <w:r>
+              <w:rPr>
+                <w:rFonts w:ascii="Malgun Gothic" w:hAnsi="Malgun Gothic" w:cs="Malgun Gothic" w:eastAsia="Malgun Gothic"/>
+                <w:b w:val="0"/>
+                <w:i w:val="0"/>
+                <w:sz w:val="20"/>
+              </w:rPr>
+              <w:t>sich auf etwas berufen은 법률 문서에서 근거를 댈 때 씁니다.</w:t>
+            </w:r>
+          </w:p>
+        </w:tc>
+      </w:tr>
+      <w:tr>
+        <w:tc>
+          <w:tcPr>
+            <w:tcW w:type="dxa" w:w="1500"/>
+            <w:tcBorders>
+              <w:top w:val="single" w:color="BFBFBF" w:sz="4"/>
+              <w:left w:val="single" w:color="BFBFBF" w:sz="4"/>
+              <w:bottom w:val="single" w:color="BFBFBF" w:sz="4"/>
+              <w:right w:val="single" w:color="BFBFBF" w:sz="4"/>
+            </w:tcBorders>
+            <w:shd w:fill="DEEAF6" w:color="auto" w:val="clear"/>
+          </w:tcPr>
+          <w:p>
+            <w:r>
+              <w:rPr>
+                <w:rFonts w:ascii="Malgun Gothic" w:hAnsi="Malgun Gothic" w:cs="Malgun Gothic" w:eastAsia="Malgun Gothic"/>
+                <w:b/>
+                <w:i w:val="0"/>
+                <w:color w:val="1F3864"/>
+                <w:sz w:val="20"/>
+              </w:rPr>
+              <w:t>시제</w:t>
+            </w:r>
+          </w:p>
+        </w:tc>
+        <w:tc>
+          <w:tcPr>
+            <w:tcW w:type="dxa" w:w="8138"/>
+            <w:tcBorders>
+              <w:top w:val="single" w:color="BFBFBF" w:sz="4"/>
+              <w:left w:val="single" w:color="BFBFBF" w:sz="4"/>
+              <w:bottom w:val="single" w:color="BFBFBF" w:sz="4"/>
+              <w:right w:val="single" w:color="BFBFBF" w:sz="4"/>
+            </w:tcBorders>
+          </w:tcPr>
+          <w:p>
+            <w:pPr>
+              <w:spacing w:after="40"/>
+            </w:pPr>
+            <w:r>
+              <w:rPr>
+                <w:rFonts w:ascii="Malgun Gothic" w:hAnsi="Malgun Gothic" w:cs="Malgun Gothic" w:eastAsia="Malgun Gothic"/>
+                <w:b w:val="0"/>
+                <w:i w:val="0"/>
+                <w:sz w:val="20"/>
+              </w:rPr>
+              <w:t>schreiben, berufen은 현재형으로 지금 할 일을 말합니다.</w:t>
+            </w:r>
+          </w:p>
+        </w:tc>
+      </w:tr>
+    </w:tbl>
+    <w:p>
+      <w:pPr>
+        <w:spacing w:after="0"/>
+      </w:pPr>
+    </w:p>
+    <w:p>
+      <w:pPr>
+        <w:keepNext/>
+        <w:spacing w:before="160"/>
+      </w:pPr>
+      <w:r>
+        <w:rPr>
+          <w:rFonts w:ascii="Arial" w:hAnsi="Arial" w:cs="Arial" w:eastAsia="Malgun Gothic"/>
+          <w:b/>
+          <w:i w:val="0"/>
+          <w:sz w:val="22"/>
+        </w:rPr>
+        <w:t>78. Frau Weber: Sie sind sehr freundlich. Darf ich Ihnen als Dankeschön etwas mitbringen? Ich backe einen guten Mohnkuchen.</w:t>
+      </w:r>
+    </w:p>
+    <w:p>
+      <w:pPr>
+        <w:keepNext/>
+        <w:ind w:left="340"/>
+      </w:pPr>
+      <w:r>
+        <w:rPr>
+          <w:rFonts w:ascii="Malgun Gothic" w:hAnsi="Malgun Gothic" w:cs="Malgun Gothic" w:eastAsia="Malgun Gothic"/>
+          <w:b w:val="0"/>
+          <w:i/>
+          <w:color w:val="404040"/>
+          <w:sz w:val="20"/>
+        </w:rPr>
+        <w:t>아주 친절하시네요. 감사의 뜻으로 뭔가 가져와도 될까요? 양귀비씨 케이크를 잘 굽거든요.</w:t>
+      </w:r>
+    </w:p>
+    <w:tbl>
+      <w:tblPr>
+        <w:tblW w:type="auto" w:w="0"/>
+        <w:tblLayout w:type="fixed"/>
+        <w:tblLook w:firstColumn="1" w:firstRow="1" w:lastColumn="0" w:lastRow="0" w:noHBand="0" w:noVBand="1" w:val="04A0"/>
+      </w:tblPr>
+      <w:tblGrid>
+        <w:gridCol w:w="4819"/>
+        <w:gridCol w:w="4819"/>
+      </w:tblGrid>
+      <w:tr>
+        <w:tc>
+          <w:tcPr>
+            <w:tcW w:type="dxa" w:w="1500"/>
+            <w:tcBorders>
+              <w:top w:val="single" w:color="BFBFBF" w:sz="4"/>
+              <w:left w:val="single" w:color="BFBFBF" w:sz="4"/>
+              <w:bottom w:val="single" w:color="BFBFBF" w:sz="4"/>
+              <w:right w:val="single" w:color="BFBFBF" w:sz="4"/>
+            </w:tcBorders>
+            <w:shd w:fill="DEEAF6" w:color="auto" w:val="clear"/>
+          </w:tcPr>
+          <w:p>
+            <w:r>
+              <w:rPr>
+                <w:rFonts w:ascii="Malgun Gothic" w:hAnsi="Malgun Gothic" w:cs="Malgun Gothic" w:eastAsia="Malgun Gothic"/>
+                <w:b/>
+                <w:i w:val="0"/>
+                <w:color w:val="1F3864"/>
+                <w:sz w:val="20"/>
+              </w:rPr>
+              <w:t>주요 단어</w:t>
+            </w:r>
+          </w:p>
+        </w:tc>
+        <w:tc>
+          <w:tcPr>
+            <w:tcW w:type="dxa" w:w="8138"/>
+            <w:tcBorders>
+              <w:top w:val="single" w:color="BFBFBF" w:sz="4"/>
+              <w:left w:val="single" w:color="BFBFBF" w:sz="4"/>
+              <w:bottom w:val="single" w:color="BFBFBF" w:sz="4"/>
+              <w:right w:val="single" w:color="BFBFBF" w:sz="4"/>
+            </w:tcBorders>
+          </w:tcPr>
+          <w:p>
+            <w:pPr>
+              <w:spacing w:after="40"/>
+            </w:pPr>
+            <w:r>
+              <w:rPr>
+                <w:rFonts w:ascii="Arial" w:hAnsi="Arial" w:cs="Arial" w:eastAsia="Malgun Gothic"/>
+                <w:b/>
+                <w:i w:val="0"/>
+                <w:sz w:val="20"/>
+              </w:rPr>
+              <w:t>das Dankeschön</w:t>
+            </w:r>
+            <w:r>
+              <w:rPr>
+                <w:rFonts w:ascii="Malgun Gothic" w:hAnsi="Malgun Gothic" w:cs="Malgun Gothic" w:eastAsia="Malgun Gothic"/>
+                <w:b w:val="0"/>
+                <w:i w:val="0"/>
+                <w:sz w:val="20"/>
+              </w:rPr>
+              <w:t xml:space="preserve">  —  감사의 선물</w:t>
+            </w:r>
+          </w:p>
+          <w:p>
+            <w:pPr>
+              <w:spacing w:after="40"/>
+            </w:pPr>
+            <w:r>
+              <w:rPr>
+                <w:rFonts w:ascii="Arial" w:hAnsi="Arial" w:cs="Arial" w:eastAsia="Malgun Gothic"/>
+                <w:b/>
+                <w:i w:val="0"/>
+                <w:sz w:val="20"/>
+              </w:rPr>
+              <w:t>mitbringen</w:t>
+            </w:r>
+            <w:r>
+              <w:rPr>
+                <w:rFonts w:ascii="Malgun Gothic" w:hAnsi="Malgun Gothic" w:cs="Malgun Gothic" w:eastAsia="Malgun Gothic"/>
+                <w:b w:val="0"/>
+                <w:i w:val="0"/>
+                <w:sz w:val="20"/>
+              </w:rPr>
+              <w:t xml:space="preserve">  —  가져오다</w:t>
+            </w:r>
+          </w:p>
+          <w:p>
+            <w:pPr>
+              <w:spacing w:after="40"/>
+            </w:pPr>
+            <w:r>
+              <w:rPr>
+                <w:rFonts w:ascii="Arial" w:hAnsi="Arial" w:cs="Arial" w:eastAsia="Malgun Gothic"/>
+                <w:b/>
+                <w:i w:val="0"/>
+                <w:sz w:val="20"/>
+              </w:rPr>
+              <w:t>der Mohnkuchen</w:t>
+            </w:r>
+            <w:r>
+              <w:rPr>
+                <w:rFonts w:ascii="Malgun Gothic" w:hAnsi="Malgun Gothic" w:cs="Malgun Gothic" w:eastAsia="Malgun Gothic"/>
+                <w:b w:val="0"/>
+                <w:i w:val="0"/>
+                <w:sz w:val="20"/>
+              </w:rPr>
+              <w:t xml:space="preserve">  —  양귀비씨 케이크</w:t>
+            </w:r>
+          </w:p>
+        </w:tc>
+      </w:tr>
+      <w:tr>
+        <w:tc>
+          <w:tcPr>
+            <w:tcW w:type="dxa" w:w="1500"/>
+            <w:tcBorders>
+              <w:top w:val="single" w:color="BFBFBF" w:sz="4"/>
+              <w:left w:val="single" w:color="BFBFBF" w:sz="4"/>
+              <w:bottom w:val="single" w:color="BFBFBF" w:sz="4"/>
+              <w:right w:val="single" w:color="BFBFBF" w:sz="4"/>
+            </w:tcBorders>
+            <w:shd w:fill="DEEAF6" w:color="auto" w:val="clear"/>
+          </w:tcPr>
+          <w:p>
+            <w:r>
+              <w:rPr>
+                <w:rFonts w:ascii="Malgun Gothic" w:hAnsi="Malgun Gothic" w:cs="Malgun Gothic" w:eastAsia="Malgun Gothic"/>
+                <w:b/>
+                <w:i w:val="0"/>
+                <w:color w:val="1F3864"/>
+                <w:sz w:val="20"/>
+              </w:rPr>
+              <w:t>문법</w:t>
+            </w:r>
+          </w:p>
+        </w:tc>
+        <w:tc>
+          <w:tcPr>
+            <w:tcW w:type="dxa" w:w="8138"/>
+            <w:tcBorders>
+              <w:top w:val="single" w:color="BFBFBF" w:sz="4"/>
+              <w:left w:val="single" w:color="BFBFBF" w:sz="4"/>
+              <w:bottom w:val="single" w:color="BFBFBF" w:sz="4"/>
+              <w:right w:val="single" w:color="BFBFBF" w:sz="4"/>
+            </w:tcBorders>
+          </w:tcPr>
+          <w:p>
+            <w:pPr>
+              <w:spacing w:after="40"/>
+            </w:pPr>
+            <w:r>
+              <w:rPr>
+                <w:rFonts w:ascii="Malgun Gothic" w:hAnsi="Malgun Gothic" w:cs="Malgun Gothic" w:eastAsia="Malgun Gothic"/>
+                <w:b w:val="0"/>
+                <w:i w:val="0"/>
+                <w:sz w:val="20"/>
+              </w:rPr>
+              <w:t>Darf ich Ihnen ... mitbringen?에서 Ihnen은 3격입니다. als Dankeschön은 무관사 명사구입니다.</w:t>
+            </w:r>
+          </w:p>
+        </w:tc>
+      </w:tr>
+      <w:tr>
+        <w:tc>
+          <w:tcPr>
+            <w:tcW w:type="dxa" w:w="1500"/>
+            <w:tcBorders>
+              <w:top w:val="single" w:color="BFBFBF" w:sz="4"/>
+              <w:left w:val="single" w:color="BFBFBF" w:sz="4"/>
+              <w:bottom w:val="single" w:color="BFBFBF" w:sz="4"/>
+              <w:right w:val="single" w:color="BFBFBF" w:sz="4"/>
+            </w:tcBorders>
+            <w:shd w:fill="DEEAF6" w:color="auto" w:val="clear"/>
+          </w:tcPr>
+          <w:p>
+            <w:r>
+              <w:rPr>
+                <w:rFonts w:ascii="Malgun Gothic" w:hAnsi="Malgun Gothic" w:cs="Malgun Gothic" w:eastAsia="Malgun Gothic"/>
+                <w:b/>
+                <w:i w:val="0"/>
+                <w:color w:val="1F3864"/>
+                <w:sz w:val="20"/>
+              </w:rPr>
+              <w:t>표현</w:t>
+            </w:r>
+          </w:p>
+        </w:tc>
+        <w:tc>
+          <w:tcPr>
+            <w:tcW w:type="dxa" w:w="8138"/>
+            <w:tcBorders>
+              <w:top w:val="single" w:color="BFBFBF" w:sz="4"/>
+              <w:left w:val="single" w:color="BFBFBF" w:sz="4"/>
+              <w:bottom w:val="single" w:color="BFBFBF" w:sz="4"/>
+              <w:right w:val="single" w:color="BFBFBF" w:sz="4"/>
+            </w:tcBorders>
+          </w:tcPr>
+          <w:p>
+            <w:pPr>
+              <w:spacing w:after="40"/>
+            </w:pPr>
+            <w:r>
+              <w:rPr>
+                <w:rFonts w:ascii="Malgun Gothic" w:hAnsi="Malgun Gothic" w:cs="Malgun Gothic" w:eastAsia="Malgun Gothic"/>
+                <w:b w:val="0"/>
+                <w:i w:val="0"/>
+                <w:sz w:val="20"/>
+              </w:rPr>
+              <w:t>als Dankeschön은 감사의 표시로라는 표현입니다.</w:t>
+            </w:r>
+          </w:p>
+        </w:tc>
+      </w:tr>
+      <w:tr>
+        <w:tc>
+          <w:tcPr>
+            <w:tcW w:type="dxa" w:w="1500"/>
+            <w:tcBorders>
+              <w:top w:val="single" w:color="BFBFBF" w:sz="4"/>
+              <w:left w:val="single" w:color="BFBFBF" w:sz="4"/>
+              <w:bottom w:val="single" w:color="BFBFBF" w:sz="4"/>
+              <w:right w:val="single" w:color="BFBFBF" w:sz="4"/>
+            </w:tcBorders>
+            <w:shd w:fill="DEEAF6" w:color="auto" w:val="clear"/>
+          </w:tcPr>
+          <w:p>
+            <w:r>
+              <w:rPr>
+                <w:rFonts w:ascii="Malgun Gothic" w:hAnsi="Malgun Gothic" w:cs="Malgun Gothic" w:eastAsia="Malgun Gothic"/>
+                <w:b/>
+                <w:i w:val="0"/>
+                <w:color w:val="1F3864"/>
+                <w:sz w:val="20"/>
+              </w:rPr>
+              <w:t>시제</w:t>
+            </w:r>
+          </w:p>
+        </w:tc>
+        <w:tc>
+          <w:tcPr>
+            <w:tcW w:type="dxa" w:w="8138"/>
+            <w:tcBorders>
+              <w:top w:val="single" w:color="BFBFBF" w:sz="4"/>
+              <w:left w:val="single" w:color="BFBFBF" w:sz="4"/>
+              <w:bottom w:val="single" w:color="BFBFBF" w:sz="4"/>
+              <w:right w:val="single" w:color="BFBFBF" w:sz="4"/>
+            </w:tcBorders>
+          </w:tcPr>
+          <w:p>
+            <w:pPr>
+              <w:spacing w:after="40"/>
+            </w:pPr>
+            <w:r>
+              <w:rPr>
+                <w:rFonts w:ascii="Malgun Gothic" w:hAnsi="Malgun Gothic" w:cs="Malgun Gothic" w:eastAsia="Malgun Gothic"/>
+                <w:b w:val="0"/>
+                <w:i w:val="0"/>
+                <w:sz w:val="20"/>
+              </w:rPr>
+              <w:t>darf, backe는 현재형입니다.</w:t>
+            </w:r>
+          </w:p>
+        </w:tc>
+      </w:tr>
+    </w:tbl>
+    <w:p>
+      <w:pPr>
+        <w:spacing w:after="0"/>
+      </w:pPr>
+    </w:p>
+    <w:p>
+      <w:pPr>
+        <w:keepNext/>
+        <w:spacing w:before="160"/>
+      </w:pPr>
+      <w:r>
+        <w:rPr>
+          <w:rFonts w:ascii="Arial" w:hAnsi="Arial" w:cs="Arial" w:eastAsia="Malgun Gothic"/>
+          <w:b/>
+          <w:i w:val="0"/>
+          <w:sz w:val="22"/>
+        </w:rPr>
+        <w:t>79. Jonas: Mohnkuchen nehme ich immer. Aber bitte erst, wenn die Sache erledigt ist, sonst fühlt es sich wie Bestechung an.</w:t>
+      </w:r>
+    </w:p>
+    <w:p>
+      <w:pPr>
+        <w:keepNext/>
+        <w:ind w:left="340"/>
+      </w:pPr>
+      <w:r>
+        <w:rPr>
+          <w:rFonts w:ascii="Malgun Gothic" w:hAnsi="Malgun Gothic" w:cs="Malgun Gothic" w:eastAsia="Malgun Gothic"/>
+          <w:b w:val="0"/>
+          <w:i/>
+          <w:color w:val="404040"/>
+          <w:sz w:val="20"/>
+        </w:rPr>
+        <w:t>양귀비씨 케이크는 언제든 받습니다. 하지만 일이 끝난 뒤에 주세요, 안 그러면 뇌물처럼 느껴져요.</w:t>
+      </w:r>
+    </w:p>
+    <w:tbl>
+      <w:tblPr>
+        <w:tblW w:type="auto" w:w="0"/>
+        <w:tblLayout w:type="fixed"/>
+        <w:tblLook w:firstColumn="1" w:firstRow="1" w:lastColumn="0" w:lastRow="0" w:noHBand="0" w:noVBand="1" w:val="04A0"/>
+      </w:tblPr>
+      <w:tblGrid>
+        <w:gridCol w:w="4819"/>
+        <w:gridCol w:w="4819"/>
+      </w:tblGrid>
+      <w:tr>
+        <w:tc>
+          <w:tcPr>
+            <w:tcW w:type="dxa" w:w="1500"/>
+            <w:tcBorders>
+              <w:top w:val="single" w:color="BFBFBF" w:sz="4"/>
+              <w:left w:val="single" w:color="BFBFBF" w:sz="4"/>
+              <w:bottom w:val="single" w:color="BFBFBF" w:sz="4"/>
+              <w:right w:val="single" w:color="BFBFBF" w:sz="4"/>
+            </w:tcBorders>
+            <w:shd w:fill="DEEAF6" w:color="auto" w:val="clear"/>
+          </w:tcPr>
+          <w:p>
+            <w:r>
+              <w:rPr>
+                <w:rFonts w:ascii="Malgun Gothic" w:hAnsi="Malgun Gothic" w:cs="Malgun Gothic" w:eastAsia="Malgun Gothic"/>
+                <w:b/>
+                <w:i w:val="0"/>
+                <w:color w:val="1F3864"/>
+                <w:sz w:val="20"/>
+              </w:rPr>
+              <w:t>주요 단어</w:t>
+            </w:r>
+          </w:p>
+        </w:tc>
+        <w:tc>
+          <w:tcPr>
+            <w:tcW w:type="dxa" w:w="8138"/>
+            <w:tcBorders>
+              <w:top w:val="single" w:color="BFBFBF" w:sz="4"/>
+              <w:left w:val="single" w:color="BFBFBF" w:sz="4"/>
+              <w:bottom w:val="single" w:color="BFBFBF" w:sz="4"/>
+              <w:right w:val="single" w:color="BFBFBF" w:sz="4"/>
+            </w:tcBorders>
+          </w:tcPr>
+          <w:p>
+            <w:pPr>
+              <w:spacing w:after="40"/>
+            </w:pPr>
+            <w:r>
+              <w:rPr>
+                <w:rFonts w:ascii="Arial" w:hAnsi="Arial" w:cs="Arial" w:eastAsia="Malgun Gothic"/>
+                <w:b/>
+                <w:i w:val="0"/>
+                <w:sz w:val="20"/>
+              </w:rPr>
+              <w:t>erledigen</w:t>
+            </w:r>
+            <w:r>
+              <w:rPr>
+                <w:rFonts w:ascii="Malgun Gothic" w:hAnsi="Malgun Gothic" w:cs="Malgun Gothic" w:eastAsia="Malgun Gothic"/>
+                <w:b w:val="0"/>
+                <w:i w:val="0"/>
+                <w:sz w:val="20"/>
+              </w:rPr>
+              <w:t xml:space="preserve">  —  처리하다</w:t>
+            </w:r>
+          </w:p>
+          <w:p>
+            <w:pPr>
+              <w:spacing w:after="40"/>
+            </w:pPr>
+            <w:r>
+              <w:rPr>
+                <w:rFonts w:ascii="Arial" w:hAnsi="Arial" w:cs="Arial" w:eastAsia="Malgun Gothic"/>
+                <w:b/>
+                <w:i w:val="0"/>
+                <w:sz w:val="20"/>
+              </w:rPr>
+              <w:t>die Bestechung, -en</w:t>
+            </w:r>
+            <w:r>
+              <w:rPr>
+                <w:rFonts w:ascii="Malgun Gothic" w:hAnsi="Malgun Gothic" w:cs="Malgun Gothic" w:eastAsia="Malgun Gothic"/>
+                <w:b w:val="0"/>
+                <w:i w:val="0"/>
+                <w:sz w:val="20"/>
+              </w:rPr>
+              <w:t xml:space="preserve">  —  뇌물</w:t>
+            </w:r>
+          </w:p>
+          <w:p>
+            <w:pPr>
+              <w:spacing w:after="40"/>
+            </w:pPr>
+            <w:r>
+              <w:rPr>
+                <w:rFonts w:ascii="Arial" w:hAnsi="Arial" w:cs="Arial" w:eastAsia="Malgun Gothic"/>
+                <w:b/>
+                <w:i w:val="0"/>
+                <w:sz w:val="20"/>
+              </w:rPr>
+              <w:t>sich anfühlen</w:t>
+            </w:r>
+            <w:r>
+              <w:rPr>
+                <w:rFonts w:ascii="Malgun Gothic" w:hAnsi="Malgun Gothic" w:cs="Malgun Gothic" w:eastAsia="Malgun Gothic"/>
+                <w:b w:val="0"/>
+                <w:i w:val="0"/>
+                <w:sz w:val="20"/>
+              </w:rPr>
+              <w:t xml:space="preserve">  —  ~한 느낌이 들다</w:t>
+            </w:r>
+          </w:p>
+        </w:tc>
+      </w:tr>
+      <w:tr>
+        <w:tc>
+          <w:tcPr>
+            <w:tcW w:type="dxa" w:w="1500"/>
+            <w:tcBorders>
+              <w:top w:val="single" w:color="BFBFBF" w:sz="4"/>
+              <w:left w:val="single" w:color="BFBFBF" w:sz="4"/>
+              <w:bottom w:val="single" w:color="BFBFBF" w:sz="4"/>
+              <w:right w:val="single" w:color="BFBFBF" w:sz="4"/>
+            </w:tcBorders>
+            <w:shd w:fill="DEEAF6" w:color="auto" w:val="clear"/>
+          </w:tcPr>
+          <w:p>
+            <w:r>
+              <w:rPr>
+                <w:rFonts w:ascii="Malgun Gothic" w:hAnsi="Malgun Gothic" w:cs="Malgun Gothic" w:eastAsia="Malgun Gothic"/>
+                <w:b/>
+                <w:i w:val="0"/>
+                <w:color w:val="1F3864"/>
+                <w:sz w:val="20"/>
+              </w:rPr>
+              <w:t>문법</w:t>
+            </w:r>
+          </w:p>
+        </w:tc>
+        <w:tc>
+          <w:tcPr>
+            <w:tcW w:type="dxa" w:w="8138"/>
+            <w:tcBorders>
+              <w:top w:val="single" w:color="BFBFBF" w:sz="4"/>
+              <w:left w:val="single" w:color="BFBFBF" w:sz="4"/>
+              <w:bottom w:val="single" w:color="BFBFBF" w:sz="4"/>
+              <w:right w:val="single" w:color="BFBFBF" w:sz="4"/>
+            </w:tcBorders>
+          </w:tcPr>
+          <w:p>
+            <w:pPr>
+              <w:spacing w:after="40"/>
+            </w:pPr>
+            <w:r>
+              <w:rPr>
+                <w:rFonts w:ascii="Malgun Gothic" w:hAnsi="Malgun Gothic" w:cs="Malgun Gothic" w:eastAsia="Malgun Gothic"/>
+                <w:b w:val="0"/>
+                <w:i w:val="0"/>
+                <w:sz w:val="20"/>
+              </w:rPr>
+              <w:t>wenn die Sache erledigt ist는 상태 수동이라 ist가 끝에 옵니다. fühlt es sich ... an은 분리동사 anfühlen의 재귀 용법입니다.</w:t>
+            </w:r>
+          </w:p>
+        </w:tc>
+      </w:tr>
+      <w:tr>
+        <w:tc>
+          <w:tcPr>
+            <w:tcW w:type="dxa" w:w="1500"/>
+            <w:tcBorders>
+              <w:top w:val="single" w:color="BFBFBF" w:sz="4"/>
+              <w:left w:val="single" w:color="BFBFBF" w:sz="4"/>
+              <w:bottom w:val="single" w:color="BFBFBF" w:sz="4"/>
+              <w:right w:val="single" w:color="BFBFBF" w:sz="4"/>
+            </w:tcBorders>
+            <w:shd w:fill="DEEAF6" w:color="auto" w:val="clear"/>
+          </w:tcPr>
+          <w:p>
+            <w:r>
+              <w:rPr>
+                <w:rFonts w:ascii="Malgun Gothic" w:hAnsi="Malgun Gothic" w:cs="Malgun Gothic" w:eastAsia="Malgun Gothic"/>
+                <w:b/>
+                <w:i w:val="0"/>
+                <w:color w:val="1F3864"/>
+                <w:sz w:val="20"/>
+              </w:rPr>
+              <w:t>표현</w:t>
+            </w:r>
+          </w:p>
+        </w:tc>
+        <w:tc>
+          <w:tcPr>
+            <w:tcW w:type="dxa" w:w="8138"/>
+            <w:tcBorders>
+              <w:top w:val="single" w:color="BFBFBF" w:sz="4"/>
+              <w:left w:val="single" w:color="BFBFBF" w:sz="4"/>
+              <w:bottom w:val="single" w:color="BFBFBF" w:sz="4"/>
+              <w:right w:val="single" w:color="BFBFBF" w:sz="4"/>
+            </w:tcBorders>
+          </w:tcPr>
+          <w:p>
+            <w:pPr>
+              <w:spacing w:after="40"/>
+            </w:pPr>
+            <w:r>
+              <w:rPr>
+                <w:rFonts w:ascii="Malgun Gothic" w:hAnsi="Malgun Gothic" w:cs="Malgun Gothic" w:eastAsia="Malgun Gothic"/>
+                <w:b w:val="0"/>
+                <w:i w:val="0"/>
+                <w:sz w:val="20"/>
+              </w:rPr>
+              <w:t>sonst는 그렇지 않으면이라는 접속부사입니다.</w:t>
+            </w:r>
+          </w:p>
+        </w:tc>
+      </w:tr>
+      <w:tr>
+        <w:tc>
+          <w:tcPr>
+            <w:tcW w:type="dxa" w:w="1500"/>
+            <w:tcBorders>
+              <w:top w:val="single" w:color="BFBFBF" w:sz="4"/>
+              <w:left w:val="single" w:color="BFBFBF" w:sz="4"/>
+              <w:bottom w:val="single" w:color="BFBFBF" w:sz="4"/>
+              <w:right w:val="single" w:color="BFBFBF" w:sz="4"/>
+            </w:tcBorders>
+            <w:shd w:fill="DEEAF6" w:color="auto" w:val="clear"/>
+          </w:tcPr>
+          <w:p>
+            <w:r>
+              <w:rPr>
+                <w:rFonts w:ascii="Malgun Gothic" w:hAnsi="Malgun Gothic" w:cs="Malgun Gothic" w:eastAsia="Malgun Gothic"/>
+                <w:b/>
+                <w:i w:val="0"/>
+                <w:color w:val="1F3864"/>
+                <w:sz w:val="20"/>
+              </w:rPr>
+              <w:t>시제</w:t>
+            </w:r>
+          </w:p>
+        </w:tc>
+        <w:tc>
+          <w:tcPr>
+            <w:tcW w:type="dxa" w:w="8138"/>
+            <w:tcBorders>
+              <w:top w:val="single" w:color="BFBFBF" w:sz="4"/>
+              <w:left w:val="single" w:color="BFBFBF" w:sz="4"/>
+              <w:bottom w:val="single" w:color="BFBFBF" w:sz="4"/>
+              <w:right w:val="single" w:color="BFBFBF" w:sz="4"/>
+            </w:tcBorders>
+          </w:tcPr>
+          <w:p>
+            <w:pPr>
+              <w:spacing w:after="40"/>
+            </w:pPr>
+            <w:r>
+              <w:rPr>
+                <w:rFonts w:ascii="Malgun Gothic" w:hAnsi="Malgun Gothic" w:cs="Malgun Gothic" w:eastAsia="Malgun Gothic"/>
+                <w:b w:val="0"/>
+                <w:i w:val="0"/>
+                <w:sz w:val="20"/>
+              </w:rPr>
+              <w:t>nehme, ist, fühlt는 현재형입니다.</w:t>
+            </w:r>
+          </w:p>
+        </w:tc>
+      </w:tr>
+    </w:tbl>
+    <w:p>
+      <w:pPr>
+        <w:spacing w:after="0"/>
+      </w:pPr>
+    </w:p>
+    <w:p>
+      <w:pPr>
+        <w:keepNext/>
+        <w:spacing w:before="160"/>
+      </w:pPr>
+      <w:r>
+        <w:rPr>
+          <w:rFonts w:ascii="Arial" w:hAnsi="Arial" w:cs="Arial" w:eastAsia="Malgun Gothic"/>
+          <w:b/>
+          <w:i w:val="0"/>
+          <w:sz w:val="22"/>
+        </w:rPr>
+        <w:t>80. Elif: Er lernt schnell. In drei Wochen wirst du hier wahrscheinlich den Laden schmeißen.</w:t>
+      </w:r>
+    </w:p>
+    <w:p>
+      <w:pPr>
+        <w:keepNext/>
+        <w:ind w:left="340"/>
+      </w:pPr>
+      <w:r>
+        <w:rPr>
+          <w:rFonts w:ascii="Malgun Gothic" w:hAnsi="Malgun Gothic" w:cs="Malgun Gothic" w:eastAsia="Malgun Gothic"/>
+          <w:b w:val="0"/>
+          <w:i/>
+          <w:color w:val="404040"/>
+          <w:sz w:val="20"/>
+        </w:rPr>
+        <w:t>금방 배우네. 삼 주 뒤면 아마 네가 여기를 꾸려 나가고 있을 거야.</w:t>
+      </w:r>
+    </w:p>
+    <w:tbl>
+      <w:tblPr>
+        <w:tblW w:type="auto" w:w="0"/>
+        <w:tblLayout w:type="fixed"/>
+        <w:tblLook w:firstColumn="1" w:firstRow="1" w:lastColumn="0" w:lastRow="0" w:noHBand="0" w:noVBand="1" w:val="04A0"/>
+      </w:tblPr>
+      <w:tblGrid>
+        <w:gridCol w:w="4819"/>
+        <w:gridCol w:w="4819"/>
+      </w:tblGrid>
+      <w:tr>
+        <w:tc>
+          <w:tcPr>
+            <w:tcW w:type="dxa" w:w="1500"/>
+            <w:tcBorders>
+              <w:top w:val="single" w:color="BFBFBF" w:sz="4"/>
+              <w:left w:val="single" w:color="BFBFBF" w:sz="4"/>
+              <w:bottom w:val="single" w:color="BFBFBF" w:sz="4"/>
+              <w:right w:val="single" w:color="BFBFBF" w:sz="4"/>
+            </w:tcBorders>
+            <w:shd w:fill="DEEAF6" w:color="auto" w:val="clear"/>
+          </w:tcPr>
+          <w:p>
+            <w:r>
+              <w:rPr>
+                <w:rFonts w:ascii="Malgun Gothic" w:hAnsi="Malgun Gothic" w:cs="Malgun Gothic" w:eastAsia="Malgun Gothic"/>
+                <w:b/>
+                <w:i w:val="0"/>
+                <w:color w:val="1F3864"/>
+                <w:sz w:val="20"/>
+              </w:rPr>
+              <w:t>주요 단어</w:t>
+            </w:r>
+          </w:p>
+        </w:tc>
+        <w:tc>
+          <w:tcPr>
+            <w:tcW w:type="dxa" w:w="8138"/>
+            <w:tcBorders>
+              <w:top w:val="single" w:color="BFBFBF" w:sz="4"/>
+              <w:left w:val="single" w:color="BFBFBF" w:sz="4"/>
+              <w:bottom w:val="single" w:color="BFBFBF" w:sz="4"/>
+              <w:right w:val="single" w:color="BFBFBF" w:sz="4"/>
+            </w:tcBorders>
+          </w:tcPr>
+          <w:p>
+            <w:pPr>
+              <w:spacing w:after="40"/>
+            </w:pPr>
+            <w:r>
+              <w:rPr>
+                <w:rFonts w:ascii="Arial" w:hAnsi="Arial" w:cs="Arial" w:eastAsia="Malgun Gothic"/>
+                <w:b/>
+                <w:i w:val="0"/>
+                <w:sz w:val="20"/>
+              </w:rPr>
+              <w:t>schmeißen</w:t>
+            </w:r>
+            <w:r>
+              <w:rPr>
+                <w:rFonts w:ascii="Malgun Gothic" w:hAnsi="Malgun Gothic" w:cs="Malgun Gothic" w:eastAsia="Malgun Gothic"/>
+                <w:b w:val="0"/>
+                <w:i w:val="0"/>
+                <w:sz w:val="20"/>
+              </w:rPr>
+              <w:t xml:space="preserve">  —  (구어) 꾸려 나가다</w:t>
+            </w:r>
+          </w:p>
+          <w:p>
+            <w:pPr>
+              <w:spacing w:after="40"/>
+            </w:pPr>
+            <w:r>
+              <w:rPr>
+                <w:rFonts w:ascii="Arial" w:hAnsi="Arial" w:cs="Arial" w:eastAsia="Malgun Gothic"/>
+                <w:b/>
+                <w:i w:val="0"/>
+                <w:sz w:val="20"/>
+              </w:rPr>
+              <w:t>wahrscheinlich</w:t>
+            </w:r>
+            <w:r>
+              <w:rPr>
+                <w:rFonts w:ascii="Malgun Gothic" w:hAnsi="Malgun Gothic" w:cs="Malgun Gothic" w:eastAsia="Malgun Gothic"/>
+                <w:b w:val="0"/>
+                <w:i w:val="0"/>
+                <w:sz w:val="20"/>
+              </w:rPr>
+              <w:t xml:space="preserve">  —  아마도</w:t>
+            </w:r>
+          </w:p>
+          <w:p>
+            <w:pPr>
+              <w:spacing w:after="40"/>
+            </w:pPr>
+            <w:r>
+              <w:rPr>
+                <w:rFonts w:ascii="Arial" w:hAnsi="Arial" w:cs="Arial" w:eastAsia="Malgun Gothic"/>
+                <w:b/>
+                <w:i w:val="0"/>
+                <w:sz w:val="20"/>
+              </w:rPr>
+              <w:t>lernen</w:t>
+            </w:r>
+            <w:r>
+              <w:rPr>
+                <w:rFonts w:ascii="Malgun Gothic" w:hAnsi="Malgun Gothic" w:cs="Malgun Gothic" w:eastAsia="Malgun Gothic"/>
+                <w:b w:val="0"/>
+                <w:i w:val="0"/>
+                <w:sz w:val="20"/>
+              </w:rPr>
+              <w:t xml:space="preserve">  —  배우다</w:t>
+            </w:r>
+          </w:p>
+        </w:tc>
+      </w:tr>
+      <w:tr>
+        <w:tc>
+          <w:tcPr>
+            <w:tcW w:type="dxa" w:w="1500"/>
+            <w:tcBorders>
+              <w:top w:val="single" w:color="BFBFBF" w:sz="4"/>
+              <w:left w:val="single" w:color="BFBFBF" w:sz="4"/>
+              <w:bottom w:val="single" w:color="BFBFBF" w:sz="4"/>
+              <w:right w:val="single" w:color="BFBFBF" w:sz="4"/>
+            </w:tcBorders>
+            <w:shd w:fill="DEEAF6" w:color="auto" w:val="clear"/>
+          </w:tcPr>
+          <w:p>
+            <w:r>
+              <w:rPr>
+                <w:rFonts w:ascii="Malgun Gothic" w:hAnsi="Malgun Gothic" w:cs="Malgun Gothic" w:eastAsia="Malgun Gothic"/>
+                <w:b/>
+                <w:i w:val="0"/>
+                <w:color w:val="1F3864"/>
+                <w:sz w:val="20"/>
+              </w:rPr>
+              <w:t>문법</w:t>
+            </w:r>
+          </w:p>
+        </w:tc>
+        <w:tc>
+          <w:tcPr>
+            <w:tcW w:type="dxa" w:w="8138"/>
+            <w:tcBorders>
+              <w:top w:val="single" w:color="BFBFBF" w:sz="4"/>
+              <w:left w:val="single" w:color="BFBFBF" w:sz="4"/>
+              <w:bottom w:val="single" w:color="BFBFBF" w:sz="4"/>
+              <w:right w:val="single" w:color="BFBFBF" w:sz="4"/>
+            </w:tcBorders>
+          </w:tcPr>
+          <w:p>
+            <w:pPr>
+              <w:spacing w:after="40"/>
+            </w:pPr>
+            <w:r>
+              <w:rPr>
+                <w:rFonts w:ascii="Malgun Gothic" w:hAnsi="Malgun Gothic" w:cs="Malgun Gothic" w:eastAsia="Malgun Gothic"/>
+                <w:b w:val="0"/>
+                <w:i w:val="0"/>
+                <w:sz w:val="20"/>
+              </w:rPr>
+              <w:t>wirst ... schmeißen은 미래형으로 추측을 나타냅니다. In drei Wochen이 앞에 와 도치되었습니다.</w:t>
+            </w:r>
+          </w:p>
+        </w:tc>
+      </w:tr>
+      <w:tr>
+        <w:tc>
+          <w:tcPr>
+            <w:tcW w:type="dxa" w:w="1500"/>
+            <w:tcBorders>
+              <w:top w:val="single" w:color="BFBFBF" w:sz="4"/>
+              <w:left w:val="single" w:color="BFBFBF" w:sz="4"/>
+              <w:bottom w:val="single" w:color="BFBFBF" w:sz="4"/>
+              <w:right w:val="single" w:color="BFBFBF" w:sz="4"/>
+            </w:tcBorders>
+            <w:shd w:fill="DEEAF6" w:color="auto" w:val="clear"/>
+          </w:tcPr>
+          <w:p>
+            <w:r>
+              <w:rPr>
+                <w:rFonts w:ascii="Malgun Gothic" w:hAnsi="Malgun Gothic" w:cs="Malgun Gothic" w:eastAsia="Malgun Gothic"/>
+                <w:b/>
+                <w:i w:val="0"/>
+                <w:color w:val="1F3864"/>
+                <w:sz w:val="20"/>
+              </w:rPr>
+              <w:t>표현</w:t>
+            </w:r>
+          </w:p>
+        </w:tc>
+        <w:tc>
+          <w:tcPr>
+            <w:tcW w:type="dxa" w:w="8138"/>
+            <w:tcBorders>
+              <w:top w:val="single" w:color="BFBFBF" w:sz="4"/>
+              <w:left w:val="single" w:color="BFBFBF" w:sz="4"/>
+              <w:bottom w:val="single" w:color="BFBFBF" w:sz="4"/>
+              <w:right w:val="single" w:color="BFBFBF" w:sz="4"/>
+            </w:tcBorders>
+          </w:tcPr>
+          <w:p>
+            <w:pPr>
+              <w:spacing w:after="40"/>
+            </w:pPr>
+            <w:r>
+              <w:rPr>
+                <w:rFonts w:ascii="Malgun Gothic" w:hAnsi="Malgun Gothic" w:cs="Malgun Gothic" w:eastAsia="Malgun Gothic"/>
+                <w:b w:val="0"/>
+                <w:i w:val="0"/>
+                <w:sz w:val="20"/>
+              </w:rPr>
+              <w:t>den Laden schmeißen은 가게를 꾸려 나간다는 구어 표현입니다.</w:t>
+            </w:r>
+          </w:p>
+        </w:tc>
+      </w:tr>
+      <w:tr>
+        <w:tc>
+          <w:tcPr>
+            <w:tcW w:type="dxa" w:w="1500"/>
+            <w:tcBorders>
+              <w:top w:val="single" w:color="BFBFBF" w:sz="4"/>
+              <w:left w:val="single" w:color="BFBFBF" w:sz="4"/>
+              <w:bottom w:val="single" w:color="BFBFBF" w:sz="4"/>
+              <w:right w:val="single" w:color="BFBFBF" w:sz="4"/>
+            </w:tcBorders>
+            <w:shd w:fill="DEEAF6" w:color="auto" w:val="clear"/>
+          </w:tcPr>
+          <w:p>
+            <w:r>
+              <w:rPr>
+                <w:rFonts w:ascii="Malgun Gothic" w:hAnsi="Malgun Gothic" w:cs="Malgun Gothic" w:eastAsia="Malgun Gothic"/>
+                <w:b/>
+                <w:i w:val="0"/>
+                <w:color w:val="1F3864"/>
+                <w:sz w:val="20"/>
+              </w:rPr>
+              <w:t>시제</w:t>
+            </w:r>
+          </w:p>
+        </w:tc>
+        <w:tc>
+          <w:tcPr>
+            <w:tcW w:type="dxa" w:w="8138"/>
+            <w:tcBorders>
+              <w:top w:val="single" w:color="BFBFBF" w:sz="4"/>
+              <w:left w:val="single" w:color="BFBFBF" w:sz="4"/>
+              <w:bottom w:val="single" w:color="BFBFBF" w:sz="4"/>
+              <w:right w:val="single" w:color="BFBFBF" w:sz="4"/>
+            </w:tcBorders>
+          </w:tcPr>
+          <w:p>
+            <w:pPr>
+              <w:spacing w:after="40"/>
+            </w:pPr>
+            <w:r>
+              <w:rPr>
+                <w:rFonts w:ascii="Malgun Gothic" w:hAnsi="Malgun Gothic" w:cs="Malgun Gothic" w:eastAsia="Malgun Gothic"/>
+                <w:b w:val="0"/>
+                <w:i w:val="0"/>
+                <w:sz w:val="20"/>
+              </w:rPr>
+              <w:t>lernt는 현재형이고 wirst ... schmeißen은 미래형입니다.</w:t>
+            </w:r>
+          </w:p>
+        </w:tc>
+      </w:tr>
+    </w:tbl>
+    <w:p>
+      <w:pPr>
+        <w:spacing w:after="0"/>
+      </w:pPr>
+    </w:p>
+    <w:p>
+      <w:pPr>
+        <w:keepNext/>
+        <w:spacing w:before="160"/>
+      </w:pPr>
+      <w:r>
+        <w:rPr>
+          <w:rFonts w:ascii="Arial" w:hAnsi="Arial" w:cs="Arial" w:eastAsia="Malgun Gothic"/>
+          <w:b/>
+          <w:i w:val="0"/>
+          <w:sz w:val="22"/>
+        </w:rPr>
+        <w:t>81. Jonas: Bloß nicht. Ich will nur einen Platz haben, an dem man mir zuhört, wenn ich etwas sage.</w:t>
+      </w:r>
+    </w:p>
+    <w:p>
+      <w:pPr>
+        <w:keepNext/>
+        <w:ind w:left="340"/>
+      </w:pPr>
+      <w:r>
+        <w:rPr>
+          <w:rFonts w:ascii="Malgun Gothic" w:hAnsi="Malgun Gothic" w:cs="Malgun Gothic" w:eastAsia="Malgun Gothic"/>
+          <w:b w:val="0"/>
+          <w:i/>
+          <w:color w:val="404040"/>
+          <w:sz w:val="20"/>
+        </w:rPr>
+        <w:t>그럴 리가요. 저는 제가 말할 때 귀 기울여 주는 자리를 갖고 싶을 뿐이에요.</w:t>
+      </w:r>
+    </w:p>
+    <w:tbl>
+      <w:tblPr>
+        <w:tblW w:type="auto" w:w="0"/>
+        <w:tblLayout w:type="fixed"/>
+        <w:tblLook w:firstColumn="1" w:firstRow="1" w:lastColumn="0" w:lastRow="0" w:noHBand="0" w:noVBand="1" w:val="04A0"/>
+      </w:tblPr>
+      <w:tblGrid>
+        <w:gridCol w:w="4819"/>
+        <w:gridCol w:w="4819"/>
+      </w:tblGrid>
+      <w:tr>
+        <w:tc>
+          <w:tcPr>
+            <w:tcW w:type="dxa" w:w="1500"/>
+            <w:tcBorders>
+              <w:top w:val="single" w:color="BFBFBF" w:sz="4"/>
+              <w:left w:val="single" w:color="BFBFBF" w:sz="4"/>
+              <w:bottom w:val="single" w:color="BFBFBF" w:sz="4"/>
+              <w:right w:val="single" w:color="BFBFBF" w:sz="4"/>
+            </w:tcBorders>
+            <w:shd w:fill="DEEAF6" w:color="auto" w:val="clear"/>
+          </w:tcPr>
+          <w:p>
+            <w:r>
+              <w:rPr>
+                <w:rFonts w:ascii="Malgun Gothic" w:hAnsi="Malgun Gothic" w:cs="Malgun Gothic" w:eastAsia="Malgun Gothic"/>
+                <w:b/>
+                <w:i w:val="0"/>
+                <w:color w:val="1F3864"/>
+                <w:sz w:val="20"/>
+              </w:rPr>
+              <w:t>주요 단어</w:t>
+            </w:r>
+          </w:p>
+        </w:tc>
+        <w:tc>
+          <w:tcPr>
+            <w:tcW w:type="dxa" w:w="8138"/>
+            <w:tcBorders>
+              <w:top w:val="single" w:color="BFBFBF" w:sz="4"/>
+              <w:left w:val="single" w:color="BFBFBF" w:sz="4"/>
+              <w:bottom w:val="single" w:color="BFBFBF" w:sz="4"/>
+              <w:right w:val="single" w:color="BFBFBF" w:sz="4"/>
+            </w:tcBorders>
+          </w:tcPr>
+          <w:p>
+            <w:pPr>
+              <w:spacing w:after="40"/>
+            </w:pPr>
+            <w:r>
+              <w:rPr>
+                <w:rFonts w:ascii="Arial" w:hAnsi="Arial" w:cs="Arial" w:eastAsia="Malgun Gothic"/>
+                <w:b/>
+                <w:i w:val="0"/>
+                <w:sz w:val="20"/>
+              </w:rPr>
+              <w:t>bloß nicht</w:t>
+            </w:r>
+            <w:r>
+              <w:rPr>
+                <w:rFonts w:ascii="Malgun Gothic" w:hAnsi="Malgun Gothic" w:cs="Malgun Gothic" w:eastAsia="Malgun Gothic"/>
+                <w:b w:val="0"/>
+                <w:i w:val="0"/>
+                <w:sz w:val="20"/>
+              </w:rPr>
+              <w:t xml:space="preserve">  —  절대 아니야</w:t>
+            </w:r>
+          </w:p>
+          <w:p>
+            <w:pPr>
+              <w:spacing w:after="40"/>
+            </w:pPr>
+            <w:r>
+              <w:rPr>
+                <w:rFonts w:ascii="Arial" w:hAnsi="Arial" w:cs="Arial" w:eastAsia="Malgun Gothic"/>
+                <w:b/>
+                <w:i w:val="0"/>
+                <w:sz w:val="20"/>
+              </w:rPr>
+              <w:t>zuhören</w:t>
+            </w:r>
+            <w:r>
+              <w:rPr>
+                <w:rFonts w:ascii="Malgun Gothic" w:hAnsi="Malgun Gothic" w:cs="Malgun Gothic" w:eastAsia="Malgun Gothic"/>
+                <w:b w:val="0"/>
+                <w:i w:val="0"/>
+                <w:sz w:val="20"/>
+              </w:rPr>
+              <w:t xml:space="preserve">  —  귀 기울이다</w:t>
+            </w:r>
+          </w:p>
+          <w:p>
+            <w:pPr>
+              <w:spacing w:after="40"/>
+            </w:pPr>
+            <w:r>
+              <w:rPr>
+                <w:rFonts w:ascii="Arial" w:hAnsi="Arial" w:cs="Arial" w:eastAsia="Malgun Gothic"/>
+                <w:b/>
+                <w:i w:val="0"/>
+                <w:sz w:val="20"/>
+              </w:rPr>
+              <w:t>der Platz, Plätze</w:t>
+            </w:r>
+            <w:r>
+              <w:rPr>
+                <w:rFonts w:ascii="Malgun Gothic" w:hAnsi="Malgun Gothic" w:cs="Malgun Gothic" w:eastAsia="Malgun Gothic"/>
+                <w:b w:val="0"/>
+                <w:i w:val="0"/>
+                <w:sz w:val="20"/>
+              </w:rPr>
+              <w:t xml:space="preserve">  —  자리</w:t>
+            </w:r>
+          </w:p>
+        </w:tc>
+      </w:tr>
+      <w:tr>
+        <w:tc>
+          <w:tcPr>
+            <w:tcW w:type="dxa" w:w="1500"/>
+            <w:tcBorders>
+              <w:top w:val="single" w:color="BFBFBF" w:sz="4"/>
+              <w:left w:val="single" w:color="BFBFBF" w:sz="4"/>
+              <w:bottom w:val="single" w:color="BFBFBF" w:sz="4"/>
+              <w:right w:val="single" w:color="BFBFBF" w:sz="4"/>
+            </w:tcBorders>
+            <w:shd w:fill="DEEAF6" w:color="auto" w:val="clear"/>
+          </w:tcPr>
+          <w:p>
+            <w:r>
+              <w:rPr>
+                <w:rFonts w:ascii="Malgun Gothic" w:hAnsi="Malgun Gothic" w:cs="Malgun Gothic" w:eastAsia="Malgun Gothic"/>
+                <w:b/>
+                <w:i w:val="0"/>
+                <w:color w:val="1F3864"/>
+                <w:sz w:val="20"/>
+              </w:rPr>
+              <w:t>문법</w:t>
+            </w:r>
+          </w:p>
+        </w:tc>
+        <w:tc>
+          <w:tcPr>
+            <w:tcW w:type="dxa" w:w="8138"/>
+            <w:tcBorders>
+              <w:top w:val="single" w:color="BFBFBF" w:sz="4"/>
+              <w:left w:val="single" w:color="BFBFBF" w:sz="4"/>
+              <w:bottom w:val="single" w:color="BFBFBF" w:sz="4"/>
+              <w:right w:val="single" w:color="BFBFBF" w:sz="4"/>
+            </w:tcBorders>
+          </w:tcPr>
+          <w:p>
+            <w:pPr>
+              <w:spacing w:after="40"/>
+            </w:pPr>
+            <w:r>
+              <w:rPr>
+                <w:rFonts w:ascii="Malgun Gothic" w:hAnsi="Malgun Gothic" w:cs="Malgun Gothic" w:eastAsia="Malgun Gothic"/>
+                <w:b w:val="0"/>
+                <w:i w:val="0"/>
+                <w:sz w:val="20"/>
+              </w:rPr>
+              <w:t>einen Platz, an dem man mir zuhört에서 an dem은 관계대명사이고 zuhört가 끝에 옵니다. zuhören은 3격 mir를 취합니다.</w:t>
+            </w:r>
+          </w:p>
+        </w:tc>
+      </w:tr>
+      <w:tr>
+        <w:tc>
+          <w:tcPr>
+            <w:tcW w:type="dxa" w:w="1500"/>
+            <w:tcBorders>
+              <w:top w:val="single" w:color="BFBFBF" w:sz="4"/>
+              <w:left w:val="single" w:color="BFBFBF" w:sz="4"/>
+              <w:bottom w:val="single" w:color="BFBFBF" w:sz="4"/>
+              <w:right w:val="single" w:color="BFBFBF" w:sz="4"/>
+            </w:tcBorders>
+            <w:shd w:fill="DEEAF6" w:color="auto" w:val="clear"/>
+          </w:tcPr>
+          <w:p>
+            <w:r>
+              <w:rPr>
+                <w:rFonts w:ascii="Malgun Gothic" w:hAnsi="Malgun Gothic" w:cs="Malgun Gothic" w:eastAsia="Malgun Gothic"/>
+                <w:b/>
+                <w:i w:val="0"/>
+                <w:color w:val="1F3864"/>
+                <w:sz w:val="20"/>
+              </w:rPr>
+              <w:t>표현</w:t>
+            </w:r>
+          </w:p>
+        </w:tc>
+        <w:tc>
+          <w:tcPr>
+            <w:tcW w:type="dxa" w:w="8138"/>
+            <w:tcBorders>
+              <w:top w:val="single" w:color="BFBFBF" w:sz="4"/>
+              <w:left w:val="single" w:color="BFBFBF" w:sz="4"/>
+              <w:bottom w:val="single" w:color="BFBFBF" w:sz="4"/>
+              <w:right w:val="single" w:color="BFBFBF" w:sz="4"/>
+            </w:tcBorders>
+          </w:tcPr>
+          <w:p>
+            <w:pPr>
+              <w:spacing w:after="40"/>
+            </w:pPr>
+            <w:r>
+              <w:rPr>
+                <w:rFonts w:ascii="Malgun Gothic" w:hAnsi="Malgun Gothic" w:cs="Malgun Gothic" w:eastAsia="Malgun Gothic"/>
+                <w:b w:val="0"/>
+                <w:i w:val="0"/>
+                <w:sz w:val="20"/>
+              </w:rPr>
+              <w:t>Bloß nicht!은 강한 부정 구어체입니다.</w:t>
+            </w:r>
+          </w:p>
+        </w:tc>
+      </w:tr>
+      <w:tr>
+        <w:tc>
+          <w:tcPr>
+            <w:tcW w:type="dxa" w:w="1500"/>
+            <w:tcBorders>
+              <w:top w:val="single" w:color="BFBFBF" w:sz="4"/>
+              <w:left w:val="single" w:color="BFBFBF" w:sz="4"/>
+              <w:bottom w:val="single" w:color="BFBFBF" w:sz="4"/>
+              <w:right w:val="single" w:color="BFBFBF" w:sz="4"/>
+            </w:tcBorders>
+            <w:shd w:fill="DEEAF6" w:color="auto" w:val="clear"/>
+          </w:tcPr>
+          <w:p>
+            <w:r>
+              <w:rPr>
+                <w:rFonts w:ascii="Malgun Gothic" w:hAnsi="Malgun Gothic" w:cs="Malgun Gothic" w:eastAsia="Malgun Gothic"/>
+                <w:b/>
+                <w:i w:val="0"/>
+                <w:color w:val="1F3864"/>
+                <w:sz w:val="20"/>
+              </w:rPr>
+              <w:t>시제</w:t>
+            </w:r>
+          </w:p>
+        </w:tc>
+        <w:tc>
+          <w:tcPr>
+            <w:tcW w:type="dxa" w:w="8138"/>
+            <w:tcBorders>
+              <w:top w:val="single" w:color="BFBFBF" w:sz="4"/>
+              <w:left w:val="single" w:color="BFBFBF" w:sz="4"/>
+              <w:bottom w:val="single" w:color="BFBFBF" w:sz="4"/>
+              <w:right w:val="single" w:color="BFBFBF" w:sz="4"/>
+            </w:tcBorders>
+          </w:tcPr>
+          <w:p>
+            <w:pPr>
+              <w:spacing w:after="40"/>
+            </w:pPr>
+            <w:r>
+              <w:rPr>
+                <w:rFonts w:ascii="Malgun Gothic" w:hAnsi="Malgun Gothic" w:cs="Malgun Gothic" w:eastAsia="Malgun Gothic"/>
+                <w:b w:val="0"/>
+                <w:i w:val="0"/>
+                <w:sz w:val="20"/>
+              </w:rPr>
+              <w:t>will, zuhört, sage는 현재형으로 지금의 바람을 말합니다.</w:t>
+            </w:r>
+          </w:p>
+        </w:tc>
+      </w:tr>
+    </w:tbl>
+    <w:p>
+      <w:pPr>
+        <w:spacing w:after="0"/>
+      </w:pPr>
+    </w:p>
+    <w:p>
+      <w:pPr>
+        <w:keepNext/>
+        <w:spacing w:before="160"/>
+      </w:pPr>
+      <w:r>
+        <w:rPr>
+          <w:rFonts w:ascii="Arial" w:hAnsi="Arial" w:cs="Arial" w:eastAsia="Malgun Gothic"/>
+          <w:b/>
+          <w:i w:val="0"/>
+          <w:sz w:val="22"/>
+        </w:rPr>
+        <w:t>82. Milan: Na, wie läuft die Karriere als Mieterberater? Ich habe dir einen Burger mitgebracht, weil du bestimmt nichts gegessen hast.</w:t>
+      </w:r>
+    </w:p>
+    <w:p>
+      <w:pPr>
+        <w:keepNext/>
+        <w:ind w:left="340"/>
+      </w:pPr>
+      <w:r>
+        <w:rPr>
+          <w:rFonts w:ascii="Malgun Gothic" w:hAnsi="Malgun Gothic" w:cs="Malgun Gothic" w:eastAsia="Malgun Gothic"/>
+          <w:b w:val="0"/>
+          <w:i/>
+          <w:color w:val="404040"/>
+          <w:sz w:val="20"/>
+        </w:rPr>
+        <w:t>임차인 상담가 경력은 어때? 아무것도 안 먹었을 것 같아서 버거 가져왔어.</w:t>
+      </w:r>
+    </w:p>
+    <w:tbl>
+      <w:tblPr>
+        <w:tblW w:type="auto" w:w="0"/>
+        <w:tblLayout w:type="fixed"/>
+        <w:tblLook w:firstColumn="1" w:firstRow="1" w:lastColumn="0" w:lastRow="0" w:noHBand="0" w:noVBand="1" w:val="04A0"/>
+      </w:tblPr>
+      <w:tblGrid>
+        <w:gridCol w:w="4819"/>
+        <w:gridCol w:w="4819"/>
+      </w:tblGrid>
+      <w:tr>
+        <w:tc>
+          <w:tcPr>
+            <w:tcW w:type="dxa" w:w="1500"/>
+            <w:tcBorders>
+              <w:top w:val="single" w:color="BFBFBF" w:sz="4"/>
+              <w:left w:val="single" w:color="BFBFBF" w:sz="4"/>
+              <w:bottom w:val="single" w:color="BFBFBF" w:sz="4"/>
+              <w:right w:val="single" w:color="BFBFBF" w:sz="4"/>
+            </w:tcBorders>
+            <w:shd w:fill="DEEAF6" w:color="auto" w:val="clear"/>
+          </w:tcPr>
+          <w:p>
+            <w:r>
+              <w:rPr>
+                <w:rFonts w:ascii="Malgun Gothic" w:hAnsi="Malgun Gothic" w:cs="Malgun Gothic" w:eastAsia="Malgun Gothic"/>
+                <w:b/>
+                <w:i w:val="0"/>
+                <w:color w:val="1F3864"/>
+                <w:sz w:val="20"/>
+              </w:rPr>
+              <w:t>주요 단어</w:t>
+            </w:r>
+          </w:p>
+        </w:tc>
+        <w:tc>
+          <w:tcPr>
+            <w:tcW w:type="dxa" w:w="8138"/>
+            <w:tcBorders>
+              <w:top w:val="single" w:color="BFBFBF" w:sz="4"/>
+              <w:left w:val="single" w:color="BFBFBF" w:sz="4"/>
+              <w:bottom w:val="single" w:color="BFBFBF" w:sz="4"/>
+              <w:right w:val="single" w:color="BFBFBF" w:sz="4"/>
+            </w:tcBorders>
+          </w:tcPr>
+          <w:p>
+            <w:pPr>
+              <w:spacing w:after="40"/>
+            </w:pPr>
+            <w:r>
+              <w:rPr>
+                <w:rFonts w:ascii="Arial" w:hAnsi="Arial" w:cs="Arial" w:eastAsia="Malgun Gothic"/>
+                <w:b/>
+                <w:i w:val="0"/>
+                <w:sz w:val="20"/>
+              </w:rPr>
+              <w:t>der Burger, -</w:t>
+            </w:r>
+            <w:r>
+              <w:rPr>
+                <w:rFonts w:ascii="Malgun Gothic" w:hAnsi="Malgun Gothic" w:cs="Malgun Gothic" w:eastAsia="Malgun Gothic"/>
+                <w:b w:val="0"/>
+                <w:i w:val="0"/>
+                <w:sz w:val="20"/>
+              </w:rPr>
+              <w:t xml:space="preserve">  —  버거</w:t>
+            </w:r>
+          </w:p>
+          <w:p>
+            <w:pPr>
+              <w:spacing w:after="40"/>
+            </w:pPr>
+            <w:r>
+              <w:rPr>
+                <w:rFonts w:ascii="Arial" w:hAnsi="Arial" w:cs="Arial" w:eastAsia="Malgun Gothic"/>
+                <w:b/>
+                <w:i w:val="0"/>
+                <w:sz w:val="20"/>
+              </w:rPr>
+              <w:t>bestimmt</w:t>
+            </w:r>
+            <w:r>
+              <w:rPr>
+                <w:rFonts w:ascii="Malgun Gothic" w:hAnsi="Malgun Gothic" w:cs="Malgun Gothic" w:eastAsia="Malgun Gothic"/>
+                <w:b w:val="0"/>
+                <w:i w:val="0"/>
+                <w:sz w:val="20"/>
+              </w:rPr>
+              <w:t xml:space="preserve">  —  분명히</w:t>
+            </w:r>
+          </w:p>
+          <w:p>
+            <w:pPr>
+              <w:spacing w:after="40"/>
+            </w:pPr>
+            <w:r>
+              <w:rPr>
+                <w:rFonts w:ascii="Arial" w:hAnsi="Arial" w:cs="Arial" w:eastAsia="Malgun Gothic"/>
+                <w:b/>
+                <w:i w:val="0"/>
+                <w:sz w:val="20"/>
+              </w:rPr>
+              <w:t>laufen</w:t>
+            </w:r>
+            <w:r>
+              <w:rPr>
+                <w:rFonts w:ascii="Malgun Gothic" w:hAnsi="Malgun Gothic" w:cs="Malgun Gothic" w:eastAsia="Malgun Gothic"/>
+                <w:b w:val="0"/>
+                <w:i w:val="0"/>
+                <w:sz w:val="20"/>
+              </w:rPr>
+              <w:t xml:space="preserve">  —  진행되다</w:t>
+            </w:r>
+          </w:p>
+        </w:tc>
+      </w:tr>
+      <w:tr>
+        <w:tc>
+          <w:tcPr>
+            <w:tcW w:type="dxa" w:w="1500"/>
+            <w:tcBorders>
+              <w:top w:val="single" w:color="BFBFBF" w:sz="4"/>
+              <w:left w:val="single" w:color="BFBFBF" w:sz="4"/>
+              <w:bottom w:val="single" w:color="BFBFBF" w:sz="4"/>
+              <w:right w:val="single" w:color="BFBFBF" w:sz="4"/>
+            </w:tcBorders>
+            <w:shd w:fill="DEEAF6" w:color="auto" w:val="clear"/>
+          </w:tcPr>
+          <w:p>
+            <w:r>
+              <w:rPr>
+                <w:rFonts w:ascii="Malgun Gothic" w:hAnsi="Malgun Gothic" w:cs="Malgun Gothic" w:eastAsia="Malgun Gothic"/>
+                <w:b/>
+                <w:i w:val="0"/>
+                <w:color w:val="1F3864"/>
+                <w:sz w:val="20"/>
+              </w:rPr>
+              <w:t>문법</w:t>
+            </w:r>
+          </w:p>
+        </w:tc>
+        <w:tc>
+          <w:tcPr>
+            <w:tcW w:type="dxa" w:w="8138"/>
+            <w:tcBorders>
+              <w:top w:val="single" w:color="BFBFBF" w:sz="4"/>
+              <w:left w:val="single" w:color="BFBFBF" w:sz="4"/>
+              <w:bottom w:val="single" w:color="BFBFBF" w:sz="4"/>
+              <w:right w:val="single" w:color="BFBFBF" w:sz="4"/>
+            </w:tcBorders>
+          </w:tcPr>
+          <w:p>
+            <w:pPr>
+              <w:spacing w:after="40"/>
+            </w:pPr>
+            <w:r>
+              <w:rPr>
+                <w:rFonts w:ascii="Malgun Gothic" w:hAnsi="Malgun Gothic" w:cs="Malgun Gothic" w:eastAsia="Malgun Gothic"/>
+                <w:b w:val="0"/>
+                <w:i w:val="0"/>
+                <w:sz w:val="20"/>
+              </w:rPr>
+              <w:t>wie läuft ...?는 안부를 묻는 의문문입니다. weil du bestimmt nichts gegessen hast에서 hast가 끝에 옵니다.</w:t>
+            </w:r>
+          </w:p>
+        </w:tc>
+      </w:tr>
+      <w:tr>
+        <w:tc>
+          <w:tcPr>
+            <w:tcW w:type="dxa" w:w="1500"/>
+            <w:tcBorders>
+              <w:top w:val="single" w:color="BFBFBF" w:sz="4"/>
+              <w:left w:val="single" w:color="BFBFBF" w:sz="4"/>
+              <w:bottom w:val="single" w:color="BFBFBF" w:sz="4"/>
+              <w:right w:val="single" w:color="BFBFBF" w:sz="4"/>
+            </w:tcBorders>
+            <w:shd w:fill="DEEAF6" w:color="auto" w:val="clear"/>
+          </w:tcPr>
+          <w:p>
+            <w:r>
+              <w:rPr>
+                <w:rFonts w:ascii="Malgun Gothic" w:hAnsi="Malgun Gothic" w:cs="Malgun Gothic" w:eastAsia="Malgun Gothic"/>
+                <w:b/>
+                <w:i w:val="0"/>
+                <w:color w:val="1F3864"/>
+                <w:sz w:val="20"/>
+              </w:rPr>
+              <w:t>표현</w:t>
+            </w:r>
+          </w:p>
+        </w:tc>
+        <w:tc>
+          <w:tcPr>
+            <w:tcW w:type="dxa" w:w="8138"/>
+            <w:tcBorders>
+              <w:top w:val="single" w:color="BFBFBF" w:sz="4"/>
+              <w:left w:val="single" w:color="BFBFBF" w:sz="4"/>
+              <w:bottom w:val="single" w:color="BFBFBF" w:sz="4"/>
+              <w:right w:val="single" w:color="BFBFBF" w:sz="4"/>
+            </w:tcBorders>
+          </w:tcPr>
+          <w:p>
+            <w:pPr>
+              <w:spacing w:after="40"/>
+            </w:pPr>
+            <w:r>
+              <w:rPr>
+                <w:rFonts w:ascii="Malgun Gothic" w:hAnsi="Malgun Gothic" w:cs="Malgun Gothic" w:eastAsia="Malgun Gothic"/>
+                <w:b w:val="0"/>
+                <w:i w:val="0"/>
+                <w:sz w:val="20"/>
+              </w:rPr>
+              <w:t>nichts gegessen hast는 현재완료로 먹지 않은 상태를 추측합니다.</w:t>
+            </w:r>
+          </w:p>
+        </w:tc>
+      </w:tr>
+      <w:tr>
+        <w:tc>
+          <w:tcPr>
+            <w:tcW w:type="dxa" w:w="1500"/>
+            <w:tcBorders>
+              <w:top w:val="single" w:color="BFBFBF" w:sz="4"/>
+              <w:left w:val="single" w:color="BFBFBF" w:sz="4"/>
+              <w:bottom w:val="single" w:color="BFBFBF" w:sz="4"/>
+              <w:right w:val="single" w:color="BFBFBF" w:sz="4"/>
+            </w:tcBorders>
+            <w:shd w:fill="DEEAF6" w:color="auto" w:val="clear"/>
+          </w:tcPr>
+          <w:p>
+            <w:r>
+              <w:rPr>
+                <w:rFonts w:ascii="Malgun Gothic" w:hAnsi="Malgun Gothic" w:cs="Malgun Gothic" w:eastAsia="Malgun Gothic"/>
+                <w:b/>
+                <w:i w:val="0"/>
+                <w:color w:val="1F3864"/>
+                <w:sz w:val="20"/>
+              </w:rPr>
+              <w:t>시제</w:t>
+            </w:r>
+          </w:p>
+        </w:tc>
+        <w:tc>
+          <w:tcPr>
+            <w:tcW w:type="dxa" w:w="8138"/>
+            <w:tcBorders>
+              <w:top w:val="single" w:color="BFBFBF" w:sz="4"/>
+              <w:left w:val="single" w:color="BFBFBF" w:sz="4"/>
+              <w:bottom w:val="single" w:color="BFBFBF" w:sz="4"/>
+              <w:right w:val="single" w:color="BFBFBF" w:sz="4"/>
+            </w:tcBorders>
+          </w:tcPr>
+          <w:p>
+            <w:pPr>
+              <w:spacing w:after="40"/>
+            </w:pPr>
+            <w:r>
+              <w:rPr>
+                <w:rFonts w:ascii="Malgun Gothic" w:hAnsi="Malgun Gothic" w:cs="Malgun Gothic" w:eastAsia="Malgun Gothic"/>
+                <w:b w:val="0"/>
+                <w:i w:val="0"/>
+                <w:sz w:val="20"/>
+              </w:rPr>
+              <w:t>läuft는 현재형이고 habe ... mitgebracht, hast ... gegessen은 현재완료입니다.</w:t>
+            </w:r>
+          </w:p>
+        </w:tc>
+      </w:tr>
+    </w:tbl>
+    <w:p>
+      <w:pPr>
+        <w:spacing w:after="0"/>
+      </w:pPr>
+    </w:p>
+    <w:p>
+      <w:pPr>
+        <w:keepNext/>
+        <w:spacing w:before="160"/>
+      </w:pPr>
+      <w:r>
+        <w:rPr>
+          <w:rFonts w:ascii="Arial" w:hAnsi="Arial" w:cs="Arial" w:eastAsia="Malgun Gothic"/>
+          <w:b/>
+          <w:i w:val="0"/>
+          <w:sz w:val="22"/>
+        </w:rPr>
+        <w:t>83. Jonas: Du bist ein Lebensretter, Milan. Ich habe heute vier Fälle gehabt und nur einen Schluck Tee getrunken.</w:t>
+      </w:r>
+    </w:p>
+    <w:p>
+      <w:pPr>
+        <w:keepNext/>
+        <w:ind w:left="340"/>
+      </w:pPr>
+      <w:r>
+        <w:rPr>
+          <w:rFonts w:ascii="Malgun Gothic" w:hAnsi="Malgun Gothic" w:cs="Malgun Gothic" w:eastAsia="Malgun Gothic"/>
+          <w:b w:val="0"/>
+          <w:i/>
+          <w:color w:val="404040"/>
+          <w:sz w:val="20"/>
+        </w:rPr>
+        <w:t>넌 생명의 은인이야, 밀란. 오늘 사건 네 건을 맡았는데 차 한 모금밖에 못 마셨어.</w:t>
+      </w:r>
+    </w:p>
+    <w:tbl>
+      <w:tblPr>
+        <w:tblW w:type="auto" w:w="0"/>
+        <w:tblLayout w:type="fixed"/>
+        <w:tblLook w:firstColumn="1" w:firstRow="1" w:lastColumn="0" w:lastRow="0" w:noHBand="0" w:noVBand="1" w:val="04A0"/>
+      </w:tblPr>
+      <w:tblGrid>
+        <w:gridCol w:w="4819"/>
+        <w:gridCol w:w="4819"/>
+      </w:tblGrid>
+      <w:tr>
+        <w:tc>
+          <w:tcPr>
+            <w:tcW w:type="dxa" w:w="1500"/>
+            <w:tcBorders>
+              <w:top w:val="single" w:color="BFBFBF" w:sz="4"/>
+              <w:left w:val="single" w:color="BFBFBF" w:sz="4"/>
+              <w:bottom w:val="single" w:color="BFBFBF" w:sz="4"/>
+              <w:right w:val="single" w:color="BFBFBF" w:sz="4"/>
+            </w:tcBorders>
+            <w:shd w:fill="DEEAF6" w:color="auto" w:val="clear"/>
+          </w:tcPr>
+          <w:p>
+            <w:r>
+              <w:rPr>
+                <w:rFonts w:ascii="Malgun Gothic" w:hAnsi="Malgun Gothic" w:cs="Malgun Gothic" w:eastAsia="Malgun Gothic"/>
+                <w:b/>
+                <w:i w:val="0"/>
+                <w:color w:val="1F3864"/>
+                <w:sz w:val="20"/>
+              </w:rPr>
+              <w:t>주요 단어</w:t>
+            </w:r>
+          </w:p>
+        </w:tc>
+        <w:tc>
+          <w:tcPr>
+            <w:tcW w:type="dxa" w:w="8138"/>
+            <w:tcBorders>
+              <w:top w:val="single" w:color="BFBFBF" w:sz="4"/>
+              <w:left w:val="single" w:color="BFBFBF" w:sz="4"/>
+              <w:bottom w:val="single" w:color="BFBFBF" w:sz="4"/>
+              <w:right w:val="single" w:color="BFBFBF" w:sz="4"/>
+            </w:tcBorders>
+          </w:tcPr>
+          <w:p>
+            <w:pPr>
+              <w:spacing w:after="40"/>
+            </w:pPr>
+            <w:r>
+              <w:rPr>
+                <w:rFonts w:ascii="Arial" w:hAnsi="Arial" w:cs="Arial" w:eastAsia="Malgun Gothic"/>
+                <w:b/>
+                <w:i w:val="0"/>
+                <w:sz w:val="20"/>
+              </w:rPr>
+              <w:t>der Lebensretter, -</w:t>
+            </w:r>
+            <w:r>
+              <w:rPr>
+                <w:rFonts w:ascii="Malgun Gothic" w:hAnsi="Malgun Gothic" w:cs="Malgun Gothic" w:eastAsia="Malgun Gothic"/>
+                <w:b w:val="0"/>
+                <w:i w:val="0"/>
+                <w:sz w:val="20"/>
+              </w:rPr>
+              <w:t xml:space="preserve">  —  생명의 은인</w:t>
+            </w:r>
+          </w:p>
+          <w:p>
+            <w:pPr>
+              <w:spacing w:after="40"/>
+            </w:pPr>
+            <w:r>
+              <w:rPr>
+                <w:rFonts w:ascii="Arial" w:hAnsi="Arial" w:cs="Arial" w:eastAsia="Malgun Gothic"/>
+                <w:b/>
+                <w:i w:val="0"/>
+                <w:sz w:val="20"/>
+              </w:rPr>
+              <w:t>der Fall, Fälle</w:t>
+            </w:r>
+            <w:r>
+              <w:rPr>
+                <w:rFonts w:ascii="Malgun Gothic" w:hAnsi="Malgun Gothic" w:cs="Malgun Gothic" w:eastAsia="Malgun Gothic"/>
+                <w:b w:val="0"/>
+                <w:i w:val="0"/>
+                <w:sz w:val="20"/>
+              </w:rPr>
+              <w:t xml:space="preserve">  —  사건</w:t>
+            </w:r>
+          </w:p>
+          <w:p>
+            <w:pPr>
+              <w:spacing w:after="40"/>
+            </w:pPr>
+            <w:r>
+              <w:rPr>
+                <w:rFonts w:ascii="Arial" w:hAnsi="Arial" w:cs="Arial" w:eastAsia="Malgun Gothic"/>
+                <w:b/>
+                <w:i w:val="0"/>
+                <w:sz w:val="20"/>
+              </w:rPr>
+              <w:t>der Schluck, -e</w:t>
+            </w:r>
+            <w:r>
+              <w:rPr>
+                <w:rFonts w:ascii="Malgun Gothic" w:hAnsi="Malgun Gothic" w:cs="Malgun Gothic" w:eastAsia="Malgun Gothic"/>
+                <w:b w:val="0"/>
+                <w:i w:val="0"/>
+                <w:sz w:val="20"/>
+              </w:rPr>
+              <w:t xml:space="preserve">  —  한 모금</w:t>
+            </w:r>
+          </w:p>
+        </w:tc>
+      </w:tr>
+      <w:tr>
+        <w:tc>
+          <w:tcPr>
+            <w:tcW w:type="dxa" w:w="1500"/>
+            <w:tcBorders>
+              <w:top w:val="single" w:color="BFBFBF" w:sz="4"/>
+              <w:left w:val="single" w:color="BFBFBF" w:sz="4"/>
+              <w:bottom w:val="single" w:color="BFBFBF" w:sz="4"/>
+              <w:right w:val="single" w:color="BFBFBF" w:sz="4"/>
+            </w:tcBorders>
+            <w:shd w:fill="DEEAF6" w:color="auto" w:val="clear"/>
+          </w:tcPr>
+          <w:p>
+            <w:r>
+              <w:rPr>
+                <w:rFonts w:ascii="Malgun Gothic" w:hAnsi="Malgun Gothic" w:cs="Malgun Gothic" w:eastAsia="Malgun Gothic"/>
+                <w:b/>
+                <w:i w:val="0"/>
+                <w:color w:val="1F3864"/>
+                <w:sz w:val="20"/>
+              </w:rPr>
+              <w:t>문법</w:t>
+            </w:r>
+          </w:p>
+        </w:tc>
+        <w:tc>
+          <w:tcPr>
+            <w:tcW w:type="dxa" w:w="8138"/>
+            <w:tcBorders>
+              <w:top w:val="single" w:color="BFBFBF" w:sz="4"/>
+              <w:left w:val="single" w:color="BFBFBF" w:sz="4"/>
+              <w:bottom w:val="single" w:color="BFBFBF" w:sz="4"/>
+              <w:right w:val="single" w:color="BFBFBF" w:sz="4"/>
+            </w:tcBorders>
+          </w:tcPr>
+          <w:p>
+            <w:pPr>
+              <w:spacing w:after="40"/>
+            </w:pPr>
+            <w:r>
+              <w:rPr>
+                <w:rFonts w:ascii="Malgun Gothic" w:hAnsi="Malgun Gothic" w:cs="Malgun Gothic" w:eastAsia="Malgun Gothic"/>
+                <w:b w:val="0"/>
+                <w:i w:val="0"/>
+                <w:sz w:val="20"/>
+              </w:rPr>
+              <w:t>Du bist ein Lebensretter는 관용적 감사 표현입니다. Ich habe ... gehabt는 haben의 현재완료입니다.</w:t>
+            </w:r>
+          </w:p>
+        </w:tc>
+      </w:tr>
+      <w:tr>
+        <w:tc>
+          <w:tcPr>
+            <w:tcW w:type="dxa" w:w="1500"/>
+            <w:tcBorders>
+              <w:top w:val="single" w:color="BFBFBF" w:sz="4"/>
+              <w:left w:val="single" w:color="BFBFBF" w:sz="4"/>
+              <w:bottom w:val="single" w:color="BFBFBF" w:sz="4"/>
+              <w:right w:val="single" w:color="BFBFBF" w:sz="4"/>
+            </w:tcBorders>
+            <w:shd w:fill="DEEAF6" w:color="auto" w:val="clear"/>
+          </w:tcPr>
+          <w:p>
+            <w:r>
+              <w:rPr>
+                <w:rFonts w:ascii="Malgun Gothic" w:hAnsi="Malgun Gothic" w:cs="Malgun Gothic" w:eastAsia="Malgun Gothic"/>
+                <w:b/>
+                <w:i w:val="0"/>
+                <w:color w:val="1F3864"/>
+                <w:sz w:val="20"/>
+              </w:rPr>
+              <w:t>표현</w:t>
+            </w:r>
+          </w:p>
+        </w:tc>
+        <w:tc>
+          <w:tcPr>
+            <w:tcW w:type="dxa" w:w="8138"/>
+            <w:tcBorders>
+              <w:top w:val="single" w:color="BFBFBF" w:sz="4"/>
+              <w:left w:val="single" w:color="BFBFBF" w:sz="4"/>
+              <w:bottom w:val="single" w:color="BFBFBF" w:sz="4"/>
+              <w:right w:val="single" w:color="BFBFBF" w:sz="4"/>
+            </w:tcBorders>
+          </w:tcPr>
+          <w:p>
+            <w:pPr>
+              <w:spacing w:after="40"/>
+            </w:pPr>
+            <w:r>
+              <w:rPr>
+                <w:rFonts w:ascii="Malgun Gothic" w:hAnsi="Malgun Gothic" w:cs="Malgun Gothic" w:eastAsia="Malgun Gothic"/>
+                <w:b w:val="0"/>
+                <w:i w:val="0"/>
+                <w:sz w:val="20"/>
+              </w:rPr>
+              <w:t>nur einen Schluck는 수량을 한정하는 nur입니다.</w:t>
+            </w:r>
+          </w:p>
+        </w:tc>
+      </w:tr>
+      <w:tr>
+        <w:tc>
+          <w:tcPr>
+            <w:tcW w:type="dxa" w:w="1500"/>
+            <w:tcBorders>
+              <w:top w:val="single" w:color="BFBFBF" w:sz="4"/>
+              <w:left w:val="single" w:color="BFBFBF" w:sz="4"/>
+              <w:bottom w:val="single" w:color="BFBFBF" w:sz="4"/>
+              <w:right w:val="single" w:color="BFBFBF" w:sz="4"/>
+            </w:tcBorders>
+            <w:shd w:fill="DEEAF6" w:color="auto" w:val="clear"/>
+          </w:tcPr>
+          <w:p>
+            <w:r>
+              <w:rPr>
+                <w:rFonts w:ascii="Malgun Gothic" w:hAnsi="Malgun Gothic" w:cs="Malgun Gothic" w:eastAsia="Malgun Gothic"/>
+                <w:b/>
+                <w:i w:val="0"/>
+                <w:color w:val="1F3864"/>
+                <w:sz w:val="20"/>
+              </w:rPr>
+              <w:t>시제</w:t>
+            </w:r>
+          </w:p>
+        </w:tc>
+        <w:tc>
+          <w:tcPr>
+            <w:tcW w:type="dxa" w:w="8138"/>
+            <w:tcBorders>
+              <w:top w:val="single" w:color="BFBFBF" w:sz="4"/>
+              <w:left w:val="single" w:color="BFBFBF" w:sz="4"/>
+              <w:bottom w:val="single" w:color="BFBFBF" w:sz="4"/>
+              <w:right w:val="single" w:color="BFBFBF" w:sz="4"/>
+            </w:tcBorders>
+          </w:tcPr>
+          <w:p>
+            <w:pPr>
+              <w:spacing w:after="40"/>
+            </w:pPr>
+            <w:r>
+              <w:rPr>
+                <w:rFonts w:ascii="Malgun Gothic" w:hAnsi="Malgun Gothic" w:cs="Malgun Gothic" w:eastAsia="Malgun Gothic"/>
+                <w:b w:val="0"/>
+                <w:i w:val="0"/>
+                <w:sz w:val="20"/>
+              </w:rPr>
+              <w:t>bist는 현재형이고 habe ... gehabt, getrunken은 현재완료입니다.</w:t>
+            </w:r>
+          </w:p>
+        </w:tc>
+      </w:tr>
+    </w:tbl>
+    <w:p>
+      <w:pPr>
+        <w:spacing w:after="0"/>
+      </w:pPr>
+    </w:p>
+    <w:p>
+      <w:pPr>
+        <w:keepNext/>
+        <w:spacing w:before="160"/>
+      </w:pPr>
+      <w:r>
+        <w:rPr>
+          <w:rFonts w:ascii="Arial" w:hAnsi="Arial" w:cs="Arial" w:eastAsia="Malgun Gothic"/>
+          <w:b/>
+          <w:i w:val="0"/>
+          <w:sz w:val="22"/>
+        </w:rPr>
+        <w:t>84. Milan: Vier Fälle an einem Samstag. Du bist verrückt. Aber irgendwie gefällt mir dieser neue Jonas besser als der alte.</w:t>
+      </w:r>
+    </w:p>
+    <w:p>
+      <w:pPr>
+        <w:keepNext/>
+        <w:ind w:left="340"/>
+      </w:pPr>
+      <w:r>
+        <w:rPr>
+          <w:rFonts w:ascii="Malgun Gothic" w:hAnsi="Malgun Gothic" w:cs="Malgun Gothic" w:eastAsia="Malgun Gothic"/>
+          <w:b w:val="0"/>
+          <w:i/>
+          <w:color w:val="404040"/>
+          <w:sz w:val="20"/>
+        </w:rPr>
+        <w:t>토요일 하루에 네 건이라니. 미쳤어. 그래도 왠지 지금의 요나스가 예전의 요나스보다 마음에 들어.</w:t>
+      </w:r>
+    </w:p>
+    <w:tbl>
+      <w:tblPr>
+        <w:tblW w:type="auto" w:w="0"/>
+        <w:tblLayout w:type="fixed"/>
+        <w:tblLook w:firstColumn="1" w:firstRow="1" w:lastColumn="0" w:lastRow="0" w:noHBand="0" w:noVBand="1" w:val="04A0"/>
+      </w:tblPr>
+      <w:tblGrid>
+        <w:gridCol w:w="4819"/>
+        <w:gridCol w:w="4819"/>
+      </w:tblGrid>
+      <w:tr>
+        <w:tc>
+          <w:tcPr>
+            <w:tcW w:type="dxa" w:w="1500"/>
+            <w:tcBorders>
+              <w:top w:val="single" w:color="BFBFBF" w:sz="4"/>
+              <w:left w:val="single" w:color="BFBFBF" w:sz="4"/>
+              <w:bottom w:val="single" w:color="BFBFBF" w:sz="4"/>
+              <w:right w:val="single" w:color="BFBFBF" w:sz="4"/>
+            </w:tcBorders>
+            <w:shd w:fill="DEEAF6" w:color="auto" w:val="clear"/>
+          </w:tcPr>
+          <w:p>
+            <w:r>
+              <w:rPr>
+                <w:rFonts w:ascii="Malgun Gothic" w:hAnsi="Malgun Gothic" w:cs="Malgun Gothic" w:eastAsia="Malgun Gothic"/>
+                <w:b/>
+                <w:i w:val="0"/>
+                <w:color w:val="1F3864"/>
+                <w:sz w:val="20"/>
+              </w:rPr>
+              <w:t>주요 단어</w:t>
+            </w:r>
+          </w:p>
+        </w:tc>
+        <w:tc>
+          <w:tcPr>
+            <w:tcW w:type="dxa" w:w="8138"/>
+            <w:tcBorders>
+              <w:top w:val="single" w:color="BFBFBF" w:sz="4"/>
+              <w:left w:val="single" w:color="BFBFBF" w:sz="4"/>
+              <w:bottom w:val="single" w:color="BFBFBF" w:sz="4"/>
+              <w:right w:val="single" w:color="BFBFBF" w:sz="4"/>
+            </w:tcBorders>
+          </w:tcPr>
+          <w:p>
+            <w:pPr>
+              <w:spacing w:after="40"/>
+            </w:pPr>
+            <w:r>
+              <w:rPr>
+                <w:rFonts w:ascii="Arial" w:hAnsi="Arial" w:cs="Arial" w:eastAsia="Malgun Gothic"/>
+                <w:b/>
+                <w:i w:val="0"/>
+                <w:sz w:val="20"/>
+              </w:rPr>
+              <w:t>verrückt</w:t>
+            </w:r>
+            <w:r>
+              <w:rPr>
+                <w:rFonts w:ascii="Malgun Gothic" w:hAnsi="Malgun Gothic" w:cs="Malgun Gothic" w:eastAsia="Malgun Gothic"/>
+                <w:b w:val="0"/>
+                <w:i w:val="0"/>
+                <w:sz w:val="20"/>
+              </w:rPr>
+              <w:t xml:space="preserve">  —  미친</w:t>
+            </w:r>
+          </w:p>
+          <w:p>
+            <w:pPr>
+              <w:spacing w:after="40"/>
+            </w:pPr>
+            <w:r>
+              <w:rPr>
+                <w:rFonts w:ascii="Arial" w:hAnsi="Arial" w:cs="Arial" w:eastAsia="Malgun Gothic"/>
+                <w:b/>
+                <w:i w:val="0"/>
+                <w:sz w:val="20"/>
+              </w:rPr>
+              <w:t>irgendwie</w:t>
+            </w:r>
+            <w:r>
+              <w:rPr>
+                <w:rFonts w:ascii="Malgun Gothic" w:hAnsi="Malgun Gothic" w:cs="Malgun Gothic" w:eastAsia="Malgun Gothic"/>
+                <w:b w:val="0"/>
+                <w:i w:val="0"/>
+                <w:sz w:val="20"/>
+              </w:rPr>
+              <w:t xml:space="preserve">  —  왠지</w:t>
+            </w:r>
+          </w:p>
+          <w:p>
+            <w:pPr>
+              <w:spacing w:after="40"/>
+            </w:pPr>
+            <w:r>
+              <w:rPr>
+                <w:rFonts w:ascii="Arial" w:hAnsi="Arial" w:cs="Arial" w:eastAsia="Malgun Gothic"/>
+                <w:b/>
+                <w:i w:val="0"/>
+                <w:sz w:val="20"/>
+              </w:rPr>
+              <w:t>gefallen</w:t>
+            </w:r>
+            <w:r>
+              <w:rPr>
+                <w:rFonts w:ascii="Malgun Gothic" w:hAnsi="Malgun Gothic" w:cs="Malgun Gothic" w:eastAsia="Malgun Gothic"/>
+                <w:b w:val="0"/>
+                <w:i w:val="0"/>
+                <w:sz w:val="20"/>
+              </w:rPr>
+              <w:t xml:space="preserve">  —  마음에 들다</w:t>
+            </w:r>
+          </w:p>
+        </w:tc>
+      </w:tr>
+      <w:tr>
+        <w:tc>
+          <w:tcPr>
+            <w:tcW w:type="dxa" w:w="1500"/>
+            <w:tcBorders>
+              <w:top w:val="single" w:color="BFBFBF" w:sz="4"/>
+              <w:left w:val="single" w:color="BFBFBF" w:sz="4"/>
+              <w:bottom w:val="single" w:color="BFBFBF" w:sz="4"/>
+              <w:right w:val="single" w:color="BFBFBF" w:sz="4"/>
+            </w:tcBorders>
+            <w:shd w:fill="DEEAF6" w:color="auto" w:val="clear"/>
+          </w:tcPr>
+          <w:p>
+            <w:r>
+              <w:rPr>
+                <w:rFonts w:ascii="Malgun Gothic" w:hAnsi="Malgun Gothic" w:cs="Malgun Gothic" w:eastAsia="Malgun Gothic"/>
+                <w:b/>
+                <w:i w:val="0"/>
+                <w:color w:val="1F3864"/>
+                <w:sz w:val="20"/>
+              </w:rPr>
+              <w:t>문법</w:t>
+            </w:r>
+          </w:p>
+        </w:tc>
+        <w:tc>
+          <w:tcPr>
+            <w:tcW w:type="dxa" w:w="8138"/>
+            <w:tcBorders>
+              <w:top w:val="single" w:color="BFBFBF" w:sz="4"/>
+              <w:left w:val="single" w:color="BFBFBF" w:sz="4"/>
+              <w:bottom w:val="single" w:color="BFBFBF" w:sz="4"/>
+              <w:right w:val="single" w:color="BFBFBF" w:sz="4"/>
+            </w:tcBorders>
+          </w:tcPr>
+          <w:p>
+            <w:pPr>
+              <w:spacing w:after="40"/>
+            </w:pPr>
+            <w:r>
+              <w:rPr>
+                <w:rFonts w:ascii="Malgun Gothic" w:hAnsi="Malgun Gothic" w:cs="Malgun Gothic" w:eastAsia="Malgun Gothic"/>
+                <w:b w:val="0"/>
+                <w:i w:val="0"/>
+                <w:sz w:val="20"/>
+              </w:rPr>
+              <w:t>gefällt mir ... besser als ...에서 mir는 3격이고 besser als는 비교급입니다. dieser neue Jonas는 지시대명사 + 형용사 어미입니다.</w:t>
+            </w:r>
+          </w:p>
+        </w:tc>
+      </w:tr>
+      <w:tr>
+        <w:tc>
+          <w:tcPr>
+            <w:tcW w:type="dxa" w:w="1500"/>
+            <w:tcBorders>
+              <w:top w:val="single" w:color="BFBFBF" w:sz="4"/>
+              <w:left w:val="single" w:color="BFBFBF" w:sz="4"/>
+              <w:bottom w:val="single" w:color="BFBFBF" w:sz="4"/>
+              <w:right w:val="single" w:color="BFBFBF" w:sz="4"/>
+            </w:tcBorders>
+            <w:shd w:fill="DEEAF6" w:color="auto" w:val="clear"/>
+          </w:tcPr>
+          <w:p>
+            <w:r>
+              <w:rPr>
+                <w:rFonts w:ascii="Malgun Gothic" w:hAnsi="Malgun Gothic" w:cs="Malgun Gothic" w:eastAsia="Malgun Gothic"/>
+                <w:b/>
+                <w:i w:val="0"/>
+                <w:color w:val="1F3864"/>
+                <w:sz w:val="20"/>
+              </w:rPr>
+              <w:t>표현</w:t>
+            </w:r>
+          </w:p>
+        </w:tc>
+        <w:tc>
+          <w:tcPr>
+            <w:tcW w:type="dxa" w:w="8138"/>
+            <w:tcBorders>
+              <w:top w:val="single" w:color="BFBFBF" w:sz="4"/>
+              <w:left w:val="single" w:color="BFBFBF" w:sz="4"/>
+              <w:bottom w:val="single" w:color="BFBFBF" w:sz="4"/>
+              <w:right w:val="single" w:color="BFBFBF" w:sz="4"/>
+            </w:tcBorders>
+          </w:tcPr>
+          <w:p>
+            <w:pPr>
+              <w:spacing w:after="40"/>
+            </w:pPr>
+            <w:r>
+              <w:rPr>
+                <w:rFonts w:ascii="Malgun Gothic" w:hAnsi="Malgun Gothic" w:cs="Malgun Gothic" w:eastAsia="Malgun Gothic"/>
+                <w:b w:val="0"/>
+                <w:i w:val="0"/>
+                <w:sz w:val="20"/>
+              </w:rPr>
+              <w:t>irgendwie는 이유를 확실히 말하지 못할 때 쓰는 부사입니다.</w:t>
+            </w:r>
+          </w:p>
+        </w:tc>
+      </w:tr>
+      <w:tr>
+        <w:tc>
+          <w:tcPr>
+            <w:tcW w:type="dxa" w:w="1500"/>
+            <w:tcBorders>
+              <w:top w:val="single" w:color="BFBFBF" w:sz="4"/>
+              <w:left w:val="single" w:color="BFBFBF" w:sz="4"/>
+              <w:bottom w:val="single" w:color="BFBFBF" w:sz="4"/>
+              <w:right w:val="single" w:color="BFBFBF" w:sz="4"/>
+            </w:tcBorders>
+            <w:shd w:fill="DEEAF6" w:color="auto" w:val="clear"/>
+          </w:tcPr>
+          <w:p>
+            <w:r>
+              <w:rPr>
+                <w:rFonts w:ascii="Malgun Gothic" w:hAnsi="Malgun Gothic" w:cs="Malgun Gothic" w:eastAsia="Malgun Gothic"/>
+                <w:b/>
+                <w:i w:val="0"/>
+                <w:color w:val="1F3864"/>
+                <w:sz w:val="20"/>
+              </w:rPr>
+              <w:t>시제</w:t>
+            </w:r>
+          </w:p>
+        </w:tc>
+        <w:tc>
+          <w:tcPr>
+            <w:tcW w:type="dxa" w:w="8138"/>
+            <w:tcBorders>
+              <w:top w:val="single" w:color="BFBFBF" w:sz="4"/>
+              <w:left w:val="single" w:color="BFBFBF" w:sz="4"/>
+              <w:bottom w:val="single" w:color="BFBFBF" w:sz="4"/>
+              <w:right w:val="single" w:color="BFBFBF" w:sz="4"/>
+            </w:tcBorders>
+          </w:tcPr>
+          <w:p>
+            <w:pPr>
+              <w:spacing w:after="40"/>
+            </w:pPr>
+            <w:r>
+              <w:rPr>
+                <w:rFonts w:ascii="Malgun Gothic" w:hAnsi="Malgun Gothic" w:cs="Malgun Gothic" w:eastAsia="Malgun Gothic"/>
+                <w:b w:val="0"/>
+                <w:i w:val="0"/>
+                <w:sz w:val="20"/>
+              </w:rPr>
+              <w:t>bist, gefällt는 현재형입니다.</w:t>
+            </w:r>
+          </w:p>
+        </w:tc>
+      </w:tr>
+    </w:tbl>
+    <w:p>
+      <w:pPr>
+        <w:spacing w:after="0"/>
+      </w:pPr>
+    </w:p>
+    <w:p>
+      <w:pPr>
+        <w:keepNext/>
+        <w:spacing w:before="160"/>
+      </w:pPr>
+      <w:r>
+        <w:rPr>
+          <w:rFonts w:ascii="Arial" w:hAnsi="Arial" w:cs="Arial" w:eastAsia="Malgun Gothic"/>
+          <w:b/>
+          <w:i w:val="0"/>
+          <w:sz w:val="22"/>
+        </w:rPr>
+        <w:t>85. Jonas: Der alte Jonas hat auch einen guten Anzug getragen. Der neue trägt einen Fahrradhelm und ist ehrlich müde.</w:t>
+      </w:r>
+    </w:p>
+    <w:p>
+      <w:pPr>
+        <w:keepNext/>
+        <w:ind w:left="340"/>
+      </w:pPr>
+      <w:r>
+        <w:rPr>
+          <w:rFonts w:ascii="Malgun Gothic" w:hAnsi="Malgun Gothic" w:cs="Malgun Gothic" w:eastAsia="Malgun Gothic"/>
+          <w:b w:val="0"/>
+          <w:i/>
+          <w:color w:val="404040"/>
+          <w:sz w:val="20"/>
+        </w:rPr>
+        <w:t>예전의 요나스는 좋은 양복을 입었지. 지금의 요나스는 자전거 헬멧을 쓰고 솔직하게 피곤해.</w:t>
+      </w:r>
+    </w:p>
+    <w:tbl>
+      <w:tblPr>
+        <w:tblW w:type="auto" w:w="0"/>
+        <w:tblLayout w:type="fixed"/>
+        <w:tblLook w:firstColumn="1" w:firstRow="1" w:lastColumn="0" w:lastRow="0" w:noHBand="0" w:noVBand="1" w:val="04A0"/>
+      </w:tblPr>
+      <w:tblGrid>
+        <w:gridCol w:w="4819"/>
+        <w:gridCol w:w="4819"/>
+      </w:tblGrid>
+      <w:tr>
+        <w:tc>
+          <w:tcPr>
+            <w:tcW w:type="dxa" w:w="1500"/>
+            <w:tcBorders>
+              <w:top w:val="single" w:color="BFBFBF" w:sz="4"/>
+              <w:left w:val="single" w:color="BFBFBF" w:sz="4"/>
+              <w:bottom w:val="single" w:color="BFBFBF" w:sz="4"/>
+              <w:right w:val="single" w:color="BFBFBF" w:sz="4"/>
+            </w:tcBorders>
+            <w:shd w:fill="DEEAF6" w:color="auto" w:val="clear"/>
+          </w:tcPr>
+          <w:p>
+            <w:r>
+              <w:rPr>
+                <w:rFonts w:ascii="Malgun Gothic" w:hAnsi="Malgun Gothic" w:cs="Malgun Gothic" w:eastAsia="Malgun Gothic"/>
+                <w:b/>
+                <w:i w:val="0"/>
+                <w:color w:val="1F3864"/>
+                <w:sz w:val="20"/>
+              </w:rPr>
+              <w:t>주요 단어</w:t>
+            </w:r>
+          </w:p>
+        </w:tc>
+        <w:tc>
+          <w:tcPr>
+            <w:tcW w:type="dxa" w:w="8138"/>
+            <w:tcBorders>
+              <w:top w:val="single" w:color="BFBFBF" w:sz="4"/>
+              <w:left w:val="single" w:color="BFBFBF" w:sz="4"/>
+              <w:bottom w:val="single" w:color="BFBFBF" w:sz="4"/>
+              <w:right w:val="single" w:color="BFBFBF" w:sz="4"/>
+            </w:tcBorders>
+          </w:tcPr>
+          <w:p>
+            <w:pPr>
+              <w:spacing w:after="40"/>
+            </w:pPr>
+            <w:r>
+              <w:rPr>
+                <w:rFonts w:ascii="Arial" w:hAnsi="Arial" w:cs="Arial" w:eastAsia="Malgun Gothic"/>
+                <w:b/>
+                <w:i w:val="0"/>
+                <w:sz w:val="20"/>
+              </w:rPr>
+              <w:t>tragen</w:t>
+            </w:r>
+            <w:r>
+              <w:rPr>
+                <w:rFonts w:ascii="Malgun Gothic" w:hAnsi="Malgun Gothic" w:cs="Malgun Gothic" w:eastAsia="Malgun Gothic"/>
+                <w:b w:val="0"/>
+                <w:i w:val="0"/>
+                <w:sz w:val="20"/>
+              </w:rPr>
+              <w:t xml:space="preserve">  —  입다, 쓰다</w:t>
+            </w:r>
+          </w:p>
+          <w:p>
+            <w:pPr>
+              <w:spacing w:after="40"/>
+            </w:pPr>
+            <w:r>
+              <w:rPr>
+                <w:rFonts w:ascii="Arial" w:hAnsi="Arial" w:cs="Arial" w:eastAsia="Malgun Gothic"/>
+                <w:b/>
+                <w:i w:val="0"/>
+                <w:sz w:val="20"/>
+              </w:rPr>
+              <w:t>der Anzug, Anzüge</w:t>
+            </w:r>
+            <w:r>
+              <w:rPr>
+                <w:rFonts w:ascii="Malgun Gothic" w:hAnsi="Malgun Gothic" w:cs="Malgun Gothic" w:eastAsia="Malgun Gothic"/>
+                <w:b w:val="0"/>
+                <w:i w:val="0"/>
+                <w:sz w:val="20"/>
+              </w:rPr>
+              <w:t xml:space="preserve">  —  양복</w:t>
+            </w:r>
+          </w:p>
+          <w:p>
+            <w:pPr>
+              <w:spacing w:after="40"/>
+            </w:pPr>
+            <w:r>
+              <w:rPr>
+                <w:rFonts w:ascii="Arial" w:hAnsi="Arial" w:cs="Arial" w:eastAsia="Malgun Gothic"/>
+                <w:b/>
+                <w:i w:val="0"/>
+                <w:sz w:val="20"/>
+              </w:rPr>
+              <w:t>ehrlich</w:t>
+            </w:r>
+            <w:r>
+              <w:rPr>
+                <w:rFonts w:ascii="Malgun Gothic" w:hAnsi="Malgun Gothic" w:cs="Malgun Gothic" w:eastAsia="Malgun Gothic"/>
+                <w:b w:val="0"/>
+                <w:i w:val="0"/>
+                <w:sz w:val="20"/>
+              </w:rPr>
+              <w:t xml:space="preserve">  —  솔직하게</w:t>
+            </w:r>
+          </w:p>
+        </w:tc>
+      </w:tr>
+      <w:tr>
+        <w:tc>
+          <w:tcPr>
+            <w:tcW w:type="dxa" w:w="1500"/>
+            <w:tcBorders>
+              <w:top w:val="single" w:color="BFBFBF" w:sz="4"/>
+              <w:left w:val="single" w:color="BFBFBF" w:sz="4"/>
+              <w:bottom w:val="single" w:color="BFBFBF" w:sz="4"/>
+              <w:right w:val="single" w:color="BFBFBF" w:sz="4"/>
+            </w:tcBorders>
+            <w:shd w:fill="DEEAF6" w:color="auto" w:val="clear"/>
+          </w:tcPr>
+          <w:p>
+            <w:r>
+              <w:rPr>
+                <w:rFonts w:ascii="Malgun Gothic" w:hAnsi="Malgun Gothic" w:cs="Malgun Gothic" w:eastAsia="Malgun Gothic"/>
+                <w:b/>
+                <w:i w:val="0"/>
+                <w:color w:val="1F3864"/>
+                <w:sz w:val="20"/>
+              </w:rPr>
+              <w:t>문법</w:t>
+            </w:r>
+          </w:p>
+        </w:tc>
+        <w:tc>
+          <w:tcPr>
+            <w:tcW w:type="dxa" w:w="8138"/>
+            <w:tcBorders>
+              <w:top w:val="single" w:color="BFBFBF" w:sz="4"/>
+              <w:left w:val="single" w:color="BFBFBF" w:sz="4"/>
+              <w:bottom w:val="single" w:color="BFBFBF" w:sz="4"/>
+              <w:right w:val="single" w:color="BFBFBF" w:sz="4"/>
+            </w:tcBorders>
+          </w:tcPr>
+          <w:p>
+            <w:pPr>
+              <w:spacing w:after="40"/>
+            </w:pPr>
+            <w:r>
+              <w:rPr>
+                <w:rFonts w:ascii="Malgun Gothic" w:hAnsi="Malgun Gothic" w:cs="Malgun Gothic" w:eastAsia="Malgun Gothic"/>
+                <w:b w:val="0"/>
+                <w:i w:val="0"/>
+                <w:sz w:val="20"/>
+              </w:rPr>
+              <w:t>hat ... getragen은 현재완료이고 Der neue는 형용사 명사화로 앞의 Jonas를 대신합니다.</w:t>
+            </w:r>
+          </w:p>
+        </w:tc>
+      </w:tr>
+      <w:tr>
+        <w:tc>
+          <w:tcPr>
+            <w:tcW w:type="dxa" w:w="1500"/>
+            <w:tcBorders>
+              <w:top w:val="single" w:color="BFBFBF" w:sz="4"/>
+              <w:left w:val="single" w:color="BFBFBF" w:sz="4"/>
+              <w:bottom w:val="single" w:color="BFBFBF" w:sz="4"/>
+              <w:right w:val="single" w:color="BFBFBF" w:sz="4"/>
+            </w:tcBorders>
+            <w:shd w:fill="DEEAF6" w:color="auto" w:val="clear"/>
+          </w:tcPr>
+          <w:p>
+            <w:r>
+              <w:rPr>
+                <w:rFonts w:ascii="Malgun Gothic" w:hAnsi="Malgun Gothic" w:cs="Malgun Gothic" w:eastAsia="Malgun Gothic"/>
+                <w:b/>
+                <w:i w:val="0"/>
+                <w:color w:val="1F3864"/>
+                <w:sz w:val="20"/>
+              </w:rPr>
+              <w:t>표현</w:t>
+            </w:r>
+          </w:p>
+        </w:tc>
+        <w:tc>
+          <w:tcPr>
+            <w:tcW w:type="dxa" w:w="8138"/>
+            <w:tcBorders>
+              <w:top w:val="single" w:color="BFBFBF" w:sz="4"/>
+              <w:left w:val="single" w:color="BFBFBF" w:sz="4"/>
+              <w:bottom w:val="single" w:color="BFBFBF" w:sz="4"/>
+              <w:right w:val="single" w:color="BFBFBF" w:sz="4"/>
+            </w:tcBorders>
+          </w:tcPr>
+          <w:p>
+            <w:pPr>
+              <w:spacing w:after="40"/>
+            </w:pPr>
+            <w:r>
+              <w:rPr>
+                <w:rFonts w:ascii="Malgun Gothic" w:hAnsi="Malgun Gothic" w:cs="Malgun Gothic" w:eastAsia="Malgun Gothic"/>
+                <w:b w:val="0"/>
+                <w:i w:val="0"/>
+                <w:sz w:val="20"/>
+              </w:rPr>
+              <w:t>ehrlich müde는 부사가 형용사를 꾸미는 표현입니다.</w:t>
+            </w:r>
+          </w:p>
+        </w:tc>
+      </w:tr>
+      <w:tr>
+        <w:tc>
+          <w:tcPr>
+            <w:tcW w:type="dxa" w:w="1500"/>
+            <w:tcBorders>
+              <w:top w:val="single" w:color="BFBFBF" w:sz="4"/>
+              <w:left w:val="single" w:color="BFBFBF" w:sz="4"/>
+              <w:bottom w:val="single" w:color="BFBFBF" w:sz="4"/>
+              <w:right w:val="single" w:color="BFBFBF" w:sz="4"/>
+            </w:tcBorders>
+            <w:shd w:fill="DEEAF6" w:color="auto" w:val="clear"/>
+          </w:tcPr>
+          <w:p>
+            <w:r>
+              <w:rPr>
+                <w:rFonts w:ascii="Malgun Gothic" w:hAnsi="Malgun Gothic" w:cs="Malgun Gothic" w:eastAsia="Malgun Gothic"/>
+                <w:b/>
+                <w:i w:val="0"/>
+                <w:color w:val="1F3864"/>
+                <w:sz w:val="20"/>
+              </w:rPr>
+              <w:t>시제</w:t>
+            </w:r>
+          </w:p>
+        </w:tc>
+        <w:tc>
+          <w:tcPr>
+            <w:tcW w:type="dxa" w:w="8138"/>
+            <w:tcBorders>
+              <w:top w:val="single" w:color="BFBFBF" w:sz="4"/>
+              <w:left w:val="single" w:color="BFBFBF" w:sz="4"/>
+              <w:bottom w:val="single" w:color="BFBFBF" w:sz="4"/>
+              <w:right w:val="single" w:color="BFBFBF" w:sz="4"/>
+            </w:tcBorders>
+          </w:tcPr>
+          <w:p>
+            <w:pPr>
+              <w:spacing w:after="40"/>
+            </w:pPr>
+            <w:r>
+              <w:rPr>
+                <w:rFonts w:ascii="Malgun Gothic" w:hAnsi="Malgun Gothic" w:cs="Malgun Gothic" w:eastAsia="Malgun Gothic"/>
+                <w:b w:val="0"/>
+                <w:i w:val="0"/>
+                <w:sz w:val="20"/>
+              </w:rPr>
+              <w:t>hat ... getragen은 현재완료이고 trägt, ist는 현재형입니다.</w:t>
+            </w:r>
+          </w:p>
+        </w:tc>
+      </w:tr>
+    </w:tbl>
+    <w:p>
+      <w:pPr>
+        <w:spacing w:after="0"/>
+      </w:pPr>
+    </w:p>
+    <w:p>
+      <w:pPr>
+        <w:keepNext/>
+        <w:spacing w:before="160"/>
+      </w:pPr>
+      <w:r>
+        <w:rPr>
+          <w:rFonts w:ascii="Arial" w:hAnsi="Arial" w:cs="Arial" w:eastAsia="Malgun Gothic"/>
+          <w:b/>
+          <w:i w:val="0"/>
+          <w:sz w:val="22"/>
+        </w:rPr>
+        <w:t>86. Jonas: Der Nachmittag vergeht schnell. Am Ende liegen drei Widersprüche und ein Antrag auf Belegeinsicht auf meinem Klapptisch.</w:t>
       </w:r>
     </w:p>
     <w:p>
@@ -20122,7 +26242,7 @@
           <w:i w:val="0"/>
           <w:sz w:val="22"/>
         </w:rPr>
-        <w:t>67. Jonas: Gegen drei Uhr fährt Jonas mit dem Rad nach Hause. Die Sonne steht tief, und die Straßen riechen nach Sommerende.</w:t>
+        <w:t>87. Jonas: Gegen drei Uhr fährt Jonas mit dem Rad nach Hause. Die Sonne steht tief, und die Straßen riechen nach Sommerende.</w:t>
       </w:r>
     </w:p>
     <w:p>
@@ -20428,7 +26548,7 @@
           <w:i w:val="0"/>
           <w:sz w:val="22"/>
         </w:rPr>
-        <w:t>68. Jonas: Mein Handy zeigt eine Nachricht von Hanna Berger: „Roth &amp; Partner haben sich gemeldet. Rufen Sie mich an."</w:t>
+        <w:t>88. Jonas: Mein Handy zeigt eine Nachricht von Hanna Berger: „Roth &amp; Partner haben sich gemeldet. Rufen Sie mich an."</w:t>
       </w:r>
     </w:p>
     <w:p>
@@ -20734,7 +26854,7 @@
           <w:i w:val="0"/>
           <w:sz w:val="22"/>
         </w:rPr>
-        <w:t>69. Jonas: Ich halte am Straßenrand und rufe sofort zurück. Mein Herz schlägt schneller als nach drei Stunden Radfahren.</w:t>
+        <w:t>89. Jonas: Ich halte am Straßenrand und rufe sofort zurück. Mein Herz schlägt schneller als nach drei Stunden Radfahren.</w:t>
       </w:r>
     </w:p>
     <w:p>
@@ -21040,7 +27160,7 @@
           <w:i w:val="0"/>
           <w:sz w:val="22"/>
         </w:rPr>
-        <w:t>70. Hanna: Herr Keller, gut, dass Sie so schnell zurückrufen. Dr. Roth hat antworten lassen, und zwar sehr höflich.</w:t>
+        <w:t>90. Hanna: Herr Keller, gut, dass Sie so schnell zurückrufen. Dr. Roth hat antworten lassen, und zwar sehr höflich.</w:t>
       </w:r>
     </w:p>
     <w:p>
@@ -21346,7 +27466,7 @@
           <w:i w:val="0"/>
           <w:sz w:val="22"/>
         </w:rPr>
-        <w:t>71. Jonas: Höflich? Das ist verdächtig. Was steht drin?</w:t>
+        <w:t>91. Jonas: Höflich? Das ist verdächtig. Was steht drin?</w:t>
       </w:r>
     </w:p>
     <w:p>
@@ -21629,7 +27749,7 @@
           <w:i w:val="0"/>
           <w:sz w:val="22"/>
         </w:rPr>
-        <w:t>72. Hanna: Man bittet um ein klärendes Gespräch. Persönlich, ohne Anwälte, im Büro von Dr. Roth. Nächsten Dienstag.</w:t>
+        <w:t>92. Hanna: Man bittet um ein klärendes Gespräch. Persönlich, ohne Anwälte, im Büro von Dr. Roth. Nächsten Dienstag.</w:t>
       </w:r>
     </w:p>
     <w:p>
@@ -21935,7 +28055,7 @@
           <w:i w:val="0"/>
           <w:sz w:val="22"/>
         </w:rPr>
-        <w:t>73. Jonas: Ohne Anwälte? In seinem Büro? Das klingt nach einer Falle.</w:t>
+        <w:t>93. Jonas: Ohne Anwälte? In seinem Büro? Das klingt nach einer Falle.</w:t>
       </w:r>
     </w:p>
     <w:p>
@@ -22218,7 +28338,7 @@
           <w:i w:val="0"/>
           <w:sz w:val="22"/>
         </w:rPr>
-        <w:t>74. Hanna: Oder es ist ein ehrlicher Versuch, die Dinge ohne Gericht zu lösen. Bei Dr. Roth weiß man das nie so genau.</w:t>
+        <w:t>94. Hanna: Oder es ist ein ehrlicher Versuch, die Dinge ohne Gericht zu lösen. Bei Dr. Roth weiß man das nie so genau.</w:t>
       </w:r>
     </w:p>
     <w:p>
@@ -22524,7 +28644,7 @@
           <w:i w:val="0"/>
           <w:sz w:val="22"/>
         </w:rPr>
-        <w:t>75. Jonas: Ich möchte hingehen. Ich möchte ihm in die Augen sehen, wenn er mir sagt, was er will.</w:t>
+        <w:t>95. Jonas: Ich möchte hingehen. Ich möchte ihm in die Augen sehen, wenn er mir sagt, was er will.</w:t>
       </w:r>
     </w:p>
     <w:p>
@@ -22830,7 +28950,7 @@
           <w:i w:val="0"/>
           <w:sz w:val="22"/>
         </w:rPr>
-        <w:t>76. Hanna: Dann gehen wir zusammen hin, nicht ohne Vorbereitung. Wir treffen uns Montagabend und spielen es durch.</w:t>
+        <w:t>96. Hanna: Dann gehen wir zusammen hin, nicht ohne Vorbereitung. Wir treffen uns Montagabend und spielen es durch.</w:t>
       </w:r>
     </w:p>
     <w:p>
@@ -23136,7 +29256,7 @@
           <w:i w:val="0"/>
           <w:sz w:val="22"/>
         </w:rPr>
-        <w:t>77. Jonas: Einverstanden. Aber ich möchte, dass Elif und Milan mitkommen, zumindest bis vor die Tür.</w:t>
+        <w:t>97. Jonas: Einverstanden. Aber ich möchte, dass Elif und Milan mitkommen, zumindest bis vor die Tür.</w:t>
       </w:r>
     </w:p>
     <w:p>
@@ -23442,7 +29562,7 @@
           <w:i w:val="0"/>
           <w:sz w:val="22"/>
         </w:rPr>
-        <w:t>78. Hanna: Das ist die klügste Entscheidung, die Sie bisher getroffen haben. Schönes Wochenende, Herr Keller.</w:t>
+        <w:t>98. Hanna: Das ist die klügste Entscheidung, die Sie bisher getroffen haben. Schönes Wochenende, Herr Keller.</w:t>
       </w:r>
     </w:p>
     <w:p>
@@ -23748,7 +29868,7 @@
           <w:i w:val="0"/>
           <w:sz w:val="22"/>
         </w:rPr>
-        <w:t>79. Jonas: Ich lege auf und bleibe noch einen Moment am Straßenrand stehen. Zum ersten Mal seit Monaten habe ich das Gefühl, nicht allein zu kämpfen.</w:t>
+        <w:t>99. Jonas: Ich lege auf und bleibe noch einen Moment am Straßenrand stehen. Zum ersten Mal seit Monaten habe ich das Gefühl, nicht allein zu kämpfen.</w:t>
       </w:r>
     </w:p>
     <w:p>
